--- a/ОтчетООП1.docx
+++ b/ОтчетООП1.docx
@@ -56,7 +56,7 @@
           <w:rFonts w:eastAsia="Times New Roman" w:cs="Times New Roman"/>
           <w:sz w:val="24"/>
           <w:szCs w:val="24"/>
-          <w:lang w:val="ru-RU" w:eastAsia="ru-RU"/>
+          <w:lang w:eastAsia="ru-RU"/>
         </w:rPr>
       </w:pPr>
       <w:r>
@@ -64,9 +64,9 @@
           <w:rFonts w:eastAsia="Times New Roman" w:cs="Times New Roman"/>
           <w:color w:val="000000"/>
           <w:szCs w:val="28"/>
-          <w:lang w:val="ru-RU" w:eastAsia="ru-RU"/>
-        </w:rPr>
-        <w:t>—</w:t>
+          <w:lang w:eastAsia="ru-RU"/>
+        </w:rPr>
+        <w:t>---</w:t>
       </w:r>
     </w:p>
     <w:p>
@@ -316,7 +316,6 @@
         </w:rPr>
         <w:t xml:space="preserve">«Класс </w:t>
       </w:r>
-      <w:proofErr w:type="spellStart"/>
       <w:r>
         <w:rPr>
           <w:color w:val="000000"/>
@@ -324,7 +323,6 @@
         </w:rPr>
         <w:t>MyString</w:t>
       </w:r>
-      <w:proofErr w:type="spellEnd"/>
       <w:r>
         <w:rPr>
           <w:color w:val="000000"/>
@@ -823,14 +821,12 @@
           <w:rFonts w:eastAsia="Times New Roman" w:cs="Times New Roman"/>
         </w:rPr>
       </w:pPr>
-      <w:proofErr w:type="spellStart"/>
       <w:r>
         <w:rPr>
           <w:rFonts w:eastAsia="Times New Roman" w:cs="Times New Roman"/>
         </w:rPr>
         <w:t>Санкт-Петербург</w:t>
       </w:r>
-      <w:proofErr w:type="spellEnd"/>
     </w:p>
     <w:p>
       <w:pPr>
@@ -1696,35 +1692,11 @@
         <w:rPr>
           <w:color w:val="000000"/>
         </w:rPr>
-        <w:t xml:space="preserve">реализовать класс для представления символьной строки на C++, </w:t>
-      </w:r>
-    </w:p>
-    <w:p>
-      <w:pPr>
-        <w:rPr>
-          <w:lang w:val="ru-RU"/>
-        </w:rPr>
-      </w:pPr>
+        <w:t>реализовать класс для представления символьной строки на C++</w:t>
+      </w:r>
       <w:r>
         <w:rPr>
           <w:color w:val="000000"/>
-          <w:szCs w:val="28"/>
-          <w:lang w:val="ru-RU"/>
-        </w:rPr>
-        <w:t xml:space="preserve">не используя контейнеры и алгоритмы библиотеки </w:t>
-      </w:r>
-      <w:r>
-        <w:rPr>
-          <w:color w:val="000000"/>
-          <w:szCs w:val="28"/>
-        </w:rPr>
-        <w:t>STL</w:t>
-      </w:r>
-      <w:r>
-        <w:rPr>
-          <w:color w:val="000000"/>
-          <w:szCs w:val="28"/>
-          <w:lang w:val="ru-RU"/>
         </w:rPr>
         <w:t xml:space="preserve">; </w:t>
       </w:r>
@@ -1781,7 +1753,6 @@
       <w:r>
         <w:t xml:space="preserve"> класса </w:t>
       </w:r>
-      <w:proofErr w:type="spellStart"/>
       <w:r>
         <w:rPr>
           <w:lang w:val="en-US"/>
@@ -1789,7 +1760,6 @@
         <w:t>MyString</w:t>
       </w:r>
       <w:bookmarkEnd w:id="4"/>
-      <w:proofErr w:type="spellEnd"/>
     </w:p>
     <w:bookmarkEnd w:id="5"/>
     <w:p>
@@ -1804,43 +1774,22 @@
           <w:shd w:val="clear" w:color="auto" w:fill="FFFFFF"/>
           <w:lang w:val="ru-RU"/>
         </w:rPr>
-        <w:t xml:space="preserve">Класс </w:t>
-      </w:r>
-      <w:proofErr w:type="spellStart"/>
-      <w:r>
-        <w:rPr>
-          <w:shd w:val="clear" w:color="auto" w:fill="FFFFFF"/>
-        </w:rPr>
-        <w:t>MyString</w:t>
-      </w:r>
-      <w:proofErr w:type="spellEnd"/>
-      <w:r>
-        <w:rPr>
-          <w:shd w:val="clear" w:color="auto" w:fill="FFFFFF"/>
-          <w:lang w:val="ru-RU"/>
-        </w:rPr>
-        <w:t xml:space="preserve"> реализует динамическую строку с автоматическим управлением памятью</w:t>
-      </w:r>
-      <w:r>
-        <w:rPr>
-          <w:shd w:val="clear" w:color="auto" w:fill="FFFFFF"/>
-          <w:lang w:val="ru-RU"/>
-        </w:rPr>
-        <w:t xml:space="preserve">. </w:t>
-      </w:r>
-      <w:r>
-        <w:rPr>
-          <w:shd w:val="clear" w:color="auto" w:fill="FFFFFF"/>
-          <w:lang w:val="ru-RU"/>
-        </w:rPr>
-        <w:t>Структура данных включает:</w:t>
-      </w:r>
-      <w:r>
-        <w:rPr>
-          <w:shd w:val="clear" w:color="auto" w:fill="FFFFFF"/>
-          <w:lang w:val="ru-RU"/>
-        </w:rPr>
-        <w:t xml:space="preserve"> </w:t>
+        <w:t>В ходе лабораторной работы был разработан класс MyString, предназначенный для хранения и обработки динамических строк. Класс самостоятельно управляет памятью и не использует контейнеры или алгоритмы STL для хранения и изменения строковых данных.</w:t>
+      </w:r>
+    </w:p>
+    <w:p>
+      <w:pPr>
+        <w:rPr>
+          <w:shd w:val="clear" w:color="auto" w:fill="FFFFFF"/>
+          <w:lang w:val="ru-RU"/>
+        </w:rPr>
+      </w:pPr>
+      <w:r>
+        <w:rPr>
+          <w:shd w:val="clear" w:color="auto" w:fill="FFFFFF"/>
+          <w:lang w:val="ru-RU"/>
+        </w:rPr>
+        <w:t>Состояние объекта определяется тремя закрытыми полями:</w:t>
       </w:r>
     </w:p>
     <w:p>
@@ -1848,41 +1797,29 @@
         <w:pStyle w:val="aff"/>
         <w:numPr>
           <w:ilvl w:val="0"/>
-          <w:numId w:val="17"/>
+          <w:numId w:val="37"/>
         </w:numPr>
         <w:rPr>
-          <w:rFonts w:eastAsia="Times New Roman"/>
-          <w:lang w:eastAsia="ru-RU"/>
-        </w:rPr>
-      </w:pPr>
-      <w:proofErr w:type="spellStart"/>
-      <w:r>
-        <w:rPr>
-          <w:lang w:eastAsia="ru-RU"/>
-        </w:rPr>
-        <w:t>char</w:t>
-      </w:r>
-      <w:proofErr w:type="spellEnd"/>
-      <w:r>
-        <w:rPr>
-          <w:lang w:eastAsia="ru-RU"/>
-        </w:rPr>
-        <w:t xml:space="preserve">* </w:t>
-      </w:r>
-      <w:proofErr w:type="spellStart"/>
-      <w:r>
-        <w:rPr>
-          <w:lang w:eastAsia="ru-RU"/>
-        </w:rPr>
-        <w:t>data</w:t>
-      </w:r>
-      <w:proofErr w:type="spellEnd"/>
-      <w:r>
-        <w:rPr>
-          <w:rFonts w:eastAsia="Times New Roman"/>
-          <w:lang w:eastAsia="ru-RU"/>
-        </w:rPr>
-        <w:t> - указатель на динамический массив символов в куче</w:t>
+          <w:shd w:val="clear" w:color="auto" w:fill="FFFFFF"/>
+        </w:rPr>
+      </w:pPr>
+      <w:r>
+        <w:rPr>
+          <w:shd w:val="clear" w:color="auto" w:fill="FFFFFF"/>
+        </w:rPr>
+        <w:t xml:space="preserve">char* data_ </w:t>
+      </w:r>
+      <w:r>
+        <w:rPr>
+          <w:shd w:val="clear" w:color="auto" w:fill="FFFFFF"/>
+        </w:rPr>
+        <w:t xml:space="preserve">- </w:t>
+      </w:r>
+      <w:r>
+        <w:rPr>
+          <w:shd w:val="clear" w:color="auto" w:fill="FFFFFF"/>
+        </w:rPr>
+        <w:t>указатель на динамический массив символов;</w:t>
       </w:r>
     </w:p>
     <w:p>
@@ -1890,41 +1827,29 @@
         <w:pStyle w:val="aff"/>
         <w:numPr>
           <w:ilvl w:val="0"/>
-          <w:numId w:val="17"/>
+          <w:numId w:val="37"/>
         </w:numPr>
         <w:rPr>
-          <w:rFonts w:eastAsia="Times New Roman"/>
-          <w:lang w:eastAsia="ru-RU"/>
-        </w:rPr>
-      </w:pPr>
-      <w:proofErr w:type="spellStart"/>
-      <w:r>
-        <w:rPr>
-          <w:lang w:eastAsia="ru-RU"/>
-        </w:rPr>
-        <w:t>size_t</w:t>
-      </w:r>
-      <w:proofErr w:type="spellEnd"/>
-      <w:r>
-        <w:rPr>
-          <w:lang w:eastAsia="ru-RU"/>
-        </w:rPr>
-        <w:t xml:space="preserve"> </w:t>
-      </w:r>
-      <w:proofErr w:type="spellStart"/>
-      <w:r>
-        <w:rPr>
-          <w:lang w:eastAsia="ru-RU"/>
-        </w:rPr>
-        <w:t>sz</w:t>
-      </w:r>
-      <w:proofErr w:type="spellEnd"/>
-      <w:r>
-        <w:rPr>
-          <w:rFonts w:eastAsia="Times New Roman"/>
-          <w:lang w:eastAsia="ru-RU"/>
-        </w:rPr>
-        <w:t> - текущая длина строки (количество значимых символов, без учета нулевого терминатора)</w:t>
+          <w:shd w:val="clear" w:color="auto" w:fill="FFFFFF"/>
+        </w:rPr>
+      </w:pPr>
+      <w:r>
+        <w:rPr>
+          <w:shd w:val="clear" w:color="auto" w:fill="FFFFFF"/>
+        </w:rPr>
+        <w:t>std::size_t size_</w:t>
+      </w:r>
+      <w:r>
+        <w:rPr>
+          <w:shd w:val="clear" w:color="auto" w:fill="FFFFFF"/>
+        </w:rPr>
+        <w:t xml:space="preserve"> -</w:t>
+      </w:r>
+      <w:r>
+        <w:rPr>
+          <w:shd w:val="clear" w:color="auto" w:fill="FFFFFF"/>
+        </w:rPr>
+        <w:t xml:space="preserve"> количество значимых символов без учёта нулевого терминатора;</w:t>
       </w:r>
     </w:p>
     <w:p>
@@ -1932,125 +1857,508 @@
         <w:pStyle w:val="aff"/>
         <w:numPr>
           <w:ilvl w:val="0"/>
-          <w:numId w:val="17"/>
+          <w:numId w:val="37"/>
         </w:numPr>
         <w:rPr>
-          <w:rFonts w:eastAsia="Times New Roman"/>
-          <w:lang w:eastAsia="ru-RU"/>
-        </w:rPr>
-      </w:pPr>
-      <w:proofErr w:type="spellStart"/>
-      <w:r>
-        <w:rPr>
-          <w:lang w:eastAsia="ru-RU"/>
-        </w:rPr>
-        <w:t>size_t</w:t>
-      </w:r>
-      <w:proofErr w:type="spellEnd"/>
-      <w:r>
-        <w:rPr>
-          <w:lang w:eastAsia="ru-RU"/>
-        </w:rPr>
-        <w:t xml:space="preserve"> </w:t>
-      </w:r>
-      <w:proofErr w:type="spellStart"/>
-      <w:r>
-        <w:rPr>
-          <w:lang w:eastAsia="ru-RU"/>
-        </w:rPr>
-        <w:t>cap</w:t>
-      </w:r>
-      <w:proofErr w:type="spellEnd"/>
-      <w:r>
-        <w:rPr>
-          <w:rFonts w:eastAsia="Times New Roman"/>
-          <w:lang w:eastAsia="ru-RU"/>
-        </w:rPr>
-        <w:t> - общая емкость выделенного буфера (включая место для нулевого терминатора)</w:t>
-      </w:r>
-    </w:p>
-    <w:p>
-      <w:pPr>
-        <w:rPr>
-          <w:rFonts w:eastAsia="Times New Roman"/>
-          <w:lang w:val="ru-RU" w:eastAsia="ru-RU"/>
-        </w:rPr>
-      </w:pPr>
-      <w:r>
-        <w:rPr>
-          <w:rFonts w:eastAsia="Times New Roman"/>
-          <w:lang w:val="ru-RU" w:eastAsia="ru-RU"/>
-        </w:rPr>
-        <w:t>При создании пустой строки</w:t>
-      </w:r>
-      <w:r>
-        <w:rPr>
-          <w:rFonts w:eastAsia="Times New Roman"/>
-          <w:lang w:val="ru-RU" w:eastAsia="ru-RU"/>
-        </w:rPr>
-        <w:t xml:space="preserve"> все переменные равны 0,</w:t>
-      </w:r>
-      <w:r>
-        <w:rPr>
-          <w:rFonts w:eastAsia="Times New Roman"/>
-          <w:lang w:val="ru-RU" w:eastAsia="ru-RU"/>
-        </w:rPr>
-        <w:t xml:space="preserve"> </w:t>
-      </w:r>
-      <w:r>
-        <w:rPr>
-          <w:rFonts w:eastAsia="Times New Roman"/>
-          <w:lang w:val="ru-RU" w:eastAsia="ru-RU"/>
-        </w:rPr>
-        <w:t>п</w:t>
-      </w:r>
-      <w:r>
-        <w:rPr>
-          <w:rFonts w:eastAsia="Times New Roman"/>
-          <w:lang w:val="ru-RU" w:eastAsia="ru-RU"/>
-        </w:rPr>
-        <w:t>ри добавлении данных происходит резервирование памяти</w:t>
-      </w:r>
-      <w:r>
-        <w:rPr>
-          <w:rFonts w:eastAsia="Times New Roman"/>
-          <w:lang w:val="ru-RU" w:eastAsia="ru-RU"/>
-        </w:rPr>
-        <w:t>.</w:t>
-      </w:r>
-    </w:p>
-    <w:p>
-      <w:pPr>
-        <w:rPr>
-          <w:rFonts w:eastAsia="Times New Roman"/>
-          <w:lang w:val="ru-RU" w:eastAsia="ru-RU"/>
-        </w:rPr>
-      </w:pPr>
-      <w:r>
-        <w:rPr>
-          <w:rFonts w:eastAsia="Times New Roman"/>
-          <w:lang w:val="ru-RU" w:eastAsia="ru-RU"/>
-        </w:rPr>
-        <w:t>В класс входят:</w:t>
-      </w:r>
-    </w:p>
-    <w:p>
-      <w:pPr>
-        <w:rPr>
-          <w:rFonts w:eastAsia="Times New Roman"/>
+          <w:shd w:val="clear" w:color="auto" w:fill="FFFFFF"/>
+        </w:rPr>
+      </w:pPr>
+      <w:r>
+        <w:rPr>
+          <w:shd w:val="clear" w:color="auto" w:fill="FFFFFF"/>
+        </w:rPr>
+        <w:t xml:space="preserve">std::size_t capacity_ </w:t>
+      </w:r>
+      <w:r>
+        <w:rPr>
+          <w:shd w:val="clear" w:color="auto" w:fill="FFFFFF"/>
+        </w:rPr>
+        <w:t>-</w:t>
+      </w:r>
+      <w:r>
+        <w:rPr>
+          <w:shd w:val="clear" w:color="auto" w:fill="FFFFFF"/>
+        </w:rPr>
+        <w:t xml:space="preserve"> размер выделенного буфера с учётом места для завершающего символа '\0'.</w:t>
+      </w:r>
+    </w:p>
+    <w:p>
+      <w:pPr>
+        <w:rPr>
+          <w:shd w:val="clear" w:color="auto" w:fill="FFFFFF"/>
+          <w:lang w:val="ru-RU"/>
+        </w:rPr>
+      </w:pPr>
+      <w:r>
+        <w:rPr>
+          <w:shd w:val="clear" w:color="auto" w:fill="FFFFFF"/>
+          <w:lang w:val="ru-RU"/>
+        </w:rPr>
+        <w:t>После создания пустой строки поле data_ равно nullptr, а size_ и capacity_ равны нулю. Метод c_str() при этом возвращает корректную пустую C-строку. При добавлении символов память выделяется динамически с помощью оператора new[], а в конце строки обязательно записывается нулевой терминатор.</w:t>
+      </w:r>
+    </w:p>
+    <w:p>
+      <w:pPr>
+        <w:rPr>
           <w:b/>
           <w:bCs/>
-          <w:lang w:val="ru-RU" w:eastAsia="ru-RU"/>
-        </w:rPr>
-      </w:pPr>
-      <w:r>
-        <w:rPr>
-          <w:rFonts w:eastAsia="Times New Roman"/>
+          <w:shd w:val="clear" w:color="auto" w:fill="FFFFFF"/>
+          <w:lang w:val="ru-RU"/>
+        </w:rPr>
+      </w:pPr>
+      <w:r>
+        <w:rPr>
           <w:b/>
           <w:bCs/>
-          <w:lang w:val="ru-RU" w:eastAsia="ru-RU"/>
-        </w:rPr>
-        <w:t>Базовые конструкторы:</w:t>
+          <w:shd w:val="clear" w:color="auto" w:fill="FFFFFF"/>
+          <w:lang w:val="ru-RU"/>
+        </w:rPr>
+        <w:t>Конструкторы и деструктор</w:t>
+      </w:r>
+      <w:r>
+        <w:rPr>
+          <w:b/>
+          <w:bCs/>
+          <w:shd w:val="clear" w:color="auto" w:fill="FFFFFF"/>
+          <w:lang w:val="ru-RU"/>
+        </w:rPr>
+        <w:t>:</w:t>
+      </w:r>
+    </w:p>
+    <w:p>
+      <w:pPr>
+        <w:rPr>
+          <w:shd w:val="clear" w:color="auto" w:fill="FFFFFF"/>
+          <w:lang w:val="ru-RU"/>
+        </w:rPr>
+      </w:pPr>
+      <w:r>
+        <w:rPr>
+          <w:shd w:val="clear" w:color="auto" w:fill="FFFFFF"/>
+          <w:lang w:val="ru-RU"/>
+        </w:rPr>
+        <w:t>В классе реализованы следующие базовые конструкторы:</w:t>
+      </w:r>
+    </w:p>
+    <w:p>
+      <w:pPr>
+        <w:rPr>
+          <w:shd w:val="clear" w:color="auto" w:fill="FFFFFF"/>
+        </w:rPr>
+      </w:pPr>
+      <w:r>
+        <w:rPr>
+          <w:shd w:val="clear" w:color="auto" w:fill="FFFFFF"/>
+        </w:rPr>
+        <w:t>MyString();</w:t>
+      </w:r>
+    </w:p>
+    <w:p>
+      <w:pPr>
+        <w:rPr>
+          <w:shd w:val="clear" w:color="auto" w:fill="FFFFFF"/>
+        </w:rPr>
+      </w:pPr>
+      <w:r>
+        <w:rPr>
+          <w:shd w:val="clear" w:color="auto" w:fill="FFFFFF"/>
+        </w:rPr>
+        <w:t>MyString(const char* source);</w:t>
+      </w:r>
+    </w:p>
+    <w:p>
+      <w:pPr>
+        <w:rPr>
+          <w:shd w:val="clear" w:color="auto" w:fill="FFFFFF"/>
+        </w:rPr>
+      </w:pPr>
+      <w:r>
+        <w:rPr>
+          <w:shd w:val="clear" w:color="auto" w:fill="FFFFFF"/>
+        </w:rPr>
+        <w:t>MyString(const std::string&amp; source);</w:t>
+      </w:r>
+    </w:p>
+    <w:p>
+      <w:pPr>
+        <w:rPr>
+          <w:shd w:val="clear" w:color="auto" w:fill="FFFFFF"/>
+        </w:rPr>
+      </w:pPr>
+      <w:r>
+        <w:rPr>
+          <w:shd w:val="clear" w:color="auto" w:fill="FFFFFF"/>
+        </w:rPr>
+        <w:t>MyString(const MyString&amp; source);</w:t>
+      </w:r>
+    </w:p>
+    <w:p>
+      <w:pPr>
+        <w:rPr>
+          <w:shd w:val="clear" w:color="auto" w:fill="FFFFFF"/>
+        </w:rPr>
+      </w:pPr>
+      <w:r>
+        <w:rPr>
+          <w:shd w:val="clear" w:color="auto" w:fill="FFFFFF"/>
+          <w:lang w:val="ru-RU"/>
+        </w:rPr>
+        <w:t>Они</w:t>
+      </w:r>
+      <w:r>
+        <w:rPr>
+          <w:shd w:val="clear" w:color="auto" w:fill="FFFFFF"/>
+        </w:rPr>
+        <w:t xml:space="preserve"> </w:t>
+      </w:r>
+      <w:r>
+        <w:rPr>
+          <w:shd w:val="clear" w:color="auto" w:fill="FFFFFF"/>
+          <w:lang w:val="ru-RU"/>
+        </w:rPr>
+        <w:t>позволяют</w:t>
+      </w:r>
+      <w:r>
+        <w:rPr>
+          <w:shd w:val="clear" w:color="auto" w:fill="FFFFFF"/>
+        </w:rPr>
+        <w:t xml:space="preserve"> </w:t>
+      </w:r>
+      <w:r>
+        <w:rPr>
+          <w:shd w:val="clear" w:color="auto" w:fill="FFFFFF"/>
+          <w:lang w:val="ru-RU"/>
+        </w:rPr>
+        <w:t>создать</w:t>
+      </w:r>
+      <w:r>
+        <w:rPr>
+          <w:shd w:val="clear" w:color="auto" w:fill="FFFFFF"/>
+        </w:rPr>
+        <w:t xml:space="preserve"> </w:t>
+      </w:r>
+      <w:r>
+        <w:rPr>
+          <w:shd w:val="clear" w:color="auto" w:fill="FFFFFF"/>
+          <w:lang w:val="ru-RU"/>
+        </w:rPr>
+        <w:t>пустую</w:t>
+      </w:r>
+      <w:r>
+        <w:rPr>
+          <w:shd w:val="clear" w:color="auto" w:fill="FFFFFF"/>
+        </w:rPr>
+        <w:t xml:space="preserve"> </w:t>
+      </w:r>
+      <w:r>
+        <w:rPr>
+          <w:shd w:val="clear" w:color="auto" w:fill="FFFFFF"/>
+          <w:lang w:val="ru-RU"/>
+        </w:rPr>
+        <w:t>строку</w:t>
+      </w:r>
+      <w:r>
+        <w:rPr>
+          <w:shd w:val="clear" w:color="auto" w:fill="FFFFFF"/>
+        </w:rPr>
+        <w:t xml:space="preserve">, </w:t>
+      </w:r>
+      <w:r>
+        <w:rPr>
+          <w:shd w:val="clear" w:color="auto" w:fill="FFFFFF"/>
+          <w:lang w:val="ru-RU"/>
+        </w:rPr>
+        <w:t>строку</w:t>
+      </w:r>
+      <w:r>
+        <w:rPr>
+          <w:shd w:val="clear" w:color="auto" w:fill="FFFFFF"/>
+        </w:rPr>
+        <w:t xml:space="preserve"> </w:t>
+      </w:r>
+      <w:r>
+        <w:rPr>
+          <w:shd w:val="clear" w:color="auto" w:fill="FFFFFF"/>
+          <w:lang w:val="ru-RU"/>
+        </w:rPr>
+        <w:t>из</w:t>
+      </w:r>
+      <w:r>
+        <w:rPr>
+          <w:shd w:val="clear" w:color="auto" w:fill="FFFFFF"/>
+        </w:rPr>
+        <w:t xml:space="preserve"> const char*, </w:t>
+      </w:r>
+      <w:r>
+        <w:rPr>
+          <w:shd w:val="clear" w:color="auto" w:fill="FFFFFF"/>
+          <w:lang w:val="ru-RU"/>
+        </w:rPr>
+        <w:t>объект</w:t>
+      </w:r>
+      <w:r>
+        <w:rPr>
+          <w:shd w:val="clear" w:color="auto" w:fill="FFFFFF"/>
+        </w:rPr>
+        <w:t xml:space="preserve"> std::string </w:t>
+      </w:r>
+      <w:r>
+        <w:rPr>
+          <w:shd w:val="clear" w:color="auto" w:fill="FFFFFF"/>
+          <w:lang w:val="ru-RU"/>
+        </w:rPr>
+        <w:t>или</w:t>
+      </w:r>
+      <w:r>
+        <w:rPr>
+          <w:shd w:val="clear" w:color="auto" w:fill="FFFFFF"/>
+        </w:rPr>
+        <w:t xml:space="preserve"> </w:t>
+      </w:r>
+      <w:r>
+        <w:rPr>
+          <w:shd w:val="clear" w:color="auto" w:fill="FFFFFF"/>
+          <w:lang w:val="ru-RU"/>
+        </w:rPr>
+        <w:t>копию</w:t>
+      </w:r>
+      <w:r>
+        <w:rPr>
+          <w:shd w:val="clear" w:color="auto" w:fill="FFFFFF"/>
+        </w:rPr>
+        <w:t xml:space="preserve"> </w:t>
+      </w:r>
+      <w:r>
+        <w:rPr>
+          <w:shd w:val="clear" w:color="auto" w:fill="FFFFFF"/>
+          <w:lang w:val="ru-RU"/>
+        </w:rPr>
+        <w:t>другого</w:t>
+      </w:r>
+      <w:r>
+        <w:rPr>
+          <w:shd w:val="clear" w:color="auto" w:fill="FFFFFF"/>
+        </w:rPr>
+        <w:t xml:space="preserve"> </w:t>
+      </w:r>
+      <w:r>
+        <w:rPr>
+          <w:shd w:val="clear" w:color="auto" w:fill="FFFFFF"/>
+          <w:lang w:val="ru-RU"/>
+        </w:rPr>
+        <w:t>объекта</w:t>
+      </w:r>
+      <w:r>
+        <w:rPr>
+          <w:shd w:val="clear" w:color="auto" w:fill="FFFFFF"/>
+        </w:rPr>
+        <w:t xml:space="preserve"> MyString.</w:t>
+      </w:r>
+    </w:p>
+    <w:p>
+      <w:pPr>
+        <w:rPr>
+          <w:shd w:val="clear" w:color="auto" w:fill="FFFFFF"/>
+          <w:lang w:val="ru-RU"/>
+        </w:rPr>
+      </w:pPr>
+      <w:r>
+        <w:rPr>
+          <w:shd w:val="clear" w:color="auto" w:fill="FFFFFF"/>
+          <w:lang w:val="ru-RU"/>
+        </w:rPr>
+        <w:t>Также реализованы специализированные конструкторы:</w:t>
+      </w:r>
+    </w:p>
+    <w:p>
+      <w:pPr>
+        <w:rPr>
+          <w:shd w:val="clear" w:color="auto" w:fill="FFFFFF"/>
+          <w:lang w:val="ru-RU"/>
+        </w:rPr>
+      </w:pPr>
+      <w:r>
+        <w:rPr>
+          <w:shd w:val="clear" w:color="auto" w:fill="FFFFFF"/>
+          <w:lang w:val="ru-RU"/>
+        </w:rPr>
+        <w:t>MyString(const char* source, int count);</w:t>
+      </w:r>
+    </w:p>
+    <w:p>
+      <w:pPr>
+        <w:rPr>
+          <w:shd w:val="clear" w:color="auto" w:fill="FFFFFF"/>
+        </w:rPr>
+      </w:pPr>
+      <w:r>
+        <w:rPr>
+          <w:shd w:val="clear" w:color="auto" w:fill="FFFFFF"/>
+        </w:rPr>
+        <w:t>MyString(const std::string&amp; source, int count);</w:t>
+      </w:r>
+    </w:p>
+    <w:p>
+      <w:pPr>
+        <w:rPr>
+          <w:shd w:val="clear" w:color="auto" w:fill="FFFFFF"/>
+        </w:rPr>
+      </w:pPr>
+      <w:r>
+        <w:rPr>
+          <w:shd w:val="clear" w:color="auto" w:fill="FFFFFF"/>
+        </w:rPr>
+        <w:t>MyString(const MyString&amp; source, int count);</w:t>
+      </w:r>
+    </w:p>
+    <w:p>
+      <w:pPr>
+        <w:rPr>
+          <w:shd w:val="clear" w:color="auto" w:fill="FFFFFF"/>
+        </w:rPr>
+      </w:pPr>
+      <w:r>
+        <w:rPr>
+          <w:shd w:val="clear" w:color="auto" w:fill="FFFFFF"/>
+        </w:rPr>
+        <w:t>MyString(int count, char ch);</w:t>
+      </w:r>
+    </w:p>
+    <w:p>
+      <w:pPr>
+        <w:rPr>
+          <w:shd w:val="clear" w:color="auto" w:fill="FFFFFF"/>
+          <w:lang w:val="ru-RU"/>
+        </w:rPr>
+      </w:pPr>
+      <w:r>
+        <w:rPr>
+          <w:shd w:val="clear" w:color="auto" w:fill="FFFFFF"/>
+          <w:lang w:val="ru-RU"/>
+        </w:rPr>
+        <w:lastRenderedPageBreak/>
+        <w:t>Первые три конструктора копируют заданное количество символов из исходной строки. Последний конструктор создаёт строку из count повторений символа ch.</w:t>
+      </w:r>
+    </w:p>
+    <w:p>
+      <w:pPr>
+        <w:rPr>
+          <w:shd w:val="clear" w:color="auto" w:fill="FFFFFF"/>
+          <w:lang w:val="ru-RU"/>
+        </w:rPr>
+      </w:pPr>
+      <w:r>
+        <w:rPr>
+          <w:shd w:val="clear" w:color="auto" w:fill="FFFFFF"/>
+          <w:lang w:val="ru-RU"/>
+        </w:rPr>
+        <w:t>Конструктор копирования выполняет глубокое копирование. Для нового объекта выделяется собственный буфер, поэтому исходная строка и её копия не используют одну область памяти.</w:t>
+      </w:r>
+    </w:p>
+    <w:p>
+      <w:pPr>
+        <w:rPr>
+          <w:shd w:val="clear" w:color="auto" w:fill="FFFFFF"/>
+          <w:lang w:val="ru-RU"/>
+        </w:rPr>
+      </w:pPr>
+      <w:r>
+        <w:rPr>
+          <w:shd w:val="clear" w:color="auto" w:fill="FFFFFF"/>
+          <w:lang w:val="ru-RU"/>
+        </w:rPr>
+        <w:t>Для освобождения динамической памяти реализован деструктор:</w:t>
+      </w:r>
+      <w:r>
+        <w:rPr>
+          <w:shd w:val="clear" w:color="auto" w:fill="FFFFFF"/>
+          <w:lang w:val="ru-RU"/>
+        </w:rPr>
+        <w:t xml:space="preserve"> </w:t>
+      </w:r>
+      <w:r>
+        <w:rPr>
+          <w:shd w:val="clear" w:color="auto" w:fill="FFFFFF"/>
+          <w:lang w:val="ru-RU"/>
+        </w:rPr>
+        <w:t>~MyString();</w:t>
+      </w:r>
+    </w:p>
+    <w:p>
+      <w:pPr>
+        <w:rPr>
+          <w:shd w:val="clear" w:color="auto" w:fill="FFFFFF"/>
+          <w:lang w:val="ru-RU"/>
+        </w:rPr>
+      </w:pPr>
+      <w:r>
+        <w:rPr>
+          <w:shd w:val="clear" w:color="auto" w:fill="FFFFFF"/>
+          <w:lang w:val="ru-RU"/>
+        </w:rPr>
+        <w:t>Деструктор вызывает delete[] для массива data_. Вместе с конструктором копирования и оператором копирующего присваивания это обеспечивает соблюдение правила трёх.</w:t>
+      </w:r>
+    </w:p>
+    <w:p>
+      <w:pPr>
+        <w:rPr>
+          <w:b/>
+          <w:bCs/>
+          <w:shd w:val="clear" w:color="auto" w:fill="FFFFFF"/>
+          <w:lang w:val="ru-RU"/>
+        </w:rPr>
+      </w:pPr>
+      <w:r>
+        <w:rPr>
+          <w:b/>
+          <w:bCs/>
+          <w:shd w:val="clear" w:color="auto" w:fill="FFFFFF"/>
+          <w:lang w:val="ru-RU"/>
+        </w:rPr>
+        <w:t>Управление памятью</w:t>
+      </w:r>
+    </w:p>
+    <w:p>
+      <w:pPr>
+        <w:rPr>
+          <w:shd w:val="clear" w:color="auto" w:fill="FFFFFF"/>
+          <w:lang w:val="ru-RU"/>
+        </w:rPr>
+      </w:pPr>
+      <w:r>
+        <w:rPr>
+          <w:shd w:val="clear" w:color="auto" w:fill="FFFFFF"/>
+          <w:lang w:val="ru-RU"/>
+        </w:rPr>
+        <w:t>Для увеличения выделенного буфера используется закрытый метод:</w:t>
+      </w:r>
+    </w:p>
+    <w:p>
+      <w:pPr>
+        <w:rPr>
+          <w:shd w:val="clear" w:color="auto" w:fill="FFFFFF"/>
+        </w:rPr>
+      </w:pPr>
+      <w:r>
+        <w:rPr>
+          <w:shd w:val="clear" w:color="auto" w:fill="FFFFFF"/>
+        </w:rPr>
+        <w:t>void ensure_capacity(std::size_t required_capacity);</w:t>
+      </w:r>
+    </w:p>
+    <w:p>
+      <w:pPr>
+        <w:rPr>
+          <w:shd w:val="clear" w:color="auto" w:fill="FFFFFF"/>
+          <w:lang w:val="ru-RU"/>
+        </w:rPr>
+      </w:pPr>
+      <w:r>
+        <w:rPr>
+          <w:shd w:val="clear" w:color="auto" w:fill="FFFFFF"/>
+          <w:lang w:val="ru-RU"/>
+        </w:rPr>
+        <w:t>Метод сравнивает требуемую ёмкость с текущим значением capacity_. Если существующего буфера достаточно, перераспределение памяти не выполняется. Если памяти недостаточно, метод:</w:t>
       </w:r>
     </w:p>
     <w:p>
@@ -2058,21 +2366,17 @@
         <w:pStyle w:val="aff"/>
         <w:numPr>
           <w:ilvl w:val="0"/>
-          <w:numId w:val="20"/>
+          <w:numId w:val="38"/>
         </w:numPr>
-      </w:pPr>
-      <w:proofErr w:type="spellStart"/>
-      <w:proofErr w:type="gramStart"/>
-      <w:r>
-        <w:t>MyString</w:t>
-      </w:r>
-      <w:proofErr w:type="spellEnd"/>
-      <w:r>
-        <w:t xml:space="preserve">();   </w:t>
-      </w:r>
-      <w:proofErr w:type="gramEnd"/>
-      <w:r>
-        <w:t xml:space="preserve">                       // Пустая строка</w:t>
+        <w:rPr>
+          <w:shd w:val="clear" w:color="auto" w:fill="FFFFFF"/>
+        </w:rPr>
+      </w:pPr>
+      <w:r>
+        <w:rPr>
+          <w:shd w:val="clear" w:color="auto" w:fill="FFFFFF"/>
+        </w:rPr>
+        <w:t>Выделяет новый массив требуемого размера.</w:t>
       </w:r>
     </w:p>
     <w:p>
@@ -2080,65 +2384,17 @@
         <w:pStyle w:val="aff"/>
         <w:numPr>
           <w:ilvl w:val="0"/>
-          <w:numId w:val="20"/>
+          <w:numId w:val="38"/>
         </w:numPr>
         <w:rPr>
-          <w:lang w:val="en-US"/>
-        </w:rPr>
-      </w:pPr>
-      <w:proofErr w:type="spellStart"/>
-      <w:proofErr w:type="gramStart"/>
-      <w:r>
-        <w:rPr>
-          <w:lang w:val="en-US"/>
-        </w:rPr>
-        <w:t>MyString</w:t>
-      </w:r>
-      <w:proofErr w:type="spellEnd"/>
-      <w:r>
-        <w:rPr>
-          <w:lang w:val="en-US"/>
-        </w:rPr>
-        <w:t>(</w:t>
-      </w:r>
-      <w:proofErr w:type="gramEnd"/>
-      <w:r>
-        <w:rPr>
-          <w:lang w:val="en-US"/>
-        </w:rPr>
-        <w:t>const char* str</w:t>
-      </w:r>
-      <w:proofErr w:type="gramStart"/>
-      <w:r>
-        <w:rPr>
-          <w:lang w:val="en-US"/>
-        </w:rPr>
-        <w:t xml:space="preserve">);   </w:t>
-      </w:r>
-      <w:proofErr w:type="gramEnd"/>
-      <w:r>
-        <w:rPr>
-          <w:lang w:val="en-US"/>
-        </w:rPr>
-        <w:t xml:space="preserve">        // </w:t>
-      </w:r>
-      <w:r>
-        <w:t>Из</w:t>
-      </w:r>
-      <w:r>
-        <w:rPr>
-          <w:lang w:val="en-US"/>
-        </w:rPr>
-        <w:t xml:space="preserve"> C-</w:t>
-      </w:r>
-      <w:r>
-        <w:t>строки</w:t>
-      </w:r>
-      <w:r>
-        <w:rPr>
-          <w:lang w:val="en-US"/>
-        </w:rPr>
-        <w:t xml:space="preserve"> </w:t>
+          <w:shd w:val="clear" w:color="auto" w:fill="FFFFFF"/>
+        </w:rPr>
+      </w:pPr>
+      <w:r>
+        <w:rPr>
+          <w:shd w:val="clear" w:color="auto" w:fill="FFFFFF"/>
+        </w:rPr>
+        <w:t>Копирует в него существующие символы.</w:t>
       </w:r>
     </w:p>
     <w:p>
@@ -2146,84 +2402,17 @@
         <w:pStyle w:val="aff"/>
         <w:numPr>
           <w:ilvl w:val="0"/>
-          <w:numId w:val="20"/>
+          <w:numId w:val="38"/>
         </w:numPr>
         <w:rPr>
-          <w:lang w:val="en-US"/>
-        </w:rPr>
-      </w:pPr>
-      <w:proofErr w:type="spellStart"/>
-      <w:proofErr w:type="gramStart"/>
-      <w:r>
-        <w:rPr>
-          <w:lang w:val="en-US"/>
-        </w:rPr>
-        <w:t>MyString</w:t>
-      </w:r>
-      <w:proofErr w:type="spellEnd"/>
-      <w:r>
-        <w:rPr>
-          <w:lang w:val="en-US"/>
-        </w:rPr>
-        <w:t>(</w:t>
-      </w:r>
-      <w:proofErr w:type="gramEnd"/>
-      <w:r>
-        <w:rPr>
-          <w:lang w:val="en-US"/>
-        </w:rPr>
-        <w:t xml:space="preserve">const </w:t>
-      </w:r>
-      <w:proofErr w:type="gramStart"/>
-      <w:r>
-        <w:rPr>
-          <w:lang w:val="en-US"/>
-        </w:rPr>
-        <w:t>std::</w:t>
-      </w:r>
-      <w:proofErr w:type="gramEnd"/>
-      <w:r>
-        <w:rPr>
-          <w:lang w:val="en-US"/>
-        </w:rPr>
-        <w:t>string&amp; str</w:t>
-      </w:r>
-      <w:proofErr w:type="gramStart"/>
-      <w:r>
-        <w:rPr>
-          <w:lang w:val="en-US"/>
-        </w:rPr>
-        <w:t xml:space="preserve">);   </w:t>
-      </w:r>
-      <w:proofErr w:type="gramEnd"/>
-      <w:r>
-        <w:rPr>
-          <w:lang w:val="en-US"/>
-        </w:rPr>
-        <w:t xml:space="preserve"> // </w:t>
-      </w:r>
-      <w:r>
-        <w:t>Из</w:t>
-      </w:r>
-      <w:r>
-        <w:rPr>
-          <w:lang w:val="en-US"/>
-        </w:rPr>
-        <w:t xml:space="preserve"> </w:t>
-      </w:r>
-      <w:proofErr w:type="gramStart"/>
-      <w:r>
-        <w:rPr>
-          <w:lang w:val="en-US"/>
-        </w:rPr>
-        <w:t>std::</w:t>
-      </w:r>
-      <w:proofErr w:type="gramEnd"/>
-      <w:r>
-        <w:rPr>
-          <w:lang w:val="en-US"/>
-        </w:rPr>
-        <w:t>string</w:t>
+          <w:shd w:val="clear" w:color="auto" w:fill="FFFFFF"/>
+        </w:rPr>
+      </w:pPr>
+      <w:r>
+        <w:rPr>
+          <w:shd w:val="clear" w:color="auto" w:fill="FFFFFF"/>
+        </w:rPr>
+        <w:t>Записывает завершающий символ '\0'.</w:t>
       </w:r>
     </w:p>
     <w:p>
@@ -2231,135 +2420,17 @@
         <w:pStyle w:val="aff"/>
         <w:numPr>
           <w:ilvl w:val="0"/>
-          <w:numId w:val="20"/>
+          <w:numId w:val="38"/>
         </w:numPr>
         <w:rPr>
-          <w:lang w:val="en-US"/>
-        </w:rPr>
-      </w:pPr>
-      <w:proofErr w:type="spellStart"/>
-      <w:proofErr w:type="gramStart"/>
-      <w:r>
-        <w:rPr>
-          <w:lang w:val="en-US"/>
-        </w:rPr>
-        <w:t>MyString</w:t>
-      </w:r>
-      <w:proofErr w:type="spellEnd"/>
-      <w:r>
-        <w:rPr>
-          <w:lang w:val="en-US"/>
-        </w:rPr>
-        <w:t>(</w:t>
-      </w:r>
-      <w:proofErr w:type="gramEnd"/>
-      <w:r>
-        <w:rPr>
-          <w:lang w:val="en-US"/>
-        </w:rPr>
-        <w:t>const</w:t>
-      </w:r>
-      <w:r>
-        <w:rPr>
-          <w:lang w:val="en-US"/>
-        </w:rPr>
-        <w:t xml:space="preserve"> </w:t>
-      </w:r>
-      <w:proofErr w:type="spellStart"/>
-      <w:r>
-        <w:rPr>
-          <w:lang w:val="en-US"/>
-        </w:rPr>
-        <w:t>MyString</w:t>
-      </w:r>
-      <w:proofErr w:type="spellEnd"/>
-      <w:r>
-        <w:rPr>
-          <w:lang w:val="en-US"/>
-        </w:rPr>
-        <w:t xml:space="preserve">&amp; </w:t>
-      </w:r>
-      <w:r>
-        <w:rPr>
-          <w:lang w:val="en-US"/>
-        </w:rPr>
-        <w:t>str</w:t>
-      </w:r>
-      <w:proofErr w:type="gramStart"/>
-      <w:r>
-        <w:rPr>
-          <w:lang w:val="en-US"/>
-        </w:rPr>
-        <w:t xml:space="preserve">);   </w:t>
-      </w:r>
-      <w:proofErr w:type="gramEnd"/>
-      <w:r>
-        <w:rPr>
-          <w:lang w:val="en-US"/>
-        </w:rPr>
-        <w:t xml:space="preserve">    // </w:t>
-      </w:r>
-      <w:r>
-        <w:t>Конструктор</w:t>
-      </w:r>
-      <w:r>
-        <w:rPr>
-          <w:lang w:val="en-US"/>
-        </w:rPr>
-        <w:t xml:space="preserve"> </w:t>
-      </w:r>
-      <w:r>
-        <w:t>копирования</w:t>
-      </w:r>
-    </w:p>
-    <w:p>
-      <w:pPr>
-        <w:rPr>
-          <w:rFonts w:eastAsiaTheme="minorHAnsi"/>
-          <w:b/>
-          <w:bCs/>
-          <w:lang w:val="ru-RU"/>
-        </w:rPr>
-      </w:pPr>
-      <w:r>
-        <w:rPr>
-          <w:b/>
-          <w:bCs/>
-          <w:lang w:val="ru-RU"/>
-        </w:rPr>
-        <w:t>Специализированные</w:t>
-      </w:r>
-      <w:r>
-        <w:rPr>
-          <w:rStyle w:val="afff3"/>
-          <w:rFonts w:ascii="Segoe UI" w:hAnsi="Segoe UI" w:cs="Segoe UI"/>
-          <w:b w:val="0"/>
-          <w:bCs w:val="0"/>
-          <w:color w:val="0F1115"/>
-          <w:shd w:val="clear" w:color="auto" w:fill="FFFFFF"/>
-          <w:lang w:val="ru-RU"/>
-        </w:rPr>
-        <w:t xml:space="preserve"> </w:t>
-      </w:r>
-      <w:r>
-        <w:rPr>
-          <w:b/>
-          <w:bCs/>
-          <w:lang w:val="ru-RU"/>
-        </w:rPr>
-        <w:t>конструкторы</w:t>
-      </w:r>
-      <w:r>
-        <w:rPr>
-          <w:rStyle w:val="afff3"/>
-          <w:rFonts w:ascii="Segoe UI" w:hAnsi="Segoe UI" w:cs="Segoe UI"/>
-          <w:b w:val="0"/>
-          <w:bCs w:val="0"/>
-          <w:color w:val="0F1115"/>
-          <w:shd w:val="clear" w:color="auto" w:fill="FFFFFF"/>
-          <w:lang w:val="ru-RU"/>
-        </w:rPr>
-        <w:t>:</w:t>
+          <w:shd w:val="clear" w:color="auto" w:fill="FFFFFF"/>
+        </w:rPr>
+      </w:pPr>
+      <w:r>
+        <w:rPr>
+          <w:shd w:val="clear" w:color="auto" w:fill="FFFFFF"/>
+        </w:rPr>
+        <w:t>Освобождает старый массив.</w:t>
       </w:r>
     </w:p>
     <w:p>
@@ -2367,77 +2438,210 @@
         <w:pStyle w:val="aff"/>
         <w:numPr>
           <w:ilvl w:val="0"/>
-          <w:numId w:val="21"/>
+          <w:numId w:val="38"/>
         </w:numPr>
         <w:rPr>
-          <w:lang w:val="en-US"/>
-        </w:rPr>
-      </w:pPr>
-      <w:proofErr w:type="spellStart"/>
-      <w:proofErr w:type="gramStart"/>
-      <w:r>
-        <w:rPr>
-          <w:lang w:val="en-US"/>
-        </w:rPr>
-        <w:t>MyString</w:t>
-      </w:r>
-      <w:proofErr w:type="spellEnd"/>
-      <w:r>
-        <w:rPr>
-          <w:lang w:val="en-US"/>
-        </w:rPr>
-        <w:t>(</w:t>
-      </w:r>
-      <w:proofErr w:type="gramEnd"/>
-      <w:r>
-        <w:rPr>
-          <w:lang w:val="en-US"/>
-        </w:rPr>
-        <w:t>const char* str, int count</w:t>
-      </w:r>
-      <w:proofErr w:type="gramStart"/>
-      <w:r>
-        <w:rPr>
-          <w:lang w:val="en-US"/>
-        </w:rPr>
-        <w:t xml:space="preserve">);   </w:t>
-      </w:r>
-      <w:proofErr w:type="gramEnd"/>
-      <w:r>
-        <w:rPr>
-          <w:lang w:val="en-US"/>
-        </w:rPr>
-        <w:t xml:space="preserve">    // </w:t>
-      </w:r>
-      <w:r>
-        <w:t>Первые</w:t>
-      </w:r>
-      <w:r>
-        <w:rPr>
-          <w:lang w:val="en-US"/>
-        </w:rPr>
-        <w:t xml:space="preserve"> count </w:t>
-      </w:r>
-      <w:r>
-        <w:t>символов</w:t>
-      </w:r>
-      <w:r>
-        <w:rPr>
-          <w:lang w:val="en-US"/>
+          <w:shd w:val="clear" w:color="auto" w:fill="FFFFFF"/>
+        </w:rPr>
+      </w:pPr>
+      <w:r>
+        <w:rPr>
+          <w:shd w:val="clear" w:color="auto" w:fill="FFFFFF"/>
+        </w:rPr>
+        <w:t>Обновляет data_ и capacity_.</w:t>
+      </w:r>
+    </w:p>
+    <w:p>
+      <w:pPr>
+        <w:rPr>
+          <w:shd w:val="clear" w:color="auto" w:fill="FFFFFF"/>
+          <w:lang w:val="ru-RU"/>
+        </w:rPr>
+      </w:pPr>
+      <w:r>
+        <w:rPr>
+          <w:shd w:val="clear" w:color="auto" w:fill="FFFFFF"/>
+          <w:lang w:val="ru-RU"/>
+        </w:rPr>
+        <w:t>Метод ensure_capacity только увеличивает ёмкость. Уменьшение выделенной памяти выполняется исключительно методом:</w:t>
+      </w:r>
+      <w:r>
+        <w:rPr>
+          <w:shd w:val="clear" w:color="auto" w:fill="FFFFFF"/>
+          <w:lang w:val="ru-RU"/>
         </w:rPr>
         <w:t xml:space="preserve"> </w:t>
       </w:r>
       <w:r>
-        <w:t>из</w:t>
-      </w:r>
-      <w:r>
-        <w:rPr>
-          <w:lang w:val="en-US"/>
-        </w:rPr>
-        <w:t xml:space="preserve"> C-</w:t>
-      </w:r>
-      <w:r>
-        <w:t>строки</w:t>
+        <w:rPr>
+          <w:shd w:val="clear" w:color="auto" w:fill="FFFFFF"/>
+          <w:lang w:val="ru-RU"/>
+        </w:rPr>
+        <w:t>void shrink_to_fit();</w:t>
+      </w:r>
+    </w:p>
+    <w:p>
+      <w:pPr>
+        <w:rPr>
+          <w:shd w:val="clear" w:color="auto" w:fill="FFFFFF"/>
+          <w:lang w:val="ru-RU"/>
+        </w:rPr>
+      </w:pPr>
+      <w:r>
+        <w:rPr>
+          <w:shd w:val="clear" w:color="auto" w:fill="FFFFFF"/>
+          <w:lang w:val="ru-RU"/>
+        </w:rPr>
+        <w:t>Этот метод создаёт минимальный буфер, достаточный для хранения текущей строки и нулевого терминатора. Для непустой строки после его выполнения capacity_ становится равной size_ + 1.</w:t>
+      </w:r>
+    </w:p>
+    <w:p>
+      <w:pPr>
+        <w:rPr>
+          <w:shd w:val="clear" w:color="auto" w:fill="FFFFFF"/>
+          <w:lang w:val="ru-RU"/>
+        </w:rPr>
+      </w:pPr>
+      <w:r>
+        <w:rPr>
+          <w:shd w:val="clear" w:color="auto" w:fill="FFFFFF"/>
+          <w:lang w:val="ru-RU"/>
+        </w:rPr>
+        <w:t>Метод:</w:t>
+      </w:r>
+      <w:r>
+        <w:rPr>
+          <w:shd w:val="clear" w:color="auto" w:fill="FFFFFF"/>
+        </w:rPr>
+        <w:t xml:space="preserve"> </w:t>
+      </w:r>
+      <w:r>
+        <w:rPr>
+          <w:shd w:val="clear" w:color="auto" w:fill="FFFFFF"/>
+          <w:lang w:val="ru-RU"/>
+        </w:rPr>
+        <w:t>void clear();</w:t>
+      </w:r>
+    </w:p>
+    <w:p>
+      <w:pPr>
+        <w:rPr>
+          <w:shd w:val="clear" w:color="auto" w:fill="FFFFFF"/>
+          <w:lang w:val="ru-RU"/>
+        </w:rPr>
+      </w:pPr>
+      <w:r>
+        <w:rPr>
+          <w:shd w:val="clear" w:color="auto" w:fill="FFFFFF"/>
+          <w:lang w:val="ru-RU"/>
+        </w:rPr>
+        <w:t>удаляет логическое содержимое строки, устанавливая size_ в ноль, но не освобождает уже выделенный буфер. Благодаря этому память может быть повторно использована при последующих операциях.</w:t>
+      </w:r>
+    </w:p>
+    <w:p>
+      <w:pPr>
+        <w:rPr>
+          <w:b/>
+          <w:bCs/>
+          <w:shd w:val="clear" w:color="auto" w:fill="FFFFFF"/>
+          <w:lang w:val="ru-RU"/>
+        </w:rPr>
+      </w:pPr>
+      <w:r>
+        <w:rPr>
+          <w:b/>
+          <w:bCs/>
+          <w:shd w:val="clear" w:color="auto" w:fill="FFFFFF"/>
+          <w:lang w:val="ru-RU"/>
+        </w:rPr>
+        <w:t>Операции вставки</w:t>
+      </w:r>
+    </w:p>
+    <w:p>
+      <w:pPr>
+        <w:rPr>
+          <w:shd w:val="clear" w:color="auto" w:fill="FFFFFF"/>
+          <w:lang w:val="ru-RU"/>
+        </w:rPr>
+      </w:pPr>
+      <w:r>
+        <w:rPr>
+          <w:shd w:val="clear" w:color="auto" w:fill="FFFFFF"/>
+          <w:lang w:val="ru-RU"/>
+        </w:rPr>
+        <w:lastRenderedPageBreak/>
+        <w:t>Методы insert позволяют вставлять символы и строки по заданному индексу. Поддерживаются источники типов const char*, std::string и MyString.</w:t>
+      </w:r>
+    </w:p>
+    <w:p>
+      <w:pPr>
+        <w:rPr>
+          <w:shd w:val="clear" w:color="auto" w:fill="FFFFFF"/>
+          <w:lang w:val="ru-RU"/>
+        </w:rPr>
+      </w:pPr>
+      <w:r>
+        <w:rPr>
+          <w:shd w:val="clear" w:color="auto" w:fill="FFFFFF"/>
+          <w:lang w:val="ru-RU"/>
+        </w:rPr>
+        <w:t>При вставке сначала вычисляется новый размер строки и необходимая ёмкость:</w:t>
+      </w:r>
+    </w:p>
+    <w:p>
+      <w:pPr>
+        <w:rPr>
+          <w:shd w:val="clear" w:color="auto" w:fill="FFFFFF"/>
+        </w:rPr>
+      </w:pPr>
+      <w:r>
+        <w:rPr>
+          <w:shd w:val="clear" w:color="auto" w:fill="FFFFFF"/>
+        </w:rPr>
+        <w:t>new_size = size_ + count;</w:t>
+      </w:r>
+    </w:p>
+    <w:p>
+      <w:pPr>
+        <w:rPr>
+          <w:shd w:val="clear" w:color="auto" w:fill="FFFFFF"/>
+        </w:rPr>
+      </w:pPr>
+      <w:r>
+        <w:rPr>
+          <w:shd w:val="clear" w:color="auto" w:fill="FFFFFF"/>
+        </w:rPr>
+        <w:t>required_capacity = new_size + 1;</w:t>
+      </w:r>
+    </w:p>
+    <w:p>
+      <w:pPr>
+        <w:rPr>
+          <w:shd w:val="clear" w:color="auto" w:fill="FFFFFF"/>
+          <w:lang w:val="ru-RU"/>
+        </w:rPr>
+      </w:pPr>
+      <w:r>
+        <w:rPr>
+          <w:shd w:val="clear" w:color="auto" w:fill="FFFFFF"/>
+          <w:lang w:val="ru-RU"/>
+        </w:rPr>
+        <w:t>Если текущей capacity_ достаточно, используется существующий массив data_. Хвост строки сдвигается вправо, после чего на освободившееся место записываются новые символы.</w:t>
+      </w:r>
+    </w:p>
+    <w:p>
+      <w:pPr>
+        <w:rPr>
+          <w:shd w:val="clear" w:color="auto" w:fill="FFFFFF"/>
+          <w:lang w:val="ru-RU"/>
+        </w:rPr>
+      </w:pPr>
+      <w:r>
+        <w:rPr>
+          <w:shd w:val="clear" w:color="auto" w:fill="FFFFFF"/>
+          <w:lang w:val="ru-RU"/>
+        </w:rPr>
+        <w:t>Если текущей ёмкости недостаточно, создаётся новый динамический массив. В него последовательно копируются:</w:t>
       </w:r>
     </w:p>
     <w:p>
@@ -2445,102 +2649,17 @@
         <w:pStyle w:val="aff"/>
         <w:numPr>
           <w:ilvl w:val="0"/>
-          <w:numId w:val="21"/>
+          <w:numId w:val="39"/>
         </w:numPr>
         <w:rPr>
-          <w:lang w:val="en-US"/>
-        </w:rPr>
-      </w:pPr>
-      <w:proofErr w:type="spellStart"/>
-      <w:proofErr w:type="gramStart"/>
-      <w:r>
-        <w:rPr>
-          <w:lang w:val="en-US"/>
-        </w:rPr>
-        <w:t>MyString</w:t>
-      </w:r>
-      <w:proofErr w:type="spellEnd"/>
-      <w:r>
-        <w:rPr>
-          <w:lang w:val="en-US"/>
-        </w:rPr>
-        <w:t>(</w:t>
-      </w:r>
-      <w:proofErr w:type="gramEnd"/>
-      <w:r>
-        <w:rPr>
-          <w:lang w:val="en-US"/>
-        </w:rPr>
-        <w:t xml:space="preserve">const </w:t>
-      </w:r>
-      <w:proofErr w:type="gramStart"/>
-      <w:r>
-        <w:rPr>
-          <w:lang w:val="en-US"/>
-        </w:rPr>
-        <w:t>std::</w:t>
-      </w:r>
-      <w:proofErr w:type="gramEnd"/>
-      <w:r>
-        <w:rPr>
-          <w:lang w:val="en-US"/>
-        </w:rPr>
-        <w:t xml:space="preserve">string&amp; str, int </w:t>
-      </w:r>
-      <w:proofErr w:type="gramStart"/>
-      <w:r>
-        <w:rPr>
-          <w:lang w:val="en-US"/>
-        </w:rPr>
-        <w:t>count);/</w:t>
-      </w:r>
-      <w:proofErr w:type="gramEnd"/>
-      <w:r>
-        <w:rPr>
-          <w:lang w:val="en-US"/>
-        </w:rPr>
-        <w:t xml:space="preserve">/ </w:t>
-      </w:r>
-      <w:r>
-        <w:t>Первые</w:t>
-      </w:r>
-      <w:r>
-        <w:rPr>
-          <w:lang w:val="en-US"/>
-        </w:rPr>
-        <w:t xml:space="preserve"> count </w:t>
-      </w:r>
-      <w:r>
-        <w:t>символов</w:t>
-      </w:r>
-      <w:r>
-        <w:rPr>
-          <w:lang w:val="en-US"/>
-        </w:rPr>
-        <w:t xml:space="preserve"> </w:t>
-      </w:r>
-      <w:r>
-        <w:t>из</w:t>
-      </w:r>
-      <w:r>
-        <w:rPr>
-          <w:lang w:val="en-US"/>
-        </w:rPr>
-        <w:t xml:space="preserve"> </w:t>
-      </w:r>
-      <w:proofErr w:type="gramStart"/>
-      <w:r>
-        <w:rPr>
-          <w:lang w:val="en-US"/>
-        </w:rPr>
-        <w:t>std::</w:t>
-      </w:r>
-      <w:proofErr w:type="gramEnd"/>
-      <w:r>
-        <w:rPr>
-          <w:lang w:val="en-US"/>
-        </w:rPr>
-        <w:t xml:space="preserve">string  </w:t>
+          <w:shd w:val="clear" w:color="auto" w:fill="FFFFFF"/>
+        </w:rPr>
+      </w:pPr>
+      <w:r>
+        <w:rPr>
+          <w:shd w:val="clear" w:color="auto" w:fill="FFFFFF"/>
+        </w:rPr>
+        <w:t>Символы до позиции вставки.</w:t>
       </w:r>
     </w:p>
     <w:p>
@@ -2548,305 +2667,235 @@
         <w:pStyle w:val="aff"/>
         <w:numPr>
           <w:ilvl w:val="0"/>
-          <w:numId w:val="21"/>
+          <w:numId w:val="39"/>
         </w:numPr>
         <w:rPr>
-          <w:lang w:val="en-US"/>
-        </w:rPr>
-      </w:pPr>
-      <w:proofErr w:type="spellStart"/>
-      <w:proofErr w:type="gramStart"/>
-      <w:r>
-        <w:rPr>
-          <w:lang w:val="en-US"/>
-        </w:rPr>
-        <w:t>MyString</w:t>
-      </w:r>
-      <w:proofErr w:type="spellEnd"/>
-      <w:r>
-        <w:rPr>
-          <w:lang w:val="en-US"/>
-        </w:rPr>
-        <w:t>(</w:t>
-      </w:r>
-      <w:proofErr w:type="gramEnd"/>
-      <w:r>
-        <w:rPr>
-          <w:lang w:val="en-US"/>
-        </w:rPr>
-        <w:t xml:space="preserve">const </w:t>
-      </w:r>
-      <w:proofErr w:type="spellStart"/>
-      <w:r>
-        <w:rPr>
-          <w:lang w:val="en-US"/>
-        </w:rPr>
-        <w:t>MyString</w:t>
-      </w:r>
-      <w:proofErr w:type="spellEnd"/>
-      <w:r>
-        <w:rPr>
-          <w:lang w:val="en-US"/>
-        </w:rPr>
-        <w:t>&amp; str, int count</w:t>
-      </w:r>
-      <w:proofErr w:type="gramStart"/>
-      <w:r>
-        <w:rPr>
-          <w:lang w:val="en-US"/>
-        </w:rPr>
-        <w:t xml:space="preserve">);   </w:t>
-      </w:r>
-      <w:proofErr w:type="gramEnd"/>
-      <w:r>
-        <w:rPr>
-          <w:lang w:val="en-US"/>
-        </w:rPr>
-        <w:t xml:space="preserve">// </w:t>
-      </w:r>
-      <w:r>
-        <w:t>Первые</w:t>
-      </w:r>
-      <w:r>
-        <w:rPr>
-          <w:lang w:val="en-US"/>
-        </w:rPr>
-        <w:t xml:space="preserve"> count </w:t>
-      </w:r>
-      <w:r>
-        <w:t>символов</w:t>
-      </w:r>
-      <w:r>
-        <w:rPr>
-          <w:lang w:val="en-US"/>
-        </w:rPr>
-        <w:t xml:space="preserve"> </w:t>
-      </w:r>
-      <w:r>
-        <w:t>из</w:t>
-      </w:r>
-      <w:r>
-        <w:rPr>
-          <w:lang w:val="en-US"/>
-        </w:rPr>
-        <w:t xml:space="preserve"> </w:t>
-      </w:r>
-      <w:proofErr w:type="spellStart"/>
-      <w:r>
-        <w:rPr>
-          <w:lang w:val="en-US"/>
-        </w:rPr>
-        <w:t>MyString</w:t>
-      </w:r>
-      <w:proofErr w:type="spellEnd"/>
+          <w:shd w:val="clear" w:color="auto" w:fill="FFFFFF"/>
+        </w:rPr>
+      </w:pPr>
+      <w:r>
+        <w:rPr>
+          <w:shd w:val="clear" w:color="auto" w:fill="FFFFFF"/>
+        </w:rPr>
+        <w:t>Вставляемый фрагмент.</w:t>
+      </w:r>
     </w:p>
     <w:p>
       <w:pPr>
         <w:pStyle w:val="aff"/>
         <w:numPr>
           <w:ilvl w:val="0"/>
-          <w:numId w:val="21"/>
+          <w:numId w:val="39"/>
         </w:numPr>
         <w:rPr>
-          <w:lang w:val="en-US" w:eastAsia="ru-RU"/>
-        </w:rPr>
-      </w:pPr>
-      <w:proofErr w:type="spellStart"/>
-      <w:proofErr w:type="gramStart"/>
-      <w:r>
-        <w:rPr>
-          <w:lang w:val="en-US"/>
-        </w:rPr>
-        <w:t>MyString</w:t>
-      </w:r>
-      <w:proofErr w:type="spellEnd"/>
-      <w:r>
-        <w:rPr>
-          <w:lang w:val="en-US"/>
-        </w:rPr>
-        <w:t>(</w:t>
-      </w:r>
-      <w:proofErr w:type="gramEnd"/>
-      <w:r>
-        <w:rPr>
-          <w:lang w:val="en-US"/>
-        </w:rPr>
-        <w:t>int count, char ch</w:t>
-      </w:r>
-      <w:proofErr w:type="gramStart"/>
-      <w:r>
-        <w:rPr>
-          <w:lang w:val="en-US"/>
-        </w:rPr>
-        <w:t xml:space="preserve">);   </w:t>
-      </w:r>
-      <w:proofErr w:type="gramEnd"/>
-      <w:r>
-        <w:rPr>
-          <w:lang w:val="en-US"/>
-        </w:rPr>
-        <w:t xml:space="preserve">            // </w:t>
-      </w:r>
-      <w:r>
-        <w:t>Строка</w:t>
-      </w:r>
-      <w:r>
-        <w:rPr>
-          <w:lang w:val="en-US"/>
-        </w:rPr>
-        <w:t xml:space="preserve"> </w:t>
-      </w:r>
-      <w:r>
-        <w:t>из</w:t>
-      </w:r>
-      <w:r>
-        <w:rPr>
-          <w:lang w:val="en-US"/>
-        </w:rPr>
-        <w:t xml:space="preserve"> count </w:t>
-      </w:r>
-      <w:r>
-        <w:t>повторений</w:t>
-      </w:r>
-      <w:r>
-        <w:rPr>
-          <w:lang w:val="en-US"/>
-        </w:rPr>
-        <w:t xml:space="preserve"> </w:t>
-      </w:r>
-      <w:r>
-        <w:t>символа</w:t>
-      </w:r>
-      <w:r>
-        <w:rPr>
-          <w:lang w:val="en-US"/>
-        </w:rPr>
-        <w:t xml:space="preserve"> ch</w:t>
-      </w:r>
-      <w:r>
-        <w:rPr>
-          <w:lang w:val="en-US" w:eastAsia="ru-RU"/>
-        </w:rPr>
-        <w:t xml:space="preserve"> </w:t>
-      </w:r>
-    </w:p>
-    <w:p>
-      <w:pPr>
-        <w:rPr>
-          <w:lang w:val="ru-RU"/>
-        </w:rPr>
-      </w:pPr>
-      <w:r>
+          <w:shd w:val="clear" w:color="auto" w:fill="FFFFFF"/>
+        </w:rPr>
+      </w:pPr>
+      <w:r>
+        <w:rPr>
+          <w:shd w:val="clear" w:color="auto" w:fill="FFFFFF"/>
+        </w:rPr>
+        <w:t>Оставшаяся часть исходной строки.</w:t>
+      </w:r>
+    </w:p>
+    <w:p>
+      <w:pPr>
+        <w:rPr>
+          <w:shd w:val="clear" w:color="auto" w:fill="FFFFFF"/>
+          <w:lang w:val="ru-RU"/>
+        </w:rPr>
+      </w:pPr>
+      <w:r>
+        <w:rPr>
+          <w:shd w:val="clear" w:color="auto" w:fill="FFFFFF"/>
+          <w:lang w:val="ru-RU"/>
+        </w:rPr>
+        <w:t>После этого старый массив освобождается, а поля data_, size_ и capacity_ обновляются.</w:t>
+      </w:r>
+    </w:p>
+    <w:p>
+      <w:pPr>
+        <w:rPr>
+          <w:shd w:val="clear" w:color="auto" w:fill="FFFFFF"/>
+          <w:lang w:val="ru-RU"/>
+        </w:rPr>
+      </w:pPr>
+      <w:r>
+        <w:rPr>
+          <w:shd w:val="clear" w:color="auto" w:fill="FFFFFF"/>
+          <w:lang w:val="ru-RU"/>
+        </w:rPr>
+        <w:t>Для корректной вставки строки в саму себя вставляемый фрагмент предварительно сохраняется в отдельном объекте. Поэтому безопасно выполняется, например, следующая операция:</w:t>
+      </w:r>
+    </w:p>
+    <w:p>
+      <w:pPr>
+        <w:rPr>
+          <w:shd w:val="clear" w:color="auto" w:fill="FFFFFF"/>
+          <w:lang w:val="ru-RU"/>
+        </w:rPr>
+      </w:pPr>
+      <w:r>
+        <w:rPr>
+          <w:shd w:val="clear" w:color="auto" w:fill="FFFFFF"/>
+          <w:lang w:val="ru-RU"/>
+        </w:rPr>
+        <w:t>MyString str("Hello");</w:t>
+      </w:r>
+    </w:p>
+    <w:p>
+      <w:pPr>
+        <w:rPr>
+          <w:shd w:val="clear" w:color="auto" w:fill="FFFFFF"/>
+          <w:lang w:val="ru-RU"/>
+        </w:rPr>
+      </w:pPr>
+      <w:r>
+        <w:rPr>
+          <w:shd w:val="clear" w:color="auto" w:fill="FFFFFF"/>
+          <w:lang w:val="ru-RU"/>
+        </w:rPr>
+        <w:t>str += str;</w:t>
+      </w:r>
+    </w:p>
+    <w:p>
+      <w:pPr>
+        <w:rPr>
+          <w:shd w:val="clear" w:color="auto" w:fill="FFFFFF"/>
+          <w:lang w:val="ru-RU"/>
+        </w:rPr>
+      </w:pPr>
+      <w:r>
+        <w:rPr>
+          <w:shd w:val="clear" w:color="auto" w:fill="FFFFFF"/>
+          <w:lang w:val="ru-RU"/>
+        </w:rPr>
+        <w:t>Результатом будет строка "HelloHello".</w:t>
+      </w:r>
+    </w:p>
+    <w:p>
+      <w:pPr>
         <w:rPr>
           <w:b/>
           <w:bCs/>
-          <w:color w:val="000000"/>
-          <w:lang w:val="ru-RU"/>
-        </w:rPr>
-        <w:t>Деструктор</w:t>
-      </w:r>
+          <w:shd w:val="clear" w:color="auto" w:fill="FFFFFF"/>
+          <w:lang w:val="ru-RU"/>
+        </w:rPr>
+      </w:pPr>
       <w:r>
         <w:rPr>
           <w:b/>
           <w:bCs/>
-          <w:lang w:val="ru-RU" w:eastAsia="ru-RU"/>
+          <w:shd w:val="clear" w:color="auto" w:fill="FFFFFF"/>
+          <w:lang w:val="ru-RU"/>
+        </w:rPr>
+        <w:t>Добавление, удаление и замена</w:t>
+      </w:r>
+    </w:p>
+    <w:p>
+      <w:pPr>
+        <w:rPr>
+          <w:shd w:val="clear" w:color="auto" w:fill="FFFFFF"/>
+          <w:lang w:val="ru-RU"/>
+        </w:rPr>
+      </w:pPr>
+      <w:r>
+        <w:rPr>
+          <w:shd w:val="clear" w:color="auto" w:fill="FFFFFF"/>
+          <w:lang w:val="ru-RU"/>
+        </w:rPr>
+        <w:t>Методы append реализованы через insert. Добавление в конец рассматривается как вставка по индексу, равному size_:</w:t>
+      </w:r>
+    </w:p>
+    <w:p>
+      <w:pPr>
+        <w:rPr>
+          <w:shd w:val="clear" w:color="auto" w:fill="FFFFFF"/>
+        </w:rPr>
+      </w:pPr>
+      <w:r>
+        <w:rPr>
+          <w:shd w:val="clear" w:color="auto" w:fill="FFFFFF"/>
+        </w:rPr>
+        <w:t>return insert(static_cast&lt;int&gt;(size_), source);</w:t>
+      </w:r>
+    </w:p>
+    <w:p>
+      <w:pPr>
+        <w:rPr>
+          <w:shd w:val="clear" w:color="auto" w:fill="FFFFFF"/>
+          <w:lang w:val="ru-RU"/>
+        </w:rPr>
+      </w:pPr>
+      <w:r>
+        <w:rPr>
+          <w:shd w:val="clear" w:color="auto" w:fill="FFFFFF"/>
+          <w:lang w:val="ru-RU"/>
+        </w:rPr>
+        <w:t>Такой подход позволяет переиспользовать уже реализованный алгоритм вставки и избежать дублирования кода.</w:t>
+      </w:r>
+    </w:p>
+    <w:p>
+      <w:pPr>
+        <w:rPr>
+          <w:shd w:val="clear" w:color="auto" w:fill="FFFFFF"/>
+        </w:rPr>
+      </w:pPr>
+      <w:r>
+        <w:rPr>
+          <w:shd w:val="clear" w:color="auto" w:fill="FFFFFF"/>
+          <w:lang w:val="ru-RU"/>
+        </w:rPr>
+        <w:t>Метод</w:t>
+      </w:r>
+      <w:r>
+        <w:rPr>
+          <w:shd w:val="clear" w:color="auto" w:fill="FFFFFF"/>
         </w:rPr>
         <w:t>:</w:t>
       </w:r>
       <w:r>
         <w:rPr>
-          <w:lang w:val="ru-RU" w:eastAsia="ru-RU"/>
+          <w:shd w:val="clear" w:color="auto" w:fill="FFFFFF"/>
         </w:rPr>
         <w:t xml:space="preserve"> </w:t>
       </w:r>
       <w:r>
         <w:rPr>
-          <w:lang w:val="ru-RU"/>
-        </w:rPr>
-        <w:t>~</w:t>
-      </w:r>
-      <w:proofErr w:type="spellStart"/>
-      <w:proofErr w:type="gramStart"/>
-      <w:r>
-        <w:t>MyString</w:t>
-      </w:r>
-      <w:proofErr w:type="spellEnd"/>
-      <w:r>
-        <w:rPr>
-          <w:lang w:val="ru-RU"/>
-        </w:rPr>
-        <w:t>(</w:t>
-      </w:r>
-      <w:proofErr w:type="gramEnd"/>
-      <w:r>
-        <w:rPr>
-          <w:lang w:val="ru-RU"/>
-        </w:rPr>
-        <w:t>)</w:t>
-      </w:r>
-    </w:p>
-    <w:p>
-      <w:pPr>
-        <w:rPr>
-          <w:rFonts w:eastAsia="Times New Roman"/>
-          <w:b/>
-          <w:bCs/>
-          <w:lang w:val="ru-RU"/>
-        </w:rPr>
-      </w:pPr>
-      <w:r>
-        <w:rPr>
-          <w:b/>
-          <w:bCs/>
-          <w:lang w:val="ru-RU"/>
-        </w:rPr>
-        <w:t>Система управления памятью:</w:t>
-      </w:r>
-    </w:p>
-    <w:p>
-      <w:pPr>
-        <w:rPr>
-          <w:rFonts w:ascii="Segoe UI" w:hAnsi="Segoe UI" w:cs="Segoe UI"/>
-          <w:sz w:val="24"/>
-          <w:szCs w:val="24"/>
-        </w:rPr>
-      </w:pPr>
-      <w:proofErr w:type="spellStart"/>
-      <w:r>
-        <w:t>Метод</w:t>
-      </w:r>
-      <w:proofErr w:type="spellEnd"/>
-      <w:r>
-        <w:rPr>
-          <w:rStyle w:val="afff3"/>
-          <w:rFonts w:ascii="Segoe UI" w:hAnsi="Segoe UI" w:cs="Segoe UI"/>
-          <w:color w:val="0F1115"/>
-        </w:rPr>
-        <w:t> </w:t>
-      </w:r>
-      <w:r>
-        <w:t>_</w:t>
-      </w:r>
-      <w:proofErr w:type="gramStart"/>
-      <w:r>
-        <w:t>reserve(</w:t>
-      </w:r>
-      <w:proofErr w:type="spellStart"/>
-      <w:proofErr w:type="gramEnd"/>
-      <w:r>
-        <w:t>size_t</w:t>
-      </w:r>
-      <w:proofErr w:type="spellEnd"/>
-      <w:r>
-        <w:t xml:space="preserve"> </w:t>
-      </w:r>
-      <w:proofErr w:type="spellStart"/>
-      <w:r>
-        <w:t>new_sz</w:t>
-      </w:r>
-      <w:proofErr w:type="spellEnd"/>
-      <w:r>
-        <w:t>):</w:t>
+          <w:shd w:val="clear" w:color="auto" w:fill="FFFFFF"/>
+        </w:rPr>
+        <w:t>MyString&amp; erase(int index, int count);</w:t>
+      </w:r>
+    </w:p>
+    <w:p>
+      <w:pPr>
+        <w:rPr>
+          <w:shd w:val="clear" w:color="auto" w:fill="FFFFFF"/>
+          <w:lang w:val="ru-RU"/>
+        </w:rPr>
+      </w:pPr>
+      <w:r>
+        <w:rPr>
+          <w:shd w:val="clear" w:color="auto" w:fill="FFFFFF"/>
+          <w:lang w:val="ru-RU"/>
+        </w:rPr>
+        <w:lastRenderedPageBreak/>
+        <w:t>удаляет заданное количество символов. Оставшаяся часть строки сдвигается влево, после чего обновляется size_ и записывается нулевой терминатор. При удалении capacity_ не уменьшается.</w:t>
+      </w:r>
+    </w:p>
+    <w:p>
+      <w:pPr>
+        <w:rPr>
+          <w:shd w:val="clear" w:color="auto" w:fill="FFFFFF"/>
+          <w:lang w:val="ru-RU"/>
+        </w:rPr>
+      </w:pPr>
+      <w:r>
+        <w:rPr>
+          <w:shd w:val="clear" w:color="auto" w:fill="FFFFFF"/>
+          <w:lang w:val="ru-RU"/>
+        </w:rPr>
+        <w:t>Методы replace реализуют замену как последовательность двух операций:</w:t>
       </w:r>
     </w:p>
     <w:p>
@@ -2854,11 +2903,17 @@
         <w:pStyle w:val="aff"/>
         <w:numPr>
           <w:ilvl w:val="0"/>
-          <w:numId w:val="24"/>
+          <w:numId w:val="40"/>
         </w:numPr>
-      </w:pPr>
-      <w:r>
-        <w:t>Внутренний метод для управления емкостью</w:t>
+        <w:rPr>
+          <w:shd w:val="clear" w:color="auto" w:fill="FFFFFF"/>
+        </w:rPr>
+      </w:pPr>
+      <w:r>
+        <w:rPr>
+          <w:shd w:val="clear" w:color="auto" w:fill="FFFFFF"/>
+        </w:rPr>
+        <w:t>Удаление исходного фрагмента с помощью erase.</w:t>
       </w:r>
     </w:p>
     <w:p>
@@ -2866,44 +2921,96 @@
         <w:pStyle w:val="aff"/>
         <w:numPr>
           <w:ilvl w:val="0"/>
-          <w:numId w:val="24"/>
+          <w:numId w:val="40"/>
         </w:numPr>
-      </w:pPr>
-      <w:r>
-        <w:t>Выделяет новый буфер если </w:t>
-      </w:r>
-      <w:proofErr w:type="spellStart"/>
-      <w:r>
-        <w:t>new_sz</w:t>
-      </w:r>
-      <w:proofErr w:type="spellEnd"/>
-      <w:r>
-        <w:t xml:space="preserve"> + </w:t>
-      </w:r>
-      <w:proofErr w:type="gramStart"/>
-      <w:r>
-        <w:t>1 &gt;</w:t>
-      </w:r>
-      <w:proofErr w:type="gramEnd"/>
-      <w:r>
-        <w:t xml:space="preserve"> </w:t>
-      </w:r>
-      <w:proofErr w:type="spellStart"/>
-      <w:r>
-        <w:t>cap</w:t>
-      </w:r>
-      <w:proofErr w:type="spellEnd"/>
+        <w:rPr>
+          <w:shd w:val="clear" w:color="auto" w:fill="FFFFFF"/>
+        </w:rPr>
+      </w:pPr>
+      <w:r>
+        <w:rPr>
+          <w:shd w:val="clear" w:color="auto" w:fill="FFFFFF"/>
+        </w:rPr>
+        <w:t>Вставка нового фрагмента с помощью insert.</w:t>
+      </w:r>
+    </w:p>
+    <w:p>
+      <w:pPr>
+        <w:rPr>
+          <w:shd w:val="clear" w:color="auto" w:fill="FFFFFF"/>
+          <w:lang w:val="ru-RU"/>
+        </w:rPr>
+      </w:pPr>
+      <w:r>
+        <w:rPr>
+          <w:shd w:val="clear" w:color="auto" w:fill="FFFFFF"/>
+          <w:lang w:val="ru-RU"/>
+        </w:rPr>
+        <w:t>Перед заменой новый фрагмент сохраняется во временном объекте. Это обеспечивает корректную работу даже при замене части строки данными из неё самой.</w:t>
+      </w:r>
+    </w:p>
+    <w:p>
+      <w:pPr>
+        <w:rPr>
+          <w:b/>
+          <w:bCs/>
+          <w:shd w:val="clear" w:color="auto" w:fill="FFFFFF"/>
+          <w:lang w:val="ru-RU"/>
+        </w:rPr>
+      </w:pPr>
+      <w:r>
+        <w:rPr>
+          <w:b/>
+          <w:bCs/>
+          <w:shd w:val="clear" w:color="auto" w:fill="FFFFFF"/>
+          <w:lang w:val="ru-RU"/>
+        </w:rPr>
+        <w:t>Операции доступа</w:t>
+      </w:r>
+    </w:p>
+    <w:p>
+      <w:pPr>
+        <w:rPr>
+          <w:shd w:val="clear" w:color="auto" w:fill="FFFFFF"/>
+          <w:lang w:val="ru-RU"/>
+        </w:rPr>
+      </w:pPr>
+      <w:r>
+        <w:rPr>
+          <w:shd w:val="clear" w:color="auto" w:fill="FFFFFF"/>
+          <w:lang w:val="ru-RU"/>
+        </w:rPr>
+        <w:t>Для получения информации о состоянии строки реализованы следующие методы:</w:t>
+      </w:r>
     </w:p>
     <w:p>
       <w:pPr>
         <w:pStyle w:val="aff"/>
         <w:numPr>
           <w:ilvl w:val="0"/>
-          <w:numId w:val="24"/>
+          <w:numId w:val="41"/>
         </w:numPr>
-      </w:pPr>
-      <w:r>
-        <w:t>Сохраняет существующие данные при перераспределении</w:t>
+        <w:rPr>
+          <w:shd w:val="clear" w:color="auto" w:fill="FFFFFF"/>
+        </w:rPr>
+      </w:pPr>
+      <w:r>
+        <w:rPr>
+          <w:shd w:val="clear" w:color="auto" w:fill="FFFFFF"/>
+        </w:rPr>
+        <w:t xml:space="preserve">c_str() </w:t>
+      </w:r>
+      <w:r>
+        <w:rPr>
+          <w:shd w:val="clear" w:color="auto" w:fill="FFFFFF"/>
+        </w:rPr>
+        <w:t>-</w:t>
+      </w:r>
+      <w:r>
+        <w:rPr>
+          <w:shd w:val="clear" w:color="auto" w:fill="FFFFFF"/>
+        </w:rPr>
+        <w:t xml:space="preserve"> возвращает указатель на нуль-терминированную C-строку;</w:t>
       </w:r>
     </w:p>
     <w:p>
@@ -2911,65 +3018,29 @@
         <w:pStyle w:val="aff"/>
         <w:numPr>
           <w:ilvl w:val="0"/>
-          <w:numId w:val="24"/>
+          <w:numId w:val="41"/>
         </w:numPr>
-      </w:pPr>
-      <w:r>
-        <w:t>Устанавливает </w:t>
-      </w:r>
-      <w:proofErr w:type="spellStart"/>
-      <w:r>
-        <w:t>cap</w:t>
-      </w:r>
-      <w:proofErr w:type="spellEnd"/>
-      <w:r>
-        <w:t xml:space="preserve"> = </w:t>
-      </w:r>
-      <w:proofErr w:type="spellStart"/>
-      <w:r>
-        <w:t>new_sz</w:t>
-      </w:r>
-      <w:proofErr w:type="spellEnd"/>
-      <w:r>
-        <w:t xml:space="preserve"> + 1</w:t>
-      </w:r>
-    </w:p>
-    <w:p>
-      <w:pPr>
-        <w:rPr>
-          <w:rFonts w:ascii="Segoe UI" w:hAnsi="Segoe UI" w:cs="Segoe UI"/>
-        </w:rPr>
-      </w:pPr>
-      <w:proofErr w:type="spellStart"/>
-      <w:r>
-        <w:t>Метод</w:t>
-      </w:r>
-      <w:proofErr w:type="spellEnd"/>
-      <w:r>
-        <w:rPr>
-          <w:rStyle w:val="afff3"/>
-          <w:rFonts w:ascii="Segoe UI" w:hAnsi="Segoe UI" w:cs="Segoe UI"/>
-          <w:b w:val="0"/>
-          <w:bCs w:val="0"/>
-          <w:color w:val="0F1115"/>
-        </w:rPr>
-        <w:t> </w:t>
-      </w:r>
-      <w:proofErr w:type="spellStart"/>
-      <w:r>
-        <w:t>shrink_to_</w:t>
-      </w:r>
-      <w:proofErr w:type="gramStart"/>
-      <w:r>
-        <w:t>fit</w:t>
-      </w:r>
-      <w:proofErr w:type="spellEnd"/>
-      <w:r>
-        <w:t>(</w:t>
-      </w:r>
-      <w:proofErr w:type="gramEnd"/>
-      <w:r>
-        <w:t>):</w:t>
+        <w:rPr>
+          <w:shd w:val="clear" w:color="auto" w:fill="FFFFFF"/>
+        </w:rPr>
+      </w:pPr>
+      <w:r>
+        <w:rPr>
+          <w:shd w:val="clear" w:color="auto" w:fill="FFFFFF"/>
+        </w:rPr>
+        <w:t xml:space="preserve">size() </w:t>
+      </w:r>
+      <w:r>
+        <w:rPr>
+          <w:shd w:val="clear" w:color="auto" w:fill="FFFFFF"/>
+        </w:rPr>
+        <w:t>-</w:t>
+      </w:r>
+      <w:r>
+        <w:rPr>
+          <w:shd w:val="clear" w:color="auto" w:fill="FFFFFF"/>
+        </w:rPr>
+        <w:t xml:space="preserve"> возвращает количество значимых символов;</w:t>
       </w:r>
     </w:p>
     <w:p>
@@ -2977,11 +3048,29 @@
         <w:pStyle w:val="aff"/>
         <w:numPr>
           <w:ilvl w:val="0"/>
-          <w:numId w:val="25"/>
+          <w:numId w:val="41"/>
         </w:numPr>
-      </w:pPr>
-      <w:r>
-        <w:t>Оптимизирует использование памяти, уменьшая емкость до точного размера</w:t>
+        <w:rPr>
+          <w:shd w:val="clear" w:color="auto" w:fill="FFFFFF"/>
+        </w:rPr>
+      </w:pPr>
+      <w:r>
+        <w:rPr>
+          <w:shd w:val="clear" w:color="auto" w:fill="FFFFFF"/>
+        </w:rPr>
+        <w:t xml:space="preserve">capacity() </w:t>
+      </w:r>
+      <w:r>
+        <w:rPr>
+          <w:shd w:val="clear" w:color="auto" w:fill="FFFFFF"/>
+        </w:rPr>
+        <w:t>-</w:t>
+      </w:r>
+      <w:r>
+        <w:rPr>
+          <w:shd w:val="clear" w:color="auto" w:fill="FFFFFF"/>
+        </w:rPr>
+        <w:t xml:space="preserve"> возвращает размер выделенного буфера;</w:t>
       </w:r>
     </w:p>
     <w:p>
@@ -2989,66 +3078,185 @@
         <w:pStyle w:val="aff"/>
         <w:numPr>
           <w:ilvl w:val="0"/>
-          <w:numId w:val="25"/>
+          <w:numId w:val="41"/>
         </w:numPr>
-      </w:pPr>
-      <w:r>
-        <w:lastRenderedPageBreak/>
-        <w:t>Особый случай: при </w:t>
-      </w:r>
-      <w:proofErr w:type="spellStart"/>
-      <w:r>
-        <w:t>sz</w:t>
-      </w:r>
-      <w:proofErr w:type="spellEnd"/>
-      <w:r>
-        <w:t xml:space="preserve"> == 0</w:t>
-      </w:r>
-      <w:r>
-        <w:t> освобождает память полностью</w:t>
-      </w:r>
-    </w:p>
-    <w:p>
-      <w:pPr>
-        <w:jc w:val="left"/>
+        <w:rPr>
+          <w:shd w:val="clear" w:color="auto" w:fill="FFFFFF"/>
+        </w:rPr>
+      </w:pPr>
+      <w:r>
+        <w:rPr>
+          <w:shd w:val="clear" w:color="auto" w:fill="FFFFFF"/>
+        </w:rPr>
+        <w:t xml:space="preserve">empty() </w:t>
+      </w:r>
+      <w:r>
+        <w:rPr>
+          <w:shd w:val="clear" w:color="auto" w:fill="FFFFFF"/>
+        </w:rPr>
+        <w:t>-</w:t>
+      </w:r>
+      <w:r>
+        <w:rPr>
+          <w:shd w:val="clear" w:color="auto" w:fill="FFFFFF"/>
+        </w:rPr>
+        <w:t xml:space="preserve"> возвращает true, если строка пуста.</w:t>
+      </w:r>
+    </w:p>
+    <w:p>
+      <w:pPr>
+        <w:rPr>
+          <w:shd w:val="clear" w:color="auto" w:fill="FFFFFF"/>
+          <w:lang w:val="ru-RU"/>
+        </w:rPr>
+      </w:pPr>
+      <w:r>
+        <w:rPr>
+          <w:shd w:val="clear" w:color="auto" w:fill="FFFFFF"/>
+          <w:lang w:val="ru-RU"/>
+        </w:rPr>
+        <w:t>Оператор индексации имеет две версии:</w:t>
+      </w:r>
+    </w:p>
+    <w:p>
+      <w:pPr>
+        <w:rPr>
+          <w:shd w:val="clear" w:color="auto" w:fill="FFFFFF"/>
+          <w:lang w:val="ru-RU"/>
+        </w:rPr>
+      </w:pPr>
+      <w:r>
+        <w:rPr>
+          <w:shd w:val="clear" w:color="auto" w:fill="FFFFFF"/>
+        </w:rPr>
+        <w:t>char&amp; operator[](int index);</w:t>
+      </w:r>
+    </w:p>
+    <w:p>
+      <w:pPr>
+        <w:rPr>
+          <w:shd w:val="clear" w:color="auto" w:fill="FFFFFF"/>
+        </w:rPr>
+      </w:pPr>
+      <w:r>
+        <w:rPr>
+          <w:shd w:val="clear" w:color="auto" w:fill="FFFFFF"/>
+        </w:rPr>
+        <w:t>const char&amp; operator[](int index) const;</w:t>
+      </w:r>
+    </w:p>
+    <w:p>
+      <w:pPr>
+        <w:rPr>
+          <w:shd w:val="clear" w:color="auto" w:fill="FFFFFF"/>
+          <w:lang w:val="ru-RU"/>
+        </w:rPr>
+      </w:pPr>
+      <w:r>
+        <w:rPr>
+          <w:shd w:val="clear" w:color="auto" w:fill="FFFFFF"/>
+          <w:lang w:val="ru-RU"/>
+        </w:rPr>
+        <w:t>Неконстантная версия позволяет изменять символы строки, а константная используется для чтения символов из константных объектов. Перед обращением выполняется проверка границ. При недопустимом индексе генерируется исключение std::out_of_range.</w:t>
+      </w:r>
+    </w:p>
+    <w:p>
+      <w:pPr>
         <w:rPr>
           <w:b/>
           <w:bCs/>
-          <w:lang w:val="ru-RU"/>
-        </w:rPr>
-      </w:pPr>
-      <w:proofErr w:type="spellStart"/>
+          <w:shd w:val="clear" w:color="auto" w:fill="FFFFFF"/>
+          <w:lang w:val="ru-RU"/>
+        </w:rPr>
+      </w:pPr>
       <w:r>
         <w:rPr>
           <w:b/>
           <w:bCs/>
-        </w:rPr>
-        <w:t>Операции</w:t>
-      </w:r>
-      <w:proofErr w:type="spellEnd"/>
-      <w:r>
-        <w:rPr>
-          <w:b/>
-          <w:bCs/>
+          <w:shd w:val="clear" w:color="auto" w:fill="FFFFFF"/>
+          <w:lang w:val="ru-RU"/>
+        </w:rPr>
+        <w:t>Конкатенация и присваивание</w:t>
+      </w:r>
+    </w:p>
+    <w:p>
+      <w:pPr>
+        <w:rPr>
+          <w:shd w:val="clear" w:color="auto" w:fill="FFFFFF"/>
+          <w:lang w:val="ru-RU"/>
+        </w:rPr>
+      </w:pPr>
+      <w:r>
+        <w:rPr>
+          <w:shd w:val="clear" w:color="auto" w:fill="FFFFFF"/>
+          <w:lang w:val="ru-RU"/>
+        </w:rPr>
+        <w:t>Для объединения строк реализованы операторы:</w:t>
+      </w:r>
+      <w:r>
+        <w:rPr>
+          <w:shd w:val="clear" w:color="auto" w:fill="FFFFFF"/>
+          <w:lang w:val="ru-RU"/>
         </w:rPr>
         <w:t xml:space="preserve"> </w:t>
       </w:r>
-      <w:proofErr w:type="spellStart"/>
-      <w:r>
-        <w:rPr>
-          <w:b/>
-          <w:bCs/>
-        </w:rPr>
-        <w:t>модификации</w:t>
-      </w:r>
-      <w:proofErr w:type="spellEnd"/>
-      <w:r>
-        <w:rPr>
-          <w:b/>
-          <w:bCs/>
-          <w:lang w:val="ru-RU"/>
-        </w:rPr>
-        <w:t>:</w:t>
+      <w:r>
+        <w:rPr>
+          <w:shd w:val="clear" w:color="auto" w:fill="FFFFFF"/>
+          <w:lang w:val="ru-RU"/>
+        </w:rPr>
+        <w:t>operator+</w:t>
+      </w:r>
+      <w:r>
+        <w:rPr>
+          <w:shd w:val="clear" w:color="auto" w:fill="FFFFFF"/>
+          <w:lang w:val="ru-RU"/>
+        </w:rPr>
+        <w:t xml:space="preserve"> </w:t>
+      </w:r>
+      <w:r>
+        <w:rPr>
+          <w:shd w:val="clear" w:color="auto" w:fill="FFFFFF"/>
+          <w:lang w:val="ru-RU"/>
+        </w:rPr>
+        <w:t xml:space="preserve">и </w:t>
+      </w:r>
+      <w:r>
+        <w:rPr>
+          <w:shd w:val="clear" w:color="auto" w:fill="FFFFFF"/>
+          <w:lang w:val="ru-RU"/>
+        </w:rPr>
+        <w:t>operator+=;</w:t>
+      </w:r>
+    </w:p>
+    <w:p>
+      <w:pPr>
+        <w:rPr>
+          <w:shd w:val="clear" w:color="auto" w:fill="FFFFFF"/>
+          <w:lang w:val="ru-RU"/>
+        </w:rPr>
+      </w:pPr>
+      <w:r>
+        <w:rPr>
+          <w:shd w:val="clear" w:color="auto" w:fill="FFFFFF"/>
+          <w:lang w:val="ru-RU"/>
+        </w:rPr>
+        <w:t>Оператор + создаёт новый объект и не изменяет исходные строки. Оператор += добавляет данные непосредственно в текущий объект.</w:t>
+      </w:r>
+    </w:p>
+    <w:p>
+      <w:pPr>
+        <w:rPr>
+          <w:shd w:val="clear" w:color="auto" w:fill="FFFFFF"/>
+          <w:lang w:val="ru-RU"/>
+        </w:rPr>
+      </w:pPr>
+      <w:r>
+        <w:rPr>
+          <w:shd w:val="clear" w:color="auto" w:fill="FFFFFF"/>
+          <w:lang w:val="ru-RU"/>
+        </w:rPr>
+        <w:t>Операторы присваивания поддерживают значения типов:</w:t>
       </w:r>
     </w:p>
     <w:p>
@@ -3056,31 +3264,17 @@
         <w:pStyle w:val="aff"/>
         <w:numPr>
           <w:ilvl w:val="0"/>
-          <w:numId w:val="28"/>
+          <w:numId w:val="42"/>
         </w:numPr>
         <w:rPr>
-          <w:rFonts w:eastAsia="Times New Roman"/>
-          <w:lang w:eastAsia="ru-RU"/>
-        </w:rPr>
-      </w:pPr>
-      <w:r>
-        <w:rPr>
-          <w:rFonts w:eastAsia="Times New Roman"/>
-          <w:lang w:eastAsia="ru-RU"/>
-        </w:rPr>
-        <w:t>Вставка (</w:t>
-      </w:r>
-      <w:proofErr w:type="spellStart"/>
-      <w:r>
-        <w:t>insert</w:t>
-      </w:r>
-      <w:proofErr w:type="spellEnd"/>
-      <w:r>
-        <w:rPr>
-          <w:rFonts w:eastAsia="Times New Roman"/>
-          <w:lang w:eastAsia="ru-RU"/>
-        </w:rPr>
-        <w:t> методы)</w:t>
+          <w:shd w:val="clear" w:color="auto" w:fill="FFFFFF"/>
+        </w:rPr>
+      </w:pPr>
+      <w:r>
+        <w:rPr>
+          <w:shd w:val="clear" w:color="auto" w:fill="FFFFFF"/>
+        </w:rPr>
+        <w:t>const char*;</w:t>
       </w:r>
     </w:p>
     <w:p>
@@ -3088,31 +3282,17 @@
         <w:pStyle w:val="aff"/>
         <w:numPr>
           <w:ilvl w:val="0"/>
-          <w:numId w:val="28"/>
+          <w:numId w:val="42"/>
         </w:numPr>
         <w:rPr>
-          <w:rFonts w:eastAsia="Times New Roman"/>
-          <w:lang w:eastAsia="ru-RU"/>
-        </w:rPr>
-      </w:pPr>
-      <w:r>
-        <w:rPr>
-          <w:rFonts w:eastAsia="Times New Roman"/>
-          <w:lang w:eastAsia="ru-RU"/>
-        </w:rPr>
-        <w:t>Добавление (</w:t>
-      </w:r>
-      <w:proofErr w:type="spellStart"/>
-      <w:r>
-        <w:t>append</w:t>
-      </w:r>
-      <w:proofErr w:type="spellEnd"/>
-      <w:r>
-        <w:rPr>
-          <w:rFonts w:eastAsia="Times New Roman"/>
-          <w:lang w:eastAsia="ru-RU"/>
-        </w:rPr>
-        <w:t> методы)</w:t>
+          <w:shd w:val="clear" w:color="auto" w:fill="FFFFFF"/>
+        </w:rPr>
+      </w:pPr>
+      <w:r>
+        <w:rPr>
+          <w:shd w:val="clear" w:color="auto" w:fill="FFFFFF"/>
+        </w:rPr>
+        <w:t>std::string;</w:t>
       </w:r>
     </w:p>
     <w:p>
@@ -3120,65 +3300,17 @@
         <w:pStyle w:val="aff"/>
         <w:numPr>
           <w:ilvl w:val="0"/>
-          <w:numId w:val="28"/>
+          <w:numId w:val="42"/>
         </w:numPr>
         <w:rPr>
-          <w:rFonts w:eastAsia="Times New Roman"/>
-          <w:lang w:eastAsia="ru-RU"/>
-        </w:rPr>
-      </w:pPr>
-      <w:r>
-        <w:rPr>
-          <w:rFonts w:eastAsia="Times New Roman"/>
-          <w:lang w:eastAsia="ru-RU"/>
-        </w:rPr>
-        <w:t>Удаление и замена</w:t>
-      </w:r>
-    </w:p>
-    <w:p>
-      <w:pPr>
-        <w:rPr>
-          <w:rFonts w:eastAsia="Times New Roman"/>
-          <w:b/>
-          <w:bCs/>
-          <w:lang w:val="ru-RU"/>
-        </w:rPr>
-      </w:pPr>
-      <w:r>
-        <w:rPr>
-          <w:b/>
-          <w:bCs/>
-          <w:lang w:val="ru-RU"/>
-        </w:rPr>
-        <w:t>Операции доступа и сравнения</w:t>
-      </w:r>
-    </w:p>
-    <w:p>
-      <w:pPr>
-        <w:rPr>
-          <w:b/>
-          <w:bCs/>
-          <w:sz w:val="24"/>
-          <w:szCs w:val="24"/>
-          <w:lang w:val="ru-RU"/>
-        </w:rPr>
-      </w:pPr>
-      <w:r>
-        <w:rPr>
-          <w:lang w:val="ru-RU"/>
-        </w:rPr>
-        <w:t>Доступ к данным</w:t>
-      </w:r>
-      <w:r>
-        <w:rPr>
-          <w:rStyle w:val="afff3"/>
-          <w:rFonts w:ascii="Segoe UI" w:hAnsi="Segoe UI" w:cs="Segoe UI"/>
-          <w:b w:val="0"/>
-          <w:bCs w:val="0"/>
-          <w:color w:val="0F1115"/>
-          <w:lang w:val="ru-RU"/>
-        </w:rPr>
-        <w:t>:</w:t>
+          <w:shd w:val="clear" w:color="auto" w:fill="FFFFFF"/>
+        </w:rPr>
+      </w:pPr>
+      <w:r>
+        <w:rPr>
+          <w:shd w:val="clear" w:color="auto" w:fill="FFFFFF"/>
+        </w:rPr>
+        <w:t>MyString;</w:t>
       </w:r>
     </w:p>
     <w:p>
@@ -3186,27 +3318,95 @@
         <w:pStyle w:val="aff"/>
         <w:numPr>
           <w:ilvl w:val="0"/>
-          <w:numId w:val="31"/>
+          <w:numId w:val="42"/>
         </w:numPr>
-      </w:pPr>
-      <w:proofErr w:type="spellStart"/>
-      <w:r>
-        <w:t>c_</w:t>
-      </w:r>
-      <w:proofErr w:type="gramStart"/>
-      <w:r>
-        <w:t>str</w:t>
-      </w:r>
-      <w:proofErr w:type="spellEnd"/>
-      <w:r>
-        <w:t>(</w:t>
-      </w:r>
-      <w:proofErr w:type="gramEnd"/>
-      <w:r>
-        <w:t>)</w:t>
-      </w:r>
-      <w:r>
-        <w:t> - возвращает указатель на нуль-терминированную C-строку</w:t>
+        <w:rPr>
+          <w:shd w:val="clear" w:color="auto" w:fill="FFFFFF"/>
+        </w:rPr>
+      </w:pPr>
+      <w:r>
+        <w:rPr>
+          <w:shd w:val="clear" w:color="auto" w:fill="FFFFFF"/>
+        </w:rPr>
+        <w:t>char.</w:t>
+      </w:r>
+    </w:p>
+    <w:p>
+      <w:pPr>
+        <w:rPr>
+          <w:shd w:val="clear" w:color="auto" w:fill="FFFFFF"/>
+          <w:lang w:val="ru-RU"/>
+        </w:rPr>
+      </w:pPr>
+      <w:r>
+        <w:rPr>
+          <w:shd w:val="clear" w:color="auto" w:fill="FFFFFF"/>
+          <w:lang w:val="ru-RU"/>
+        </w:rPr>
+        <w:lastRenderedPageBreak/>
+        <w:t>Общая логика присваивания вынесена в закрытый метод assign, что уменьшает дублирование кода.</w:t>
+      </w:r>
+    </w:p>
+    <w:p>
+      <w:pPr>
+        <w:rPr>
+          <w:b/>
+          <w:bCs/>
+          <w:shd w:val="clear" w:color="auto" w:fill="FFFFFF"/>
+          <w:lang w:val="ru-RU"/>
+        </w:rPr>
+      </w:pPr>
+      <w:r>
+        <w:rPr>
+          <w:b/>
+          <w:bCs/>
+          <w:shd w:val="clear" w:color="auto" w:fill="FFFFFF"/>
+          <w:lang w:val="ru-RU"/>
+        </w:rPr>
+        <w:t>Сравнение строк</w:t>
+      </w:r>
+    </w:p>
+    <w:p>
+      <w:pPr>
+        <w:rPr>
+          <w:shd w:val="clear" w:color="auto" w:fill="FFFFFF"/>
+          <w:lang w:val="ru-RU"/>
+        </w:rPr>
+      </w:pPr>
+      <w:r>
+        <w:rPr>
+          <w:shd w:val="clear" w:color="auto" w:fill="FFFFFF"/>
+          <w:lang w:val="ru-RU"/>
+        </w:rPr>
+        <w:t>Для лексикографического сравнения реализован метод:</w:t>
+      </w:r>
+    </w:p>
+    <w:p>
+      <w:pPr>
+        <w:rPr>
+          <w:shd w:val="clear" w:color="auto" w:fill="FFFFFF"/>
+        </w:rPr>
+      </w:pPr>
+      <w:r>
+        <w:rPr>
+          <w:shd w:val="clear" w:color="auto" w:fill="FFFFFF"/>
+        </w:rPr>
+        <w:t>int compare(const MyString&amp; source) const;</w:t>
+      </w:r>
+    </w:p>
+    <w:p>
+      <w:pPr>
+        <w:rPr>
+          <w:shd w:val="clear" w:color="auto" w:fill="FFFFFF"/>
+          <w:lang w:val="ru-RU"/>
+        </w:rPr>
+      </w:pPr>
+      <w:r>
+        <w:rPr>
+          <w:shd w:val="clear" w:color="auto" w:fill="FFFFFF"/>
+          <w:lang w:val="ru-RU"/>
+        </w:rPr>
+        <w:t>Метод возвращает:</w:t>
       </w:r>
     </w:p>
     <w:p>
@@ -3214,24 +3414,17 @@
         <w:pStyle w:val="aff"/>
         <w:numPr>
           <w:ilvl w:val="0"/>
-          <w:numId w:val="31"/>
+          <w:numId w:val="43"/>
         </w:numPr>
-      </w:pPr>
-      <w:proofErr w:type="spellStart"/>
-      <w:proofErr w:type="gramStart"/>
-      <w:r>
-        <w:t>operator</w:t>
-      </w:r>
-      <w:proofErr w:type="spellEnd"/>
-      <w:r>
-        <w:t>[</w:t>
-      </w:r>
-      <w:proofErr w:type="gramEnd"/>
-      <w:r>
-        <w:t>]</w:t>
-      </w:r>
-      <w:r>
-        <w:t> - доступ по индексу с проверкой границ</w:t>
+        <w:rPr>
+          <w:shd w:val="clear" w:color="auto" w:fill="FFFFFF"/>
+        </w:rPr>
+      </w:pPr>
+      <w:r>
+        <w:rPr>
+          <w:shd w:val="clear" w:color="auto" w:fill="FFFFFF"/>
+        </w:rPr>
+        <w:t>-1, если текущая строка меньше переданной;</w:t>
       </w:r>
     </w:p>
     <w:p>
@@ -3239,75 +3432,17 @@
         <w:pStyle w:val="aff"/>
         <w:numPr>
           <w:ilvl w:val="0"/>
-          <w:numId w:val="31"/>
+          <w:numId w:val="43"/>
         </w:numPr>
-      </w:pPr>
-      <w:proofErr w:type="spellStart"/>
-      <w:proofErr w:type="gramStart"/>
-      <w:r>
-        <w:t>size</w:t>
-      </w:r>
-      <w:proofErr w:type="spellEnd"/>
-      <w:r>
-        <w:t>(</w:t>
-      </w:r>
-      <w:proofErr w:type="gramEnd"/>
-      <w:r>
-        <w:t>), </w:t>
-      </w:r>
-      <w:proofErr w:type="spellStart"/>
-      <w:proofErr w:type="gramStart"/>
-      <w:r>
-        <w:t>capacity</w:t>
-      </w:r>
-      <w:proofErr w:type="spellEnd"/>
-      <w:r>
-        <w:t>(</w:t>
-      </w:r>
-      <w:proofErr w:type="gramEnd"/>
-      <w:r>
-        <w:t>), </w:t>
-      </w:r>
-      <w:proofErr w:type="spellStart"/>
-      <w:proofErr w:type="gramStart"/>
-      <w:r>
-        <w:t>empty</w:t>
-      </w:r>
-      <w:proofErr w:type="spellEnd"/>
-      <w:r>
-        <w:t>(</w:t>
-      </w:r>
-      <w:proofErr w:type="gramEnd"/>
-      <w:r>
-        <w:t>)</w:t>
-      </w:r>
-      <w:r>
-        <w:t> - информация о состоянии</w:t>
-      </w:r>
-    </w:p>
-    <w:p>
-      <w:pPr>
-        <w:rPr>
-          <w:b/>
-          <w:bCs/>
-          <w:lang w:val="ru-RU"/>
-        </w:rPr>
-      </w:pPr>
-      <w:proofErr w:type="spellStart"/>
-      <w:r>
-        <w:t>Сравнение</w:t>
-      </w:r>
-      <w:proofErr w:type="spellEnd"/>
-      <w:r>
-        <w:rPr>
-          <w:rStyle w:val="afff3"/>
-          <w:rFonts w:ascii="Segoe UI" w:hAnsi="Segoe UI" w:cs="Segoe UI"/>
-          <w:b w:val="0"/>
-          <w:bCs w:val="0"/>
-          <w:color w:val="0F1115"/>
-          <w:lang w:val="ru-RU"/>
-        </w:rPr>
-        <w:t>:</w:t>
+        <w:rPr>
+          <w:shd w:val="clear" w:color="auto" w:fill="FFFFFF"/>
+        </w:rPr>
+      </w:pPr>
+      <w:r>
+        <w:rPr>
+          <w:shd w:val="clear" w:color="auto" w:fill="FFFFFF"/>
+        </w:rPr>
+        <w:t>0, если строки равны;</w:t>
       </w:r>
     </w:p>
     <w:p>
@@ -3315,25 +3450,47 @@
         <w:pStyle w:val="aff"/>
         <w:numPr>
           <w:ilvl w:val="0"/>
-          <w:numId w:val="32"/>
+          <w:numId w:val="43"/>
         </w:numPr>
-        <w:jc w:val="left"/>
-      </w:pPr>
-      <w:proofErr w:type="spellStart"/>
-      <w:proofErr w:type="gramStart"/>
-      <w:r>
-        <w:t>compare</w:t>
-      </w:r>
-      <w:proofErr w:type="spellEnd"/>
-      <w:r>
-        <w:t>(</w:t>
-      </w:r>
-      <w:proofErr w:type="gramEnd"/>
-      <w:r>
-        <w:t>) -</w:t>
-      </w:r>
-      <w:r>
-        <w:t xml:space="preserve"> лексикографическое сравнение</w:t>
+        <w:rPr>
+          <w:shd w:val="clear" w:color="auto" w:fill="FFFFFF"/>
+        </w:rPr>
+      </w:pPr>
+      <w:r>
+        <w:rPr>
+          <w:shd w:val="clear" w:color="auto" w:fill="FFFFFF"/>
+        </w:rPr>
+        <w:t>1, если текущая строка больше переданной.</w:t>
+      </w:r>
+    </w:p>
+    <w:p>
+      <w:pPr>
+        <w:rPr>
+          <w:shd w:val="clear" w:color="auto" w:fill="FFFFFF"/>
+          <w:lang w:val="ru-RU"/>
+        </w:rPr>
+      </w:pPr>
+      <w:r>
+        <w:rPr>
+          <w:shd w:val="clear" w:color="auto" w:fill="FFFFFF"/>
+          <w:lang w:val="ru-RU"/>
+        </w:rPr>
+        <w:t>Сначала сравниваются символы общей части строк. Если общие символы равны, меньшей считается более короткая строка.</w:t>
+      </w:r>
+    </w:p>
+    <w:p>
+      <w:pPr>
+        <w:rPr>
+          <w:shd w:val="clear" w:color="auto" w:fill="FFFFFF"/>
+          <w:lang w:val="ru-RU"/>
+        </w:rPr>
+      </w:pPr>
+      <w:r>
+        <w:rPr>
+          <w:shd w:val="clear" w:color="auto" w:fill="FFFFFF"/>
+          <w:lang w:val="ru-RU"/>
+        </w:rPr>
+        <w:t>На основе compare реализован полный набор операторов сравнения:</w:t>
       </w:r>
     </w:p>
     <w:p>
@@ -3341,38 +3498,17 @@
         <w:pStyle w:val="aff"/>
         <w:numPr>
           <w:ilvl w:val="0"/>
-          <w:numId w:val="32"/>
+          <w:numId w:val="44"/>
         </w:numPr>
-      </w:pPr>
-      <w:r>
-        <w:t xml:space="preserve">Полный набор операторов сравнения </w:t>
-      </w:r>
-      <w:r>
-        <w:t>(==</w:t>
-      </w:r>
-      <w:proofErr w:type="gramStart"/>
-      <w:r>
-        <w:t>, !</w:t>
-      </w:r>
-      <w:proofErr w:type="gramEnd"/>
-      <w:r>
-        <w:t>=, &lt;</w:t>
-      </w:r>
-      <w:proofErr w:type="gramStart"/>
-      <w:r>
-        <w:t>, &gt;</w:t>
-      </w:r>
-      <w:proofErr w:type="gramEnd"/>
-      <w:r>
-        <w:t>, &lt;=</w:t>
-      </w:r>
-      <w:proofErr w:type="gramStart"/>
-      <w:r>
-        <w:t>, &gt;</w:t>
-      </w:r>
-      <w:proofErr w:type="gramEnd"/>
-      <w:r>
-        <w:t>=)</w:t>
+        <w:rPr>
+          <w:shd w:val="clear" w:color="auto" w:fill="FFFFFF"/>
+        </w:rPr>
+      </w:pPr>
+      <w:r>
+        <w:rPr>
+          <w:shd w:val="clear" w:color="auto" w:fill="FFFFFF"/>
+        </w:rPr>
+        <w:t>operator==;</w:t>
       </w:r>
     </w:p>
     <w:p>
@@ -3380,145 +3516,194 @@
         <w:pStyle w:val="aff"/>
         <w:numPr>
           <w:ilvl w:val="0"/>
-          <w:numId w:val="32"/>
+          <w:numId w:val="44"/>
         </w:numPr>
-      </w:pPr>
-      <w:r>
-        <w:t>Учет длины строк при равенстве префиксов</w:t>
-      </w:r>
-    </w:p>
-    <w:p>
-      <w:pPr>
-        <w:rPr>
-          <w:lang w:val="ru-RU"/>
-        </w:rPr>
-      </w:pPr>
-      <w:r>
+        <w:rPr>
+          <w:shd w:val="clear" w:color="auto" w:fill="FFFFFF"/>
+        </w:rPr>
+      </w:pPr>
+      <w:r>
+        <w:rPr>
+          <w:shd w:val="clear" w:color="auto" w:fill="FFFFFF"/>
+        </w:rPr>
+        <w:t>operator!=;</w:t>
+      </w:r>
+    </w:p>
+    <w:p>
+      <w:pPr>
+        <w:pStyle w:val="aff"/>
+        <w:numPr>
+          <w:ilvl w:val="0"/>
+          <w:numId w:val="44"/>
+        </w:numPr>
+        <w:rPr>
+          <w:shd w:val="clear" w:color="auto" w:fill="FFFFFF"/>
+        </w:rPr>
+      </w:pPr>
+      <w:r>
+        <w:rPr>
+          <w:shd w:val="clear" w:color="auto" w:fill="FFFFFF"/>
+        </w:rPr>
+        <w:t>operator&lt;;</w:t>
+      </w:r>
+    </w:p>
+    <w:p>
+      <w:pPr>
+        <w:pStyle w:val="aff"/>
+        <w:numPr>
+          <w:ilvl w:val="0"/>
+          <w:numId w:val="44"/>
+        </w:numPr>
+        <w:rPr>
+          <w:shd w:val="clear" w:color="auto" w:fill="FFFFFF"/>
+        </w:rPr>
+      </w:pPr>
+      <w:r>
+        <w:rPr>
+          <w:shd w:val="clear" w:color="auto" w:fill="FFFFFF"/>
+        </w:rPr>
+        <w:t>operator&lt;=;</w:t>
+      </w:r>
+    </w:p>
+    <w:p>
+      <w:pPr>
+        <w:pStyle w:val="aff"/>
+        <w:numPr>
+          <w:ilvl w:val="0"/>
+          <w:numId w:val="44"/>
+        </w:numPr>
+        <w:rPr>
+          <w:shd w:val="clear" w:color="auto" w:fill="FFFFFF"/>
+        </w:rPr>
+      </w:pPr>
+      <w:r>
+        <w:rPr>
+          <w:shd w:val="clear" w:color="auto" w:fill="FFFFFF"/>
+        </w:rPr>
+        <w:t>operator&gt;;</w:t>
+      </w:r>
+    </w:p>
+    <w:p>
+      <w:pPr>
+        <w:pStyle w:val="aff"/>
+        <w:numPr>
+          <w:ilvl w:val="0"/>
+          <w:numId w:val="44"/>
+        </w:numPr>
+        <w:rPr>
+          <w:shd w:val="clear" w:color="auto" w:fill="FFFFFF"/>
+        </w:rPr>
+      </w:pPr>
+      <w:r>
+        <w:rPr>
+          <w:shd w:val="clear" w:color="auto" w:fill="FFFFFF"/>
+        </w:rPr>
+        <w:t>operator&gt;=;</w:t>
+      </w:r>
+    </w:p>
+    <w:p>
+      <w:pPr>
+        <w:rPr>
+          <w:shd w:val="clear" w:color="auto" w:fill="FFFFFF"/>
+          <w:lang w:val="ru-RU"/>
+        </w:rPr>
+      </w:pPr>
+      <w:r>
+        <w:rPr>
+          <w:shd w:val="clear" w:color="auto" w:fill="FFFFFF"/>
+          <w:lang w:val="ru-RU"/>
+        </w:rPr>
+        <w:t>Благодаря этому алгоритм лексикографического сравнения реализован только один раз.</w:t>
+      </w:r>
+    </w:p>
+    <w:p>
+      <w:pPr>
         <w:rPr>
           <w:b/>
           <w:bCs/>
-          <w:lang w:val="ru-RU"/>
-        </w:rPr>
-        <w:t>Поиск и извлечение подстрок</w:t>
-      </w:r>
+          <w:shd w:val="clear" w:color="auto" w:fill="FFFFFF"/>
+          <w:lang w:val="ru-RU"/>
+        </w:rPr>
+      </w:pPr>
       <w:r>
         <w:rPr>
           <w:b/>
           <w:bCs/>
-          <w:lang w:val="ru-RU"/>
-        </w:rPr>
-        <w:t xml:space="preserve">: </w:t>
-      </w:r>
-      <w:r>
-        <w:t>find</w:t>
-      </w:r>
-      <w:r>
-        <w:rPr>
-          <w:lang w:val="ru-RU"/>
-        </w:rPr>
-        <w:t xml:space="preserve">, </w:t>
-      </w:r>
-      <w:proofErr w:type="spellStart"/>
-      <w:r>
-        <w:t>substr</w:t>
-      </w:r>
-      <w:proofErr w:type="spellEnd"/>
-    </w:p>
-    <w:p>
-      <w:pPr>
-        <w:rPr>
-          <w:lang w:val="ru-RU"/>
-        </w:rPr>
-      </w:pPr>
-      <w:r>
-        <w:rPr>
-          <w:lang w:val="ru-RU"/>
-        </w:rPr>
-        <w:t>Самое главное, что я и</w:t>
-      </w:r>
-      <w:r>
-        <w:rPr>
-          <w:lang w:val="ru-RU"/>
-        </w:rPr>
-        <w:t>збега</w:t>
-      </w:r>
-      <w:r>
-        <w:rPr>
-          <w:lang w:val="ru-RU"/>
-        </w:rPr>
-        <w:t>л</w:t>
-      </w:r>
-      <w:r>
-        <w:rPr>
-          <w:lang w:val="ru-RU"/>
-        </w:rPr>
-        <w:t xml:space="preserve"> лишни</w:t>
-      </w:r>
-      <w:r>
-        <w:rPr>
-          <w:lang w:val="ru-RU"/>
-        </w:rPr>
-        <w:t>е</w:t>
-      </w:r>
-      <w:r>
-        <w:rPr>
-          <w:lang w:val="ru-RU"/>
-        </w:rPr>
-        <w:t xml:space="preserve"> копировани</w:t>
-      </w:r>
-      <w:r>
-        <w:rPr>
-          <w:lang w:val="ru-RU"/>
-        </w:rPr>
-        <w:t>я (реализовывала функции, через другие), м</w:t>
-      </w:r>
-      <w:r>
-        <w:rPr>
-          <w:lang w:val="ru-RU"/>
-        </w:rPr>
-        <w:t>инимиз</w:t>
-      </w:r>
-      <w:r>
-        <w:rPr>
-          <w:lang w:val="ru-RU"/>
-        </w:rPr>
-        <w:t xml:space="preserve">ировал </w:t>
-      </w:r>
-      <w:r>
-        <w:rPr>
-          <w:lang w:val="ru-RU"/>
-        </w:rPr>
-        <w:t>перераспределени</w:t>
-      </w:r>
-      <w:r>
-        <w:rPr>
-          <w:lang w:val="ru-RU"/>
-        </w:rPr>
-        <w:t>е</w:t>
-      </w:r>
-      <w:r>
-        <w:rPr>
-          <w:lang w:val="ru-RU"/>
-        </w:rPr>
-        <w:t xml:space="preserve"> памяти через стратегию резервирования</w:t>
-      </w:r>
-      <w:r>
-        <w:rPr>
-          <w:lang w:val="ru-RU"/>
-        </w:rPr>
-        <w:t>, что о</w:t>
-      </w:r>
-      <w:r>
-        <w:rPr>
-          <w:lang w:val="ru-RU"/>
-        </w:rPr>
-        <w:t>беспечивает эффективную работу со строками произвольной длины</w:t>
-      </w:r>
-      <w:r>
-        <w:rPr>
-          <w:lang w:val="ru-RU"/>
-        </w:rPr>
-        <w:t>.</w:t>
+          <w:shd w:val="clear" w:color="auto" w:fill="FFFFFF"/>
+          <w:lang w:val="ru-RU"/>
+        </w:rPr>
+        <w:t>Поиск и извлечение подстрок</w:t>
+      </w:r>
+    </w:p>
+    <w:p>
+      <w:pPr>
+        <w:rPr>
+          <w:shd w:val="clear" w:color="auto" w:fill="FFFFFF"/>
+          <w:lang w:val="ru-RU"/>
+        </w:rPr>
+      </w:pPr>
+      <w:r>
+        <w:rPr>
+          <w:shd w:val="clear" w:color="auto" w:fill="FFFFFF"/>
+          <w:lang w:val="ru-RU"/>
+        </w:rPr>
+        <w:t>Методы substr создают новый объект MyString, содержащий фрагмент исходной строки:</w:t>
+      </w:r>
+    </w:p>
+    <w:p>
+      <w:pPr>
+        <w:rPr>
+          <w:shd w:val="clear" w:color="auto" w:fill="FFFFFF"/>
+        </w:rPr>
+      </w:pPr>
+      <w:r>
+        <w:rPr>
+          <w:shd w:val="clear" w:color="auto" w:fill="FFFFFF"/>
+        </w:rPr>
+        <w:t>MyString substr(int index) const;</w:t>
+      </w:r>
+    </w:p>
+    <w:p>
+      <w:pPr>
+        <w:rPr>
+          <w:shd w:val="clear" w:color="auto" w:fill="FFFFFF"/>
+        </w:rPr>
+      </w:pPr>
+      <w:r>
+        <w:rPr>
+          <w:shd w:val="clear" w:color="auto" w:fill="FFFFFF"/>
+        </w:rPr>
+        <w:t>MyString substr(int index, int count) const;</w:t>
+      </w:r>
+    </w:p>
+    <w:p>
+      <w:pPr>
+        <w:rPr>
+          <w:shd w:val="clear" w:color="auto" w:fill="FFFFFF"/>
+          <w:lang w:val="ru-RU"/>
+        </w:rPr>
+      </w:pPr>
+      <w:r>
+        <w:rPr>
+          <w:shd w:val="clear" w:color="auto" w:fill="FFFFFF"/>
+          <w:lang w:val="ru-RU"/>
+        </w:rPr>
+        <w:t>Методы find выполняют поиск первого вхождения подстроки. Поддерживаются источники типов const char*, std::string и MyString, а также поиск с заданной начальной позиции.</w:t>
+      </w:r>
+    </w:p>
+    <w:p>
+      <w:pPr>
+        <w:rPr>
+          <w:shd w:val="clear" w:color="auto" w:fill="FFFFFF"/>
+          <w:lang w:val="ru-RU"/>
+        </w:rPr>
+      </w:pPr>
+      <w:r>
+        <w:rPr>
+          <w:shd w:val="clear" w:color="auto" w:fill="FFFFFF"/>
+          <w:lang w:val="ru-RU"/>
+        </w:rPr>
+        <w:t>Общий алгоритм поиска реализован в закрытом методе find_data. Публичные перегрузки find преобразуют входные данные к единому представлению и передают их этой функции. Если подстрока не найдена, возвращается значение MyString::npos.</w:t>
       </w:r>
     </w:p>
     <w:p>
@@ -3526,116 +3711,203 @@
         <w:rPr>
           <w:b/>
           <w:bCs/>
+          <w:shd w:val="clear" w:color="auto" w:fill="FFFFFF"/>
+          <w:lang w:val="ru-RU"/>
         </w:rPr>
       </w:pPr>
       <w:r>
         <w:rPr>
           <w:b/>
           <w:bCs/>
-          <w:lang w:val="ru-RU"/>
-        </w:rPr>
-        <w:t>Переиспользование кода</w:t>
-      </w:r>
-      <w:r>
+          <w:shd w:val="clear" w:color="auto" w:fill="FFFFFF"/>
+          <w:lang w:val="ru-RU"/>
+        </w:rPr>
+        <w:t>Обработка ошибок</w:t>
+      </w:r>
+    </w:p>
+    <w:p>
+      <w:pPr>
+        <w:rPr>
+          <w:shd w:val="clear" w:color="auto" w:fill="FFFFFF"/>
+          <w:lang w:val="ru-RU"/>
+        </w:rPr>
+      </w:pPr>
+      <w:r>
+        <w:rPr>
+          <w:shd w:val="clear" w:color="auto" w:fill="FFFFFF"/>
+          <w:lang w:val="ru-RU"/>
+        </w:rPr>
+        <w:lastRenderedPageBreak/>
+        <w:t>Для проверки отрицательных индексов и количества символов используется вспомогательная функция CheckedValue. При недопустимых значениях генерируется исключение std::out_of_range.</w:t>
+      </w:r>
+    </w:p>
+    <w:p>
+      <w:pPr>
+        <w:rPr>
+          <w:shd w:val="clear" w:color="auto" w:fill="FFFFFF"/>
+          <w:lang w:val="ru-RU"/>
+        </w:rPr>
+      </w:pPr>
+      <w:r>
+        <w:rPr>
+          <w:shd w:val="clear" w:color="auto" w:fill="FFFFFF"/>
+          <w:lang w:val="ru-RU"/>
+        </w:rPr>
+        <w:t>Перед использованием const char* выполняется проверка на nullptr. В случае нулевого указателя генерируется исключение std::invalid_argument.</w:t>
+      </w:r>
+    </w:p>
+    <w:p>
+      <w:pPr>
+        <w:rPr>
+          <w:shd w:val="clear" w:color="auto" w:fill="FFFFFF"/>
+          <w:lang w:val="ru-RU"/>
+        </w:rPr>
+      </w:pPr>
+      <w:r>
+        <w:rPr>
+          <w:shd w:val="clear" w:color="auto" w:fill="FFFFFF"/>
+          <w:lang w:val="ru-RU"/>
+        </w:rPr>
+        <w:t>Также проверяется, что заданный фрагмент полностью находится внутри исходной строки.</w:t>
+      </w:r>
+    </w:p>
+    <w:p>
+      <w:pPr>
         <w:rPr>
           <w:b/>
           <w:bCs/>
-        </w:rPr>
-        <w:t>:</w:t>
-      </w:r>
-    </w:p>
-    <w:p>
-      <w:pPr>
-        <w:rPr>
-          <w:lang w:val="ru-RU"/>
-        </w:rPr>
-      </w:pPr>
-      <w:r>
-        <w:rPr>
-          <w:lang w:val="ru-RU"/>
-        </w:rPr>
-        <w:t xml:space="preserve">При реализации класса применялось переиспользование кода. Перегруженные методы с упрощёнными наборами аргументов делегируют работу наиболее полной перегрузке. Метод </w:t>
-      </w:r>
-      <w:r>
-        <w:t>append</w:t>
-      </w:r>
-      <w:r>
-        <w:rPr>
-          <w:lang w:val="ru-RU"/>
-        </w:rPr>
-        <w:t xml:space="preserve"> реализован через </w:t>
-      </w:r>
-      <w:r>
-        <w:t>insert</w:t>
-      </w:r>
-      <w:r>
-        <w:rPr>
-          <w:lang w:val="ru-RU"/>
-        </w:rPr>
-        <w:t xml:space="preserve">, поскольку добавление в конец является частным случаем вставки по индексу, равному размеру строки. Метод </w:t>
-      </w:r>
-      <w:r>
-        <w:t>replace</w:t>
-      </w:r>
-      <w:r>
-        <w:rPr>
-          <w:lang w:val="ru-RU"/>
-        </w:rPr>
-        <w:t xml:space="preserve"> использует последовательность операций </w:t>
-      </w:r>
-      <w:r>
-        <w:t>erase</w:t>
-      </w:r>
-      <w:r>
-        <w:rPr>
-          <w:lang w:val="ru-RU"/>
-        </w:rPr>
-        <w:t xml:space="preserve"> и </w:t>
-      </w:r>
-      <w:r>
-        <w:t>insert</w:t>
-      </w:r>
-      <w:r>
-        <w:rPr>
-          <w:lang w:val="ru-RU"/>
-        </w:rPr>
-        <w:t xml:space="preserve">. Все операторы сравнения используют общий метод </w:t>
-      </w:r>
-      <w:r>
-        <w:t>compare</w:t>
-      </w:r>
-      <w:r>
-        <w:rPr>
-          <w:lang w:val="ru-RU"/>
-        </w:rPr>
-        <w:t xml:space="preserve">, а перегрузки поиска обращаются к </w:t>
-      </w:r>
-      <w:r>
-        <w:t>find</w:t>
-      </w:r>
-      <w:r>
-        <w:rPr>
-          <w:lang w:val="ru-RU"/>
-        </w:rPr>
-        <w:t>_</w:t>
-      </w:r>
-      <w:r>
-        <w:t>data</w:t>
-      </w:r>
-      <w:r>
-        <w:rPr>
-          <w:lang w:val="ru-RU"/>
-        </w:rPr>
-        <w:t xml:space="preserve">. Конструкторы и операторы присваивания используют общий метод </w:t>
-      </w:r>
-      <w:r>
-        <w:t>assign</w:t>
-      </w:r>
-      <w:r>
-        <w:rPr>
-          <w:lang w:val="ru-RU"/>
-        </w:rPr>
-        <w:t>. Такой подход уменьшает дублирование, упрощает тестирование и обеспечивает одинаковое поведение связанных операций.</w:t>
+          <w:shd w:val="clear" w:color="auto" w:fill="FFFFFF"/>
+          <w:lang w:val="ru-RU"/>
+        </w:rPr>
+      </w:pPr>
+      <w:r>
+        <w:rPr>
+          <w:b/>
+          <w:bCs/>
+          <w:shd w:val="clear" w:color="auto" w:fill="FFFFFF"/>
+          <w:lang w:val="ru-RU"/>
+        </w:rPr>
+        <w:t>Переиспользование кода</w:t>
+      </w:r>
+    </w:p>
+    <w:p>
+      <w:pPr>
+        <w:rPr>
+          <w:shd w:val="clear" w:color="auto" w:fill="FFFFFF"/>
+          <w:lang w:val="ru-RU"/>
+        </w:rPr>
+      </w:pPr>
+      <w:r>
+        <w:rPr>
+          <w:shd w:val="clear" w:color="auto" w:fill="FFFFFF"/>
+          <w:lang w:val="ru-RU"/>
+        </w:rPr>
+        <w:t>При разработке класса применялось переиспользование кода. Упрощённые перегрузки методов передают работу наиболее полной перегрузке. Методы append используют insert, а методы replace используют erase и insert. Операторы сравнения основаны на методе compare, перегрузки поиска используют общий алгоритм find_data, а конструкторы и операторы присваивания обращаются к assign.</w:t>
+      </w:r>
+    </w:p>
+    <w:p>
+      <w:pPr>
+        <w:rPr>
+          <w:shd w:val="clear" w:color="auto" w:fill="FFFFFF"/>
+          <w:lang w:val="ru-RU"/>
+        </w:rPr>
+      </w:pPr>
+      <w:r>
+        <w:rPr>
+          <w:shd w:val="clear" w:color="auto" w:fill="FFFFFF"/>
+          <w:lang w:val="ru-RU"/>
+        </w:rPr>
+        <w:t>Такой подход позволил:</w:t>
+      </w:r>
+    </w:p>
+    <w:p>
+      <w:pPr>
+        <w:rPr>
+          <w:shd w:val="clear" w:color="auto" w:fill="FFFFFF"/>
+          <w:lang w:val="ru-RU"/>
+        </w:rPr>
+      </w:pPr>
+      <w:r>
+        <w:rPr>
+          <w:shd w:val="clear" w:color="auto" w:fill="FFFFFF"/>
+          <w:lang w:val="ru-RU"/>
+        </w:rPr>
+        <w:t>- уменьшить объём повторяющегося кода;</w:t>
+      </w:r>
+    </w:p>
+    <w:p>
+      <w:pPr>
+        <w:rPr>
+          <w:shd w:val="clear" w:color="auto" w:fill="FFFFFF"/>
+          <w:lang w:val="ru-RU"/>
+        </w:rPr>
+      </w:pPr>
+      <w:r>
+        <w:rPr>
+          <w:shd w:val="clear" w:color="auto" w:fill="FFFFFF"/>
+          <w:lang w:val="ru-RU"/>
+        </w:rPr>
+        <w:t>- обеспечить одинаковое поведение связанных методов;</w:t>
+      </w:r>
+    </w:p>
+    <w:p>
+      <w:pPr>
+        <w:rPr>
+          <w:shd w:val="clear" w:color="auto" w:fill="FFFFFF"/>
+          <w:lang w:val="ru-RU"/>
+        </w:rPr>
+      </w:pPr>
+      <w:r>
+        <w:rPr>
+          <w:shd w:val="clear" w:color="auto" w:fill="FFFFFF"/>
+          <w:lang w:val="ru-RU"/>
+        </w:rPr>
+        <w:t>- упростить тестирование;</w:t>
+      </w:r>
+    </w:p>
+    <w:p>
+      <w:pPr>
+        <w:rPr>
+          <w:shd w:val="clear" w:color="auto" w:fill="FFFFFF"/>
+          <w:lang w:val="ru-RU"/>
+        </w:rPr>
+      </w:pPr>
+      <w:r>
+        <w:rPr>
+          <w:shd w:val="clear" w:color="auto" w:fill="FFFFFF"/>
+          <w:lang w:val="ru-RU"/>
+        </w:rPr>
+        <w:t>- уменьшить вероятность появления ошибок;</w:t>
+      </w:r>
+    </w:p>
+    <w:p>
+      <w:pPr>
+        <w:rPr>
+          <w:shd w:val="clear" w:color="auto" w:fill="FFFFFF"/>
+          <w:lang w:val="ru-RU"/>
+        </w:rPr>
+      </w:pPr>
+      <w:r>
+        <w:rPr>
+          <w:shd w:val="clear" w:color="auto" w:fill="FFFFFF"/>
+          <w:lang w:val="ru-RU"/>
+        </w:rPr>
+        <w:t>- централизовать проверки аргументов.</w:t>
+      </w:r>
+    </w:p>
+    <w:p>
+      <w:pPr>
+        <w:rPr>
+          <w:shd w:val="clear" w:color="auto" w:fill="FFFFFF"/>
+          <w:lang w:val="ru-RU"/>
+        </w:rPr>
+      </w:pPr>
+      <w:r>
+        <w:rPr>
+          <w:shd w:val="clear" w:color="auto" w:fill="FFFFFF"/>
+          <w:lang w:val="ru-RU"/>
+        </w:rPr>
+        <w:t>Перераспределение основного строкового буфера выполняется только при недостаточной capacity_. Если существующего буфера достаточно, операции вставки используют уже выделенную память. Временные копии создаются только там, где они необходимы для безопасной работы со строкой, являющейся одновременно источником и объектом изменения.</w:t>
       </w:r>
     </w:p>
     <w:p>
@@ -3741,40 +4013,40 @@
         <w:jc w:val="center"/>
         <w:rPr>
           <w:color w:val="auto"/>
-          <w:sz w:val="20"/>
-          <w:szCs w:val="20"/>
+          <w:sz w:val="28"/>
+          <w:szCs w:val="28"/>
           <w:lang w:eastAsia="ru-RU"/>
         </w:rPr>
       </w:pPr>
       <w:r>
         <w:rPr>
           <w:color w:val="auto"/>
-          <w:sz w:val="20"/>
-          <w:szCs w:val="20"/>
+          <w:sz w:val="28"/>
+          <w:szCs w:val="28"/>
         </w:rPr>
         <w:t xml:space="preserve">Рисунок </w:t>
       </w:r>
       <w:r>
         <w:rPr>
           <w:color w:val="auto"/>
-          <w:sz w:val="20"/>
-          <w:szCs w:val="20"/>
+          <w:sz w:val="28"/>
+          <w:szCs w:val="28"/>
         </w:rPr>
         <w:fldChar w:fldCharType="begin"/>
       </w:r>
       <w:r>
         <w:rPr>
           <w:color w:val="auto"/>
-          <w:sz w:val="20"/>
-          <w:szCs w:val="20"/>
+          <w:sz w:val="28"/>
+          <w:szCs w:val="28"/>
         </w:rPr>
         <w:instrText xml:space="preserve"> SEQ Рисунок \* ARABIC </w:instrText>
       </w:r>
       <w:r>
         <w:rPr>
           <w:color w:val="auto"/>
-          <w:sz w:val="20"/>
-          <w:szCs w:val="20"/>
+          <w:sz w:val="28"/>
+          <w:szCs w:val="28"/>
         </w:rPr>
         <w:fldChar w:fldCharType="separate"/>
       </w:r>
@@ -3782,24 +4054,24 @@
         <w:rPr>
           <w:noProof/>
           <w:color w:val="auto"/>
-          <w:sz w:val="20"/>
-          <w:szCs w:val="20"/>
+          <w:sz w:val="28"/>
+          <w:szCs w:val="28"/>
         </w:rPr>
         <w:t>1</w:t>
       </w:r>
       <w:r>
         <w:rPr>
           <w:color w:val="auto"/>
-          <w:sz w:val="20"/>
-          <w:szCs w:val="20"/>
+          <w:sz w:val="28"/>
+          <w:szCs w:val="28"/>
         </w:rPr>
         <w:fldChar w:fldCharType="end"/>
       </w:r>
       <w:r>
         <w:rPr>
           <w:color w:val="auto"/>
-          <w:sz w:val="20"/>
-          <w:szCs w:val="20"/>
+          <w:sz w:val="28"/>
+          <w:szCs w:val="28"/>
         </w:rPr>
         <w:t>-результат выполнения тестов</w:t>
       </w:r>
@@ -3858,40 +4130,40 @@
         <w:jc w:val="center"/>
         <w:rPr>
           <w:color w:val="auto"/>
-          <w:sz w:val="20"/>
-          <w:szCs w:val="20"/>
+          <w:sz w:val="28"/>
+          <w:szCs w:val="28"/>
           <w:lang w:eastAsia="ru-RU"/>
         </w:rPr>
       </w:pPr>
       <w:r>
         <w:rPr>
           <w:color w:val="auto"/>
-          <w:sz w:val="20"/>
-          <w:szCs w:val="20"/>
+          <w:sz w:val="28"/>
+          <w:szCs w:val="28"/>
         </w:rPr>
         <w:t xml:space="preserve">Рисунок </w:t>
       </w:r>
       <w:r>
         <w:rPr>
           <w:color w:val="auto"/>
-          <w:sz w:val="20"/>
-          <w:szCs w:val="20"/>
+          <w:sz w:val="28"/>
+          <w:szCs w:val="28"/>
         </w:rPr>
         <w:fldChar w:fldCharType="begin"/>
       </w:r>
       <w:r>
         <w:rPr>
           <w:color w:val="auto"/>
-          <w:sz w:val="20"/>
-          <w:szCs w:val="20"/>
+          <w:sz w:val="28"/>
+          <w:szCs w:val="28"/>
         </w:rPr>
         <w:instrText xml:space="preserve"> SEQ Рисунок \* ARABIC </w:instrText>
       </w:r>
       <w:r>
         <w:rPr>
           <w:color w:val="auto"/>
-          <w:sz w:val="20"/>
-          <w:szCs w:val="20"/>
+          <w:sz w:val="28"/>
+          <w:szCs w:val="28"/>
         </w:rPr>
         <w:fldChar w:fldCharType="separate"/>
       </w:r>
@@ -3899,24 +4171,24 @@
         <w:rPr>
           <w:noProof/>
           <w:color w:val="auto"/>
-          <w:sz w:val="20"/>
-          <w:szCs w:val="20"/>
+          <w:sz w:val="28"/>
+          <w:szCs w:val="28"/>
         </w:rPr>
         <w:t>2</w:t>
       </w:r>
       <w:r>
         <w:rPr>
           <w:color w:val="auto"/>
-          <w:sz w:val="20"/>
-          <w:szCs w:val="20"/>
+          <w:sz w:val="28"/>
+          <w:szCs w:val="28"/>
         </w:rPr>
         <w:fldChar w:fldCharType="end"/>
       </w:r>
       <w:r>
         <w:rPr>
           <w:color w:val="auto"/>
-          <w:sz w:val="20"/>
-          <w:szCs w:val="20"/>
+          <w:sz w:val="28"/>
+          <w:szCs w:val="28"/>
         </w:rPr>
         <w:t>-результат выполнения тестов</w:t>
       </w:r>
@@ -3961,11 +4233,9 @@
         </w:rPr>
         <w:t xml:space="preserve">Для реализации обертки я использовал библиотеку </w:t>
       </w:r>
-      <w:proofErr w:type="spellStart"/>
       <w:r>
         <w:t>pybind</w:t>
       </w:r>
-      <w:proofErr w:type="spellEnd"/>
       <w:r>
         <w:rPr>
           <w:lang w:val="ru-RU"/>
@@ -4034,11 +4304,9 @@
           <w:lang w:val="ru-RU" w:eastAsia="ru-RU"/>
         </w:rPr>
       </w:pPr>
-      <w:proofErr w:type="spellStart"/>
       <w:r>
         <w:t>Pybind</w:t>
       </w:r>
-      <w:proofErr w:type="spellEnd"/>
       <w:r>
         <w:rPr>
           <w:lang w:val="ru-RU"/>
@@ -4132,7 +4400,6 @@
         </w:rPr>
         <w:t>.</w:t>
       </w:r>
-      <w:proofErr w:type="gramStart"/>
       <w:r>
         <w:t>def</w:t>
       </w:r>
@@ -4140,14 +4407,7 @@
         <w:rPr>
           <w:lang w:val="ru-RU"/>
         </w:rPr>
-        <w:t>(</w:t>
-      </w:r>
-      <w:proofErr w:type="gramEnd"/>
-      <w:r>
-        <w:rPr>
-          <w:lang w:val="ru-RU"/>
-        </w:rPr>
-        <w:t>)</w:t>
+        <w:t>()</w:t>
       </w:r>
       <w:r>
         <w:rPr>
@@ -4227,38 +4487,26 @@
         <w:rPr>
           <w:lang w:val="ru-RU" w:eastAsia="ru-RU"/>
         </w:rPr>
-        <w:t xml:space="preserve">Я взял </w:t>
-      </w:r>
-      <w:proofErr w:type="gramStart"/>
+        <w:t>Я взял тест</w:t>
+      </w:r>
       <w:r>
         <w:rPr>
           <w:lang w:val="ru-RU" w:eastAsia="ru-RU"/>
         </w:rPr>
-        <w:t>тест</w:t>
+        <w:t>ы выданные нам</w:t>
       </w:r>
       <w:r>
         <w:rPr>
           <w:lang w:val="ru-RU" w:eastAsia="ru-RU"/>
         </w:rPr>
-        <w:t>ы</w:t>
-      </w:r>
-      <w:proofErr w:type="gramEnd"/>
-      <w:r>
-        <w:rPr>
-          <w:lang w:val="ru-RU" w:eastAsia="ru-RU"/>
-        </w:rPr>
-        <w:t xml:space="preserve"> выданные нам</w:t>
-      </w:r>
-      <w:r>
-        <w:rPr>
-          <w:lang w:val="ru-RU" w:eastAsia="ru-RU"/>
-        </w:rPr>
         <w:t>, ниже результат:</w:t>
       </w:r>
     </w:p>
     <w:p>
       <w:pPr>
         <w:keepNext/>
+        <w:ind w:firstLine="0"/>
+        <w:jc w:val="center"/>
         <w:rPr>
           <w:lang w:val="ru-RU"/>
         </w:rPr>
@@ -4308,41 +4556,43 @@
     <w:p>
       <w:pPr>
         <w:pStyle w:val="af2"/>
+        <w:ind w:firstLine="0"/>
+        <w:jc w:val="center"/>
         <w:rPr>
           <w:color w:val="auto"/>
-          <w:sz w:val="20"/>
-          <w:szCs w:val="20"/>
+          <w:sz w:val="28"/>
+          <w:szCs w:val="28"/>
         </w:rPr>
       </w:pPr>
       <w:r>
         <w:rPr>
           <w:color w:val="auto"/>
-          <w:sz w:val="20"/>
-          <w:szCs w:val="20"/>
+          <w:sz w:val="28"/>
+          <w:szCs w:val="28"/>
         </w:rPr>
         <w:t xml:space="preserve">Рисунок </w:t>
       </w:r>
       <w:r>
         <w:rPr>
           <w:color w:val="auto"/>
-          <w:sz w:val="20"/>
-          <w:szCs w:val="20"/>
+          <w:sz w:val="28"/>
+          <w:szCs w:val="28"/>
         </w:rPr>
         <w:fldChar w:fldCharType="begin"/>
       </w:r>
       <w:r>
         <w:rPr>
           <w:color w:val="auto"/>
-          <w:sz w:val="20"/>
-          <w:szCs w:val="20"/>
+          <w:sz w:val="28"/>
+          <w:szCs w:val="28"/>
         </w:rPr>
         <w:instrText xml:space="preserve"> SEQ Рисунок \* ARABIC </w:instrText>
       </w:r>
       <w:r>
         <w:rPr>
           <w:color w:val="auto"/>
-          <w:sz w:val="20"/>
-          <w:szCs w:val="20"/>
+          <w:sz w:val="28"/>
+          <w:szCs w:val="28"/>
         </w:rPr>
         <w:fldChar w:fldCharType="separate"/>
       </w:r>
@@ -4350,24 +4600,24 @@
         <w:rPr>
           <w:noProof/>
           <w:color w:val="auto"/>
-          <w:sz w:val="20"/>
-          <w:szCs w:val="20"/>
+          <w:sz w:val="28"/>
+          <w:szCs w:val="28"/>
         </w:rPr>
         <w:t>3</w:t>
       </w:r>
       <w:r>
         <w:rPr>
           <w:color w:val="auto"/>
-          <w:sz w:val="20"/>
-          <w:szCs w:val="20"/>
+          <w:sz w:val="28"/>
+          <w:szCs w:val="28"/>
         </w:rPr>
         <w:fldChar w:fldCharType="end"/>
       </w:r>
       <w:r>
         <w:rPr>
           <w:color w:val="auto"/>
-          <w:sz w:val="20"/>
-          <w:szCs w:val="20"/>
+          <w:sz w:val="28"/>
+          <w:szCs w:val="28"/>
         </w:rPr>
         <w:t>-результат теста Python-обертки</w:t>
       </w:r>
@@ -4399,14 +4649,12 @@
         </w:rPr>
         <w:t xml:space="preserve">В ходе выполнения работы был успешно разработан и реализован класс </w:t>
       </w:r>
-      <w:proofErr w:type="spellStart"/>
       <w:r>
         <w:rPr>
           <w:shd w:val="clear" w:color="auto" w:fill="FFFFFF"/>
         </w:rPr>
         <w:t>MyString</w:t>
       </w:r>
-      <w:proofErr w:type="spellEnd"/>
       <w:r>
         <w:rPr>
           <w:shd w:val="clear" w:color="auto" w:fill="FFFFFF"/>
@@ -4434,14 +4682,12 @@
         </w:rPr>
         <w:t xml:space="preserve">-обертки с использованием </w:t>
       </w:r>
-      <w:proofErr w:type="spellStart"/>
       <w:r>
         <w:rPr>
           <w:shd w:val="clear" w:color="auto" w:fill="FFFFFF"/>
         </w:rPr>
         <w:t>pybind</w:t>
       </w:r>
-      <w:proofErr w:type="spellEnd"/>
       <w:r>
         <w:rPr>
           <w:shd w:val="clear" w:color="auto" w:fill="FFFFFF"/>
@@ -4696,6 +4942,95 @@
     </w:lvl>
   </w:abstractNum>
   <w:abstractNum w:abstractNumId="2" w15:restartNumberingAfterBreak="0">
+    <w:nsid w:val="044324AA"/>
+    <w:multiLevelType w:val="hybridMultilevel"/>
+    <w:tmpl w:val="D0D4CC4E"/>
+    <w:lvl w:ilvl="0" w:tplc="8F9E2160">
+      <w:start w:val="1"/>
+      <w:numFmt w:val="decimal"/>
+      <w:lvlText w:val="%1."/>
+      <w:lvlJc w:val="left"/>
+      <w:pPr>
+        <w:ind w:left="1069" w:hanging="360"/>
+      </w:pPr>
+      <w:rPr>
+        <w:rFonts w:hint="default"/>
+      </w:rPr>
+    </w:lvl>
+    <w:lvl w:ilvl="1" w:tplc="04190019" w:tentative="1">
+      <w:start w:val="1"/>
+      <w:numFmt w:val="lowerLetter"/>
+      <w:lvlText w:val="%2."/>
+      <w:lvlJc w:val="left"/>
+      <w:pPr>
+        <w:ind w:left="1789" w:hanging="360"/>
+      </w:pPr>
+    </w:lvl>
+    <w:lvl w:ilvl="2" w:tplc="0419001B" w:tentative="1">
+      <w:start w:val="1"/>
+      <w:numFmt w:val="lowerRoman"/>
+      <w:lvlText w:val="%3."/>
+      <w:lvlJc w:val="right"/>
+      <w:pPr>
+        <w:ind w:left="2509" w:hanging="180"/>
+      </w:pPr>
+    </w:lvl>
+    <w:lvl w:ilvl="3" w:tplc="0419000F" w:tentative="1">
+      <w:start w:val="1"/>
+      <w:numFmt w:val="decimal"/>
+      <w:lvlText w:val="%4."/>
+      <w:lvlJc w:val="left"/>
+      <w:pPr>
+        <w:ind w:left="3229" w:hanging="360"/>
+      </w:pPr>
+    </w:lvl>
+    <w:lvl w:ilvl="4" w:tplc="04190019" w:tentative="1">
+      <w:start w:val="1"/>
+      <w:numFmt w:val="lowerLetter"/>
+      <w:lvlText w:val="%5."/>
+      <w:lvlJc w:val="left"/>
+      <w:pPr>
+        <w:ind w:left="3949" w:hanging="360"/>
+      </w:pPr>
+    </w:lvl>
+    <w:lvl w:ilvl="5" w:tplc="0419001B" w:tentative="1">
+      <w:start w:val="1"/>
+      <w:numFmt w:val="lowerRoman"/>
+      <w:lvlText w:val="%6."/>
+      <w:lvlJc w:val="right"/>
+      <w:pPr>
+        <w:ind w:left="4669" w:hanging="180"/>
+      </w:pPr>
+    </w:lvl>
+    <w:lvl w:ilvl="6" w:tplc="0419000F" w:tentative="1">
+      <w:start w:val="1"/>
+      <w:numFmt w:val="decimal"/>
+      <w:lvlText w:val="%7."/>
+      <w:lvlJc w:val="left"/>
+      <w:pPr>
+        <w:ind w:left="5389" w:hanging="360"/>
+      </w:pPr>
+    </w:lvl>
+    <w:lvl w:ilvl="7" w:tplc="04190019" w:tentative="1">
+      <w:start w:val="1"/>
+      <w:numFmt w:val="lowerLetter"/>
+      <w:lvlText w:val="%8."/>
+      <w:lvlJc w:val="left"/>
+      <w:pPr>
+        <w:ind w:left="6109" w:hanging="360"/>
+      </w:pPr>
+    </w:lvl>
+    <w:lvl w:ilvl="8" w:tplc="0419001B" w:tentative="1">
+      <w:start w:val="1"/>
+      <w:numFmt w:val="lowerRoman"/>
+      <w:lvlText w:val="%9."/>
+      <w:lvlJc w:val="right"/>
+      <w:pPr>
+        <w:ind w:left="6829" w:hanging="180"/>
+      </w:pPr>
+    </w:lvl>
+  </w:abstractNum>
+  <w:abstractNum w:abstractNumId="3" w15:restartNumberingAfterBreak="0">
     <w:nsid w:val="04903F0F"/>
     <w:multiLevelType w:val="hybridMultilevel"/>
     <w:tmpl w:val="3270439A"/>
@@ -4782,7 +5117,96 @@
       </w:pPr>
     </w:lvl>
   </w:abstractNum>
-  <w:abstractNum w:abstractNumId="3" w15:restartNumberingAfterBreak="0">
+  <w:abstractNum w:abstractNumId="4" w15:restartNumberingAfterBreak="0">
+    <w:nsid w:val="05830FEB"/>
+    <w:multiLevelType w:val="hybridMultilevel"/>
+    <w:tmpl w:val="E68076FA"/>
+    <w:lvl w:ilvl="0" w:tplc="862CA75C">
+      <w:start w:val="1"/>
+      <w:numFmt w:val="decimal"/>
+      <w:lvlText w:val="%1."/>
+      <w:lvlJc w:val="left"/>
+      <w:pPr>
+        <w:ind w:left="1069" w:hanging="360"/>
+      </w:pPr>
+      <w:rPr>
+        <w:rFonts w:hint="default"/>
+      </w:rPr>
+    </w:lvl>
+    <w:lvl w:ilvl="1" w:tplc="04190019" w:tentative="1">
+      <w:start w:val="1"/>
+      <w:numFmt w:val="lowerLetter"/>
+      <w:lvlText w:val="%2."/>
+      <w:lvlJc w:val="left"/>
+      <w:pPr>
+        <w:ind w:left="1789" w:hanging="360"/>
+      </w:pPr>
+    </w:lvl>
+    <w:lvl w:ilvl="2" w:tplc="0419001B" w:tentative="1">
+      <w:start w:val="1"/>
+      <w:numFmt w:val="lowerRoman"/>
+      <w:lvlText w:val="%3."/>
+      <w:lvlJc w:val="right"/>
+      <w:pPr>
+        <w:ind w:left="2509" w:hanging="180"/>
+      </w:pPr>
+    </w:lvl>
+    <w:lvl w:ilvl="3" w:tplc="0419000F" w:tentative="1">
+      <w:start w:val="1"/>
+      <w:numFmt w:val="decimal"/>
+      <w:lvlText w:val="%4."/>
+      <w:lvlJc w:val="left"/>
+      <w:pPr>
+        <w:ind w:left="3229" w:hanging="360"/>
+      </w:pPr>
+    </w:lvl>
+    <w:lvl w:ilvl="4" w:tplc="04190019" w:tentative="1">
+      <w:start w:val="1"/>
+      <w:numFmt w:val="lowerLetter"/>
+      <w:lvlText w:val="%5."/>
+      <w:lvlJc w:val="left"/>
+      <w:pPr>
+        <w:ind w:left="3949" w:hanging="360"/>
+      </w:pPr>
+    </w:lvl>
+    <w:lvl w:ilvl="5" w:tplc="0419001B" w:tentative="1">
+      <w:start w:val="1"/>
+      <w:numFmt w:val="lowerRoman"/>
+      <w:lvlText w:val="%6."/>
+      <w:lvlJc w:val="right"/>
+      <w:pPr>
+        <w:ind w:left="4669" w:hanging="180"/>
+      </w:pPr>
+    </w:lvl>
+    <w:lvl w:ilvl="6" w:tplc="0419000F" w:tentative="1">
+      <w:start w:val="1"/>
+      <w:numFmt w:val="decimal"/>
+      <w:lvlText w:val="%7."/>
+      <w:lvlJc w:val="left"/>
+      <w:pPr>
+        <w:ind w:left="5389" w:hanging="360"/>
+      </w:pPr>
+    </w:lvl>
+    <w:lvl w:ilvl="7" w:tplc="04190019" w:tentative="1">
+      <w:start w:val="1"/>
+      <w:numFmt w:val="lowerLetter"/>
+      <w:lvlText w:val="%8."/>
+      <w:lvlJc w:val="left"/>
+      <w:pPr>
+        <w:ind w:left="6109" w:hanging="360"/>
+      </w:pPr>
+    </w:lvl>
+    <w:lvl w:ilvl="8" w:tplc="0419001B" w:tentative="1">
+      <w:start w:val="1"/>
+      <w:numFmt w:val="lowerRoman"/>
+      <w:lvlText w:val="%9."/>
+      <w:lvlJc w:val="right"/>
+      <w:pPr>
+        <w:ind w:left="6829" w:hanging="180"/>
+      </w:pPr>
+    </w:lvl>
+  </w:abstractNum>
+  <w:abstractNum w:abstractNumId="5" w15:restartNumberingAfterBreak="0">
     <w:nsid w:val="08B068A2"/>
     <w:multiLevelType w:val="multilevel"/>
     <w:tmpl w:val="2AFEC94E"/>
@@ -4877,7 +5301,7 @@
       </w:pPr>
     </w:lvl>
   </w:abstractNum>
-  <w:abstractNum w:abstractNumId="4" w15:restartNumberingAfterBreak="0">
+  <w:abstractNum w:abstractNumId="6" w15:restartNumberingAfterBreak="0">
     <w:nsid w:val="08DF7A79"/>
     <w:multiLevelType w:val="multilevel"/>
     <w:tmpl w:val="82F68F0C"/>
@@ -5026,7 +5450,7 @@
       </w:rPr>
     </w:lvl>
   </w:abstractNum>
-  <w:abstractNum w:abstractNumId="5" w15:restartNumberingAfterBreak="0">
+  <w:abstractNum w:abstractNumId="7" w15:restartNumberingAfterBreak="0">
     <w:nsid w:val="0BC24F47"/>
     <w:multiLevelType w:val="multilevel"/>
     <w:tmpl w:val="2A16E698"/>
@@ -5175,7 +5599,7 @@
       </w:rPr>
     </w:lvl>
   </w:abstractNum>
-  <w:abstractNum w:abstractNumId="6" w15:restartNumberingAfterBreak="0">
+  <w:abstractNum w:abstractNumId="8" w15:restartNumberingAfterBreak="0">
     <w:nsid w:val="0C706505"/>
     <w:multiLevelType w:val="multilevel"/>
     <w:tmpl w:val="95CC4950"/>
@@ -5324,7 +5748,7 @@
       </w:rPr>
     </w:lvl>
   </w:abstractNum>
-  <w:abstractNum w:abstractNumId="7" w15:restartNumberingAfterBreak="0">
+  <w:abstractNum w:abstractNumId="9" w15:restartNumberingAfterBreak="0">
     <w:nsid w:val="0E440730"/>
     <w:multiLevelType w:val="multilevel"/>
     <w:tmpl w:val="DD4EAAC0"/>
@@ -5473,7 +5897,7 @@
       </w:rPr>
     </w:lvl>
   </w:abstractNum>
-  <w:abstractNum w:abstractNumId="8" w15:restartNumberingAfterBreak="0">
+  <w:abstractNum w:abstractNumId="10" w15:restartNumberingAfterBreak="0">
     <w:nsid w:val="0E6A1ABB"/>
     <w:multiLevelType w:val="hybridMultilevel"/>
     <w:tmpl w:val="73283ADA"/>
@@ -5586,7 +6010,7 @@
       </w:rPr>
     </w:lvl>
   </w:abstractNum>
-  <w:abstractNum w:abstractNumId="9" w15:restartNumberingAfterBreak="0">
+  <w:abstractNum w:abstractNumId="11" w15:restartNumberingAfterBreak="0">
     <w:nsid w:val="0ED47BD8"/>
     <w:multiLevelType w:val="hybridMultilevel"/>
     <w:tmpl w:val="D140359A"/>
@@ -5699,7 +6123,7 @@
       </w:rPr>
     </w:lvl>
   </w:abstractNum>
-  <w:abstractNum w:abstractNumId="10" w15:restartNumberingAfterBreak="0">
+  <w:abstractNum w:abstractNumId="12" w15:restartNumberingAfterBreak="0">
     <w:nsid w:val="0F85082E"/>
     <w:multiLevelType w:val="hybridMultilevel"/>
     <w:tmpl w:val="F0360B14"/>
@@ -5812,7 +6236,7 @@
       </w:rPr>
     </w:lvl>
   </w:abstractNum>
-  <w:abstractNum w:abstractNumId="11" w15:restartNumberingAfterBreak="0">
+  <w:abstractNum w:abstractNumId="13" w15:restartNumberingAfterBreak="0">
     <w:nsid w:val="14221F38"/>
     <w:multiLevelType w:val="hybridMultilevel"/>
     <w:tmpl w:val="D92E512C"/>
@@ -5925,7 +6349,7 @@
       </w:rPr>
     </w:lvl>
   </w:abstractNum>
-  <w:abstractNum w:abstractNumId="12" w15:restartNumberingAfterBreak="0">
+  <w:abstractNum w:abstractNumId="14" w15:restartNumberingAfterBreak="0">
     <w:nsid w:val="19200CF2"/>
     <w:multiLevelType w:val="hybridMultilevel"/>
     <w:tmpl w:val="4BFA2452"/>
@@ -6038,7 +6462,7 @@
       </w:rPr>
     </w:lvl>
   </w:abstractNum>
-  <w:abstractNum w:abstractNumId="13" w15:restartNumberingAfterBreak="0">
+  <w:abstractNum w:abstractNumId="15" w15:restartNumberingAfterBreak="0">
     <w:nsid w:val="1A7D6661"/>
     <w:multiLevelType w:val="multilevel"/>
     <w:tmpl w:val="A2F2AF0C"/>
@@ -6187,7 +6611,7 @@
       </w:rPr>
     </w:lvl>
   </w:abstractNum>
-  <w:abstractNum w:abstractNumId="14" w15:restartNumberingAfterBreak="0">
+  <w:abstractNum w:abstractNumId="16" w15:restartNumberingAfterBreak="0">
     <w:nsid w:val="1CE24A53"/>
     <w:multiLevelType w:val="hybridMultilevel"/>
     <w:tmpl w:val="34B8D798"/>
@@ -6274,7 +6698,7 @@
       </w:pPr>
     </w:lvl>
   </w:abstractNum>
-  <w:abstractNum w:abstractNumId="15" w15:restartNumberingAfterBreak="0">
+  <w:abstractNum w:abstractNumId="17" w15:restartNumberingAfterBreak="0">
     <w:nsid w:val="23A653BB"/>
     <w:multiLevelType w:val="hybridMultilevel"/>
     <w:tmpl w:val="58C4C8F6"/>
@@ -6388,7 +6812,7 @@
       </w:rPr>
     </w:lvl>
   </w:abstractNum>
-  <w:abstractNum w:abstractNumId="16" w15:restartNumberingAfterBreak="0">
+  <w:abstractNum w:abstractNumId="18" w15:restartNumberingAfterBreak="0">
     <w:nsid w:val="250E3643"/>
     <w:multiLevelType w:val="multilevel"/>
     <w:tmpl w:val="A3241794"/>
@@ -6509,7 +6933,7 @@
       </w:pPr>
     </w:lvl>
   </w:abstractNum>
-  <w:abstractNum w:abstractNumId="17" w15:restartNumberingAfterBreak="0">
+  <w:abstractNum w:abstractNumId="19" w15:restartNumberingAfterBreak="0">
     <w:nsid w:val="29CC296D"/>
     <w:multiLevelType w:val="hybridMultilevel"/>
     <w:tmpl w:val="0C70A960"/>
@@ -6622,7 +7046,96 @@
       </w:rPr>
     </w:lvl>
   </w:abstractNum>
-  <w:abstractNum w:abstractNumId="18" w15:restartNumberingAfterBreak="0">
+  <w:abstractNum w:abstractNumId="20" w15:restartNumberingAfterBreak="0">
+    <w:nsid w:val="2A0826D2"/>
+    <w:multiLevelType w:val="hybridMultilevel"/>
+    <w:tmpl w:val="2604DBF8"/>
+    <w:lvl w:ilvl="0" w:tplc="099024B2">
+      <w:start w:val="1"/>
+      <w:numFmt w:val="decimal"/>
+      <w:lvlText w:val="%1."/>
+      <w:lvlJc w:val="left"/>
+      <w:pPr>
+        <w:ind w:left="1069" w:hanging="360"/>
+      </w:pPr>
+      <w:rPr>
+        <w:rFonts w:hint="default"/>
+      </w:rPr>
+    </w:lvl>
+    <w:lvl w:ilvl="1" w:tplc="04190019" w:tentative="1">
+      <w:start w:val="1"/>
+      <w:numFmt w:val="lowerLetter"/>
+      <w:lvlText w:val="%2."/>
+      <w:lvlJc w:val="left"/>
+      <w:pPr>
+        <w:ind w:left="1789" w:hanging="360"/>
+      </w:pPr>
+    </w:lvl>
+    <w:lvl w:ilvl="2" w:tplc="0419001B" w:tentative="1">
+      <w:start w:val="1"/>
+      <w:numFmt w:val="lowerRoman"/>
+      <w:lvlText w:val="%3."/>
+      <w:lvlJc w:val="right"/>
+      <w:pPr>
+        <w:ind w:left="2509" w:hanging="180"/>
+      </w:pPr>
+    </w:lvl>
+    <w:lvl w:ilvl="3" w:tplc="0419000F" w:tentative="1">
+      <w:start w:val="1"/>
+      <w:numFmt w:val="decimal"/>
+      <w:lvlText w:val="%4."/>
+      <w:lvlJc w:val="left"/>
+      <w:pPr>
+        <w:ind w:left="3229" w:hanging="360"/>
+      </w:pPr>
+    </w:lvl>
+    <w:lvl w:ilvl="4" w:tplc="04190019" w:tentative="1">
+      <w:start w:val="1"/>
+      <w:numFmt w:val="lowerLetter"/>
+      <w:lvlText w:val="%5."/>
+      <w:lvlJc w:val="left"/>
+      <w:pPr>
+        <w:ind w:left="3949" w:hanging="360"/>
+      </w:pPr>
+    </w:lvl>
+    <w:lvl w:ilvl="5" w:tplc="0419001B" w:tentative="1">
+      <w:start w:val="1"/>
+      <w:numFmt w:val="lowerRoman"/>
+      <w:lvlText w:val="%6."/>
+      <w:lvlJc w:val="right"/>
+      <w:pPr>
+        <w:ind w:left="4669" w:hanging="180"/>
+      </w:pPr>
+    </w:lvl>
+    <w:lvl w:ilvl="6" w:tplc="0419000F" w:tentative="1">
+      <w:start w:val="1"/>
+      <w:numFmt w:val="decimal"/>
+      <w:lvlText w:val="%7."/>
+      <w:lvlJc w:val="left"/>
+      <w:pPr>
+        <w:ind w:left="5389" w:hanging="360"/>
+      </w:pPr>
+    </w:lvl>
+    <w:lvl w:ilvl="7" w:tplc="04190019" w:tentative="1">
+      <w:start w:val="1"/>
+      <w:numFmt w:val="lowerLetter"/>
+      <w:lvlText w:val="%8."/>
+      <w:lvlJc w:val="left"/>
+      <w:pPr>
+        <w:ind w:left="6109" w:hanging="360"/>
+      </w:pPr>
+    </w:lvl>
+    <w:lvl w:ilvl="8" w:tplc="0419001B" w:tentative="1">
+      <w:start w:val="1"/>
+      <w:numFmt w:val="lowerRoman"/>
+      <w:lvlText w:val="%9."/>
+      <w:lvlJc w:val="right"/>
+      <w:pPr>
+        <w:ind w:left="6829" w:hanging="180"/>
+      </w:pPr>
+    </w:lvl>
+  </w:abstractNum>
+  <w:abstractNum w:abstractNumId="21" w15:restartNumberingAfterBreak="0">
     <w:nsid w:val="346C40A5"/>
     <w:multiLevelType w:val="hybridMultilevel"/>
     <w:tmpl w:val="9552F8BE"/>
@@ -6735,7 +7248,7 @@
       </w:rPr>
     </w:lvl>
   </w:abstractNum>
-  <w:abstractNum w:abstractNumId="19" w15:restartNumberingAfterBreak="0">
+  <w:abstractNum w:abstractNumId="22" w15:restartNumberingAfterBreak="0">
     <w:nsid w:val="3CFB3984"/>
     <w:multiLevelType w:val="multilevel"/>
     <w:tmpl w:val="6FD8326C"/>
@@ -6884,7 +7397,96 @@
       </w:rPr>
     </w:lvl>
   </w:abstractNum>
-  <w:abstractNum w:abstractNumId="20" w15:restartNumberingAfterBreak="0">
+  <w:abstractNum w:abstractNumId="23" w15:restartNumberingAfterBreak="0">
+    <w:nsid w:val="3F0B45E6"/>
+    <w:multiLevelType w:val="hybridMultilevel"/>
+    <w:tmpl w:val="70642242"/>
+    <w:lvl w:ilvl="0" w:tplc="D3B691DE">
+      <w:start w:val="1"/>
+      <w:numFmt w:val="decimal"/>
+      <w:lvlText w:val="%1."/>
+      <w:lvlJc w:val="left"/>
+      <w:pPr>
+        <w:ind w:left="1069" w:hanging="360"/>
+      </w:pPr>
+      <w:rPr>
+        <w:rFonts w:hint="default"/>
+      </w:rPr>
+    </w:lvl>
+    <w:lvl w:ilvl="1" w:tplc="04190019" w:tentative="1">
+      <w:start w:val="1"/>
+      <w:numFmt w:val="lowerLetter"/>
+      <w:lvlText w:val="%2."/>
+      <w:lvlJc w:val="left"/>
+      <w:pPr>
+        <w:ind w:left="1789" w:hanging="360"/>
+      </w:pPr>
+    </w:lvl>
+    <w:lvl w:ilvl="2" w:tplc="0419001B" w:tentative="1">
+      <w:start w:val="1"/>
+      <w:numFmt w:val="lowerRoman"/>
+      <w:lvlText w:val="%3."/>
+      <w:lvlJc w:val="right"/>
+      <w:pPr>
+        <w:ind w:left="2509" w:hanging="180"/>
+      </w:pPr>
+    </w:lvl>
+    <w:lvl w:ilvl="3" w:tplc="0419000F" w:tentative="1">
+      <w:start w:val="1"/>
+      <w:numFmt w:val="decimal"/>
+      <w:lvlText w:val="%4."/>
+      <w:lvlJc w:val="left"/>
+      <w:pPr>
+        <w:ind w:left="3229" w:hanging="360"/>
+      </w:pPr>
+    </w:lvl>
+    <w:lvl w:ilvl="4" w:tplc="04190019" w:tentative="1">
+      <w:start w:val="1"/>
+      <w:numFmt w:val="lowerLetter"/>
+      <w:lvlText w:val="%5."/>
+      <w:lvlJc w:val="left"/>
+      <w:pPr>
+        <w:ind w:left="3949" w:hanging="360"/>
+      </w:pPr>
+    </w:lvl>
+    <w:lvl w:ilvl="5" w:tplc="0419001B" w:tentative="1">
+      <w:start w:val="1"/>
+      <w:numFmt w:val="lowerRoman"/>
+      <w:lvlText w:val="%6."/>
+      <w:lvlJc w:val="right"/>
+      <w:pPr>
+        <w:ind w:left="4669" w:hanging="180"/>
+      </w:pPr>
+    </w:lvl>
+    <w:lvl w:ilvl="6" w:tplc="0419000F" w:tentative="1">
+      <w:start w:val="1"/>
+      <w:numFmt w:val="decimal"/>
+      <w:lvlText w:val="%7."/>
+      <w:lvlJc w:val="left"/>
+      <w:pPr>
+        <w:ind w:left="5389" w:hanging="360"/>
+      </w:pPr>
+    </w:lvl>
+    <w:lvl w:ilvl="7" w:tplc="04190019" w:tentative="1">
+      <w:start w:val="1"/>
+      <w:numFmt w:val="lowerLetter"/>
+      <w:lvlText w:val="%8."/>
+      <w:lvlJc w:val="left"/>
+      <w:pPr>
+        <w:ind w:left="6109" w:hanging="360"/>
+      </w:pPr>
+    </w:lvl>
+    <w:lvl w:ilvl="8" w:tplc="0419001B" w:tentative="1">
+      <w:start w:val="1"/>
+      <w:numFmt w:val="lowerRoman"/>
+      <w:lvlText w:val="%9."/>
+      <w:lvlJc w:val="right"/>
+      <w:pPr>
+        <w:ind w:left="6829" w:hanging="180"/>
+      </w:pPr>
+    </w:lvl>
+  </w:abstractNum>
+  <w:abstractNum w:abstractNumId="24" w15:restartNumberingAfterBreak="0">
     <w:nsid w:val="3FF01C4C"/>
     <w:multiLevelType w:val="hybridMultilevel"/>
     <w:tmpl w:val="AD68F3D4"/>
@@ -6970,7 +7572,185 @@
       </w:pPr>
     </w:lvl>
   </w:abstractNum>
-  <w:abstractNum w:abstractNumId="21" w15:restartNumberingAfterBreak="0">
+  <w:abstractNum w:abstractNumId="25" w15:restartNumberingAfterBreak="0">
+    <w:nsid w:val="41702B88"/>
+    <w:multiLevelType w:val="hybridMultilevel"/>
+    <w:tmpl w:val="0E285164"/>
+    <w:lvl w:ilvl="0" w:tplc="BEA8CFEC">
+      <w:start w:val="1"/>
+      <w:numFmt w:val="decimal"/>
+      <w:lvlText w:val="%1."/>
+      <w:lvlJc w:val="left"/>
+      <w:pPr>
+        <w:ind w:left="1069" w:hanging="360"/>
+      </w:pPr>
+      <w:rPr>
+        <w:rFonts w:hint="default"/>
+      </w:rPr>
+    </w:lvl>
+    <w:lvl w:ilvl="1" w:tplc="04190019" w:tentative="1">
+      <w:start w:val="1"/>
+      <w:numFmt w:val="lowerLetter"/>
+      <w:lvlText w:val="%2."/>
+      <w:lvlJc w:val="left"/>
+      <w:pPr>
+        <w:ind w:left="1789" w:hanging="360"/>
+      </w:pPr>
+    </w:lvl>
+    <w:lvl w:ilvl="2" w:tplc="0419001B" w:tentative="1">
+      <w:start w:val="1"/>
+      <w:numFmt w:val="lowerRoman"/>
+      <w:lvlText w:val="%3."/>
+      <w:lvlJc w:val="right"/>
+      <w:pPr>
+        <w:ind w:left="2509" w:hanging="180"/>
+      </w:pPr>
+    </w:lvl>
+    <w:lvl w:ilvl="3" w:tplc="0419000F" w:tentative="1">
+      <w:start w:val="1"/>
+      <w:numFmt w:val="decimal"/>
+      <w:lvlText w:val="%4."/>
+      <w:lvlJc w:val="left"/>
+      <w:pPr>
+        <w:ind w:left="3229" w:hanging="360"/>
+      </w:pPr>
+    </w:lvl>
+    <w:lvl w:ilvl="4" w:tplc="04190019" w:tentative="1">
+      <w:start w:val="1"/>
+      <w:numFmt w:val="lowerLetter"/>
+      <w:lvlText w:val="%5."/>
+      <w:lvlJc w:val="left"/>
+      <w:pPr>
+        <w:ind w:left="3949" w:hanging="360"/>
+      </w:pPr>
+    </w:lvl>
+    <w:lvl w:ilvl="5" w:tplc="0419001B" w:tentative="1">
+      <w:start w:val="1"/>
+      <w:numFmt w:val="lowerRoman"/>
+      <w:lvlText w:val="%6."/>
+      <w:lvlJc w:val="right"/>
+      <w:pPr>
+        <w:ind w:left="4669" w:hanging="180"/>
+      </w:pPr>
+    </w:lvl>
+    <w:lvl w:ilvl="6" w:tplc="0419000F" w:tentative="1">
+      <w:start w:val="1"/>
+      <w:numFmt w:val="decimal"/>
+      <w:lvlText w:val="%7."/>
+      <w:lvlJc w:val="left"/>
+      <w:pPr>
+        <w:ind w:left="5389" w:hanging="360"/>
+      </w:pPr>
+    </w:lvl>
+    <w:lvl w:ilvl="7" w:tplc="04190019" w:tentative="1">
+      <w:start w:val="1"/>
+      <w:numFmt w:val="lowerLetter"/>
+      <w:lvlText w:val="%8."/>
+      <w:lvlJc w:val="left"/>
+      <w:pPr>
+        <w:ind w:left="6109" w:hanging="360"/>
+      </w:pPr>
+    </w:lvl>
+    <w:lvl w:ilvl="8" w:tplc="0419001B" w:tentative="1">
+      <w:start w:val="1"/>
+      <w:numFmt w:val="lowerRoman"/>
+      <w:lvlText w:val="%9."/>
+      <w:lvlJc w:val="right"/>
+      <w:pPr>
+        <w:ind w:left="6829" w:hanging="180"/>
+      </w:pPr>
+    </w:lvl>
+  </w:abstractNum>
+  <w:abstractNum w:abstractNumId="26" w15:restartNumberingAfterBreak="0">
+    <w:nsid w:val="4F2F7FA3"/>
+    <w:multiLevelType w:val="hybridMultilevel"/>
+    <w:tmpl w:val="66621C46"/>
+    <w:lvl w:ilvl="0" w:tplc="9E78E4A0">
+      <w:start w:val="1"/>
+      <w:numFmt w:val="decimal"/>
+      <w:lvlText w:val="%1."/>
+      <w:lvlJc w:val="left"/>
+      <w:pPr>
+        <w:ind w:left="1069" w:hanging="360"/>
+      </w:pPr>
+      <w:rPr>
+        <w:rFonts w:hint="default"/>
+      </w:rPr>
+    </w:lvl>
+    <w:lvl w:ilvl="1" w:tplc="04190019" w:tentative="1">
+      <w:start w:val="1"/>
+      <w:numFmt w:val="lowerLetter"/>
+      <w:lvlText w:val="%2."/>
+      <w:lvlJc w:val="left"/>
+      <w:pPr>
+        <w:ind w:left="1789" w:hanging="360"/>
+      </w:pPr>
+    </w:lvl>
+    <w:lvl w:ilvl="2" w:tplc="0419001B" w:tentative="1">
+      <w:start w:val="1"/>
+      <w:numFmt w:val="lowerRoman"/>
+      <w:lvlText w:val="%3."/>
+      <w:lvlJc w:val="right"/>
+      <w:pPr>
+        <w:ind w:left="2509" w:hanging="180"/>
+      </w:pPr>
+    </w:lvl>
+    <w:lvl w:ilvl="3" w:tplc="0419000F" w:tentative="1">
+      <w:start w:val="1"/>
+      <w:numFmt w:val="decimal"/>
+      <w:lvlText w:val="%4."/>
+      <w:lvlJc w:val="left"/>
+      <w:pPr>
+        <w:ind w:left="3229" w:hanging="360"/>
+      </w:pPr>
+    </w:lvl>
+    <w:lvl w:ilvl="4" w:tplc="04190019" w:tentative="1">
+      <w:start w:val="1"/>
+      <w:numFmt w:val="lowerLetter"/>
+      <w:lvlText w:val="%5."/>
+      <w:lvlJc w:val="left"/>
+      <w:pPr>
+        <w:ind w:left="3949" w:hanging="360"/>
+      </w:pPr>
+    </w:lvl>
+    <w:lvl w:ilvl="5" w:tplc="0419001B" w:tentative="1">
+      <w:start w:val="1"/>
+      <w:numFmt w:val="lowerRoman"/>
+      <w:lvlText w:val="%6."/>
+      <w:lvlJc w:val="right"/>
+      <w:pPr>
+        <w:ind w:left="4669" w:hanging="180"/>
+      </w:pPr>
+    </w:lvl>
+    <w:lvl w:ilvl="6" w:tplc="0419000F" w:tentative="1">
+      <w:start w:val="1"/>
+      <w:numFmt w:val="decimal"/>
+      <w:lvlText w:val="%7."/>
+      <w:lvlJc w:val="left"/>
+      <w:pPr>
+        <w:ind w:left="5389" w:hanging="360"/>
+      </w:pPr>
+    </w:lvl>
+    <w:lvl w:ilvl="7" w:tplc="04190019" w:tentative="1">
+      <w:start w:val="1"/>
+      <w:numFmt w:val="lowerLetter"/>
+      <w:lvlText w:val="%8."/>
+      <w:lvlJc w:val="left"/>
+      <w:pPr>
+        <w:ind w:left="6109" w:hanging="360"/>
+      </w:pPr>
+    </w:lvl>
+    <w:lvl w:ilvl="8" w:tplc="0419001B" w:tentative="1">
+      <w:start w:val="1"/>
+      <w:numFmt w:val="lowerRoman"/>
+      <w:lvlText w:val="%9."/>
+      <w:lvlJc w:val="right"/>
+      <w:pPr>
+        <w:ind w:left="6829" w:hanging="180"/>
+      </w:pPr>
+    </w:lvl>
+  </w:abstractNum>
+  <w:abstractNum w:abstractNumId="27" w15:restartNumberingAfterBreak="0">
     <w:nsid w:val="50BC1113"/>
     <w:multiLevelType w:val="multilevel"/>
     <w:tmpl w:val="772AE516"/>
@@ -7119,7 +7899,96 @@
       </w:rPr>
     </w:lvl>
   </w:abstractNum>
-  <w:abstractNum w:abstractNumId="22" w15:restartNumberingAfterBreak="0">
+  <w:abstractNum w:abstractNumId="28" w15:restartNumberingAfterBreak="0">
+    <w:nsid w:val="523A3F77"/>
+    <w:multiLevelType w:val="hybridMultilevel"/>
+    <w:tmpl w:val="D6A076FC"/>
+    <w:lvl w:ilvl="0" w:tplc="3F762496">
+      <w:start w:val="1"/>
+      <w:numFmt w:val="decimal"/>
+      <w:lvlText w:val="%1."/>
+      <w:lvlJc w:val="left"/>
+      <w:pPr>
+        <w:ind w:left="1069" w:hanging="360"/>
+      </w:pPr>
+      <w:rPr>
+        <w:rFonts w:hint="default"/>
+      </w:rPr>
+    </w:lvl>
+    <w:lvl w:ilvl="1" w:tplc="04190019" w:tentative="1">
+      <w:start w:val="1"/>
+      <w:numFmt w:val="lowerLetter"/>
+      <w:lvlText w:val="%2."/>
+      <w:lvlJc w:val="left"/>
+      <w:pPr>
+        <w:ind w:left="1789" w:hanging="360"/>
+      </w:pPr>
+    </w:lvl>
+    <w:lvl w:ilvl="2" w:tplc="0419001B" w:tentative="1">
+      <w:start w:val="1"/>
+      <w:numFmt w:val="lowerRoman"/>
+      <w:lvlText w:val="%3."/>
+      <w:lvlJc w:val="right"/>
+      <w:pPr>
+        <w:ind w:left="2509" w:hanging="180"/>
+      </w:pPr>
+    </w:lvl>
+    <w:lvl w:ilvl="3" w:tplc="0419000F" w:tentative="1">
+      <w:start w:val="1"/>
+      <w:numFmt w:val="decimal"/>
+      <w:lvlText w:val="%4."/>
+      <w:lvlJc w:val="left"/>
+      <w:pPr>
+        <w:ind w:left="3229" w:hanging="360"/>
+      </w:pPr>
+    </w:lvl>
+    <w:lvl w:ilvl="4" w:tplc="04190019" w:tentative="1">
+      <w:start w:val="1"/>
+      <w:numFmt w:val="lowerLetter"/>
+      <w:lvlText w:val="%5."/>
+      <w:lvlJc w:val="left"/>
+      <w:pPr>
+        <w:ind w:left="3949" w:hanging="360"/>
+      </w:pPr>
+    </w:lvl>
+    <w:lvl w:ilvl="5" w:tplc="0419001B" w:tentative="1">
+      <w:start w:val="1"/>
+      <w:numFmt w:val="lowerRoman"/>
+      <w:lvlText w:val="%6."/>
+      <w:lvlJc w:val="right"/>
+      <w:pPr>
+        <w:ind w:left="4669" w:hanging="180"/>
+      </w:pPr>
+    </w:lvl>
+    <w:lvl w:ilvl="6" w:tplc="0419000F" w:tentative="1">
+      <w:start w:val="1"/>
+      <w:numFmt w:val="decimal"/>
+      <w:lvlText w:val="%7."/>
+      <w:lvlJc w:val="left"/>
+      <w:pPr>
+        <w:ind w:left="5389" w:hanging="360"/>
+      </w:pPr>
+    </w:lvl>
+    <w:lvl w:ilvl="7" w:tplc="04190019" w:tentative="1">
+      <w:start w:val="1"/>
+      <w:numFmt w:val="lowerLetter"/>
+      <w:lvlText w:val="%8."/>
+      <w:lvlJc w:val="left"/>
+      <w:pPr>
+        <w:ind w:left="6109" w:hanging="360"/>
+      </w:pPr>
+    </w:lvl>
+    <w:lvl w:ilvl="8" w:tplc="0419001B" w:tentative="1">
+      <w:start w:val="1"/>
+      <w:numFmt w:val="lowerRoman"/>
+      <w:lvlText w:val="%9."/>
+      <w:lvlJc w:val="right"/>
+      <w:pPr>
+        <w:ind w:left="6829" w:hanging="180"/>
+      </w:pPr>
+    </w:lvl>
+  </w:abstractNum>
+  <w:abstractNum w:abstractNumId="29" w15:restartNumberingAfterBreak="0">
     <w:nsid w:val="58993218"/>
     <w:multiLevelType w:val="multilevel"/>
     <w:tmpl w:val="FDA434F4"/>
@@ -7268,120 +8137,120 @@
       </w:rPr>
     </w:lvl>
   </w:abstractNum>
-  <w:abstractNum w:abstractNumId="23" w15:restartNumberingAfterBreak="0">
+  <w:abstractNum w:abstractNumId="30" w15:restartNumberingAfterBreak="0">
     <w:nsid w:val="5B0E662A"/>
     <w:multiLevelType w:val="hybridMultilevel"/>
-    <w:tmpl w:val="3B8259B8"/>
-    <w:lvl w:ilvl="0" w:tplc="04190001">
+    <w:tmpl w:val="61D6ED30"/>
+    <w:lvl w:ilvl="0" w:tplc="0172E762">
+      <w:start w:val="1"/>
+      <w:numFmt w:val="decimal"/>
+      <w:lvlText w:val="%1)"/>
+      <w:lvlJc w:val="left"/>
+      <w:pPr>
+        <w:ind w:left="1429" w:hanging="360"/>
+      </w:pPr>
+      <w:rPr>
+        <w:rFonts w:ascii="Times New Roman" w:eastAsia="Times New Roman" w:hAnsi="Times New Roman" w:cstheme="minorBidi"/>
+      </w:rPr>
+    </w:lvl>
+    <w:lvl w:ilvl="1" w:tplc="04190003" w:tentative="1">
+      <w:start w:val="1"/>
+      <w:numFmt w:val="bullet"/>
+      <w:lvlText w:val="o"/>
+      <w:lvlJc w:val="left"/>
+      <w:pPr>
+        <w:ind w:left="2149" w:hanging="360"/>
+      </w:pPr>
+      <w:rPr>
+        <w:rFonts w:ascii="Courier New" w:hAnsi="Courier New" w:cs="Courier New" w:hint="default"/>
+      </w:rPr>
+    </w:lvl>
+    <w:lvl w:ilvl="2" w:tplc="04190005" w:tentative="1">
+      <w:start w:val="1"/>
+      <w:numFmt w:val="bullet"/>
+      <w:lvlText w:val=""/>
+      <w:lvlJc w:val="left"/>
+      <w:pPr>
+        <w:ind w:left="2869" w:hanging="360"/>
+      </w:pPr>
+      <w:rPr>
+        <w:rFonts w:ascii="Wingdings" w:hAnsi="Wingdings" w:hint="default"/>
+      </w:rPr>
+    </w:lvl>
+    <w:lvl w:ilvl="3" w:tplc="04190001" w:tentative="1">
       <w:start w:val="1"/>
       <w:numFmt w:val="bullet"/>
       <w:lvlText w:val=""/>
       <w:lvlJc w:val="left"/>
       <w:pPr>
-        <w:ind w:left="1429" w:hanging="360"/>
+        <w:ind w:left="3589" w:hanging="360"/>
       </w:pPr>
       <w:rPr>
         <w:rFonts w:ascii="Symbol" w:hAnsi="Symbol" w:hint="default"/>
       </w:rPr>
     </w:lvl>
-    <w:lvl w:ilvl="1" w:tplc="04190003" w:tentative="1">
+    <w:lvl w:ilvl="4" w:tplc="04190003" w:tentative="1">
       <w:start w:val="1"/>
       <w:numFmt w:val="bullet"/>
       <w:lvlText w:val="o"/>
       <w:lvlJc w:val="left"/>
       <w:pPr>
-        <w:ind w:left="2149" w:hanging="360"/>
+        <w:ind w:left="4309" w:hanging="360"/>
       </w:pPr>
       <w:rPr>
         <w:rFonts w:ascii="Courier New" w:hAnsi="Courier New" w:cs="Courier New" w:hint="default"/>
       </w:rPr>
     </w:lvl>
-    <w:lvl w:ilvl="2" w:tplc="04190005" w:tentative="1">
+    <w:lvl w:ilvl="5" w:tplc="04190005" w:tentative="1">
       <w:start w:val="1"/>
       <w:numFmt w:val="bullet"/>
       <w:lvlText w:val=""/>
       <w:lvlJc w:val="left"/>
       <w:pPr>
-        <w:ind w:left="2869" w:hanging="360"/>
+        <w:ind w:left="5029" w:hanging="360"/>
       </w:pPr>
       <w:rPr>
         <w:rFonts w:ascii="Wingdings" w:hAnsi="Wingdings" w:hint="default"/>
       </w:rPr>
     </w:lvl>
-    <w:lvl w:ilvl="3" w:tplc="04190001" w:tentative="1">
+    <w:lvl w:ilvl="6" w:tplc="04190001" w:tentative="1">
       <w:start w:val="1"/>
       <w:numFmt w:val="bullet"/>
       <w:lvlText w:val=""/>
       <w:lvlJc w:val="left"/>
       <w:pPr>
-        <w:ind w:left="3589" w:hanging="360"/>
+        <w:ind w:left="5749" w:hanging="360"/>
       </w:pPr>
       <w:rPr>
         <w:rFonts w:ascii="Symbol" w:hAnsi="Symbol" w:hint="default"/>
       </w:rPr>
     </w:lvl>
-    <w:lvl w:ilvl="4" w:tplc="04190003" w:tentative="1">
+    <w:lvl w:ilvl="7" w:tplc="04190003" w:tentative="1">
       <w:start w:val="1"/>
       <w:numFmt w:val="bullet"/>
       <w:lvlText w:val="o"/>
       <w:lvlJc w:val="left"/>
       <w:pPr>
-        <w:ind w:left="4309" w:hanging="360"/>
+        <w:ind w:left="6469" w:hanging="360"/>
       </w:pPr>
       <w:rPr>
         <w:rFonts w:ascii="Courier New" w:hAnsi="Courier New" w:cs="Courier New" w:hint="default"/>
       </w:rPr>
     </w:lvl>
-    <w:lvl w:ilvl="5" w:tplc="04190005" w:tentative="1">
+    <w:lvl w:ilvl="8" w:tplc="04190005" w:tentative="1">
       <w:start w:val="1"/>
       <w:numFmt w:val="bullet"/>
       <w:lvlText w:val=""/>
       <w:lvlJc w:val="left"/>
       <w:pPr>
-        <w:ind w:left="5029" w:hanging="360"/>
+        <w:ind w:left="7189" w:hanging="360"/>
       </w:pPr>
       <w:rPr>
         <w:rFonts w:ascii="Wingdings" w:hAnsi="Wingdings" w:hint="default"/>
       </w:rPr>
     </w:lvl>
-    <w:lvl w:ilvl="6" w:tplc="04190001" w:tentative="1">
-      <w:start w:val="1"/>
-      <w:numFmt w:val="bullet"/>
-      <w:lvlText w:val=""/>
-      <w:lvlJc w:val="left"/>
-      <w:pPr>
-        <w:ind w:left="5749" w:hanging="360"/>
-      </w:pPr>
-      <w:rPr>
-        <w:rFonts w:ascii="Symbol" w:hAnsi="Symbol" w:hint="default"/>
-      </w:rPr>
-    </w:lvl>
-    <w:lvl w:ilvl="7" w:tplc="04190003" w:tentative="1">
-      <w:start w:val="1"/>
-      <w:numFmt w:val="bullet"/>
-      <w:lvlText w:val="o"/>
-      <w:lvlJc w:val="left"/>
-      <w:pPr>
-        <w:ind w:left="6469" w:hanging="360"/>
-      </w:pPr>
-      <w:rPr>
-        <w:rFonts w:ascii="Courier New" w:hAnsi="Courier New" w:cs="Courier New" w:hint="default"/>
-      </w:rPr>
-    </w:lvl>
-    <w:lvl w:ilvl="8" w:tplc="04190005" w:tentative="1">
-      <w:start w:val="1"/>
-      <w:numFmt w:val="bullet"/>
-      <w:lvlText w:val=""/>
-      <w:lvlJc w:val="left"/>
-      <w:pPr>
-        <w:ind w:left="7189" w:hanging="360"/>
-      </w:pPr>
-      <w:rPr>
-        <w:rFonts w:ascii="Wingdings" w:hAnsi="Wingdings" w:hint="default"/>
-      </w:rPr>
-    </w:lvl>
   </w:abstractNum>
-  <w:abstractNum w:abstractNumId="24" w15:restartNumberingAfterBreak="0">
+  <w:abstractNum w:abstractNumId="31" w15:restartNumberingAfterBreak="0">
     <w:nsid w:val="5D123824"/>
     <w:multiLevelType w:val="multilevel"/>
     <w:tmpl w:val="41BACC86"/>
@@ -7476,7 +8345,7 @@
       </w:pPr>
     </w:lvl>
   </w:abstractNum>
-  <w:abstractNum w:abstractNumId="25" w15:restartNumberingAfterBreak="0">
+  <w:abstractNum w:abstractNumId="32" w15:restartNumberingAfterBreak="0">
     <w:nsid w:val="67450370"/>
     <w:multiLevelType w:val="hybridMultilevel"/>
     <w:tmpl w:val="3FE0F172"/>
@@ -7589,7 +8458,7 @@
       </w:rPr>
     </w:lvl>
   </w:abstractNum>
-  <w:abstractNum w:abstractNumId="26" w15:restartNumberingAfterBreak="0">
+  <w:abstractNum w:abstractNumId="33" w15:restartNumberingAfterBreak="0">
     <w:nsid w:val="67FC70B2"/>
     <w:multiLevelType w:val="hybridMultilevel"/>
     <w:tmpl w:val="39249A36"/>
@@ -7679,7 +8548,7 @@
       </w:pPr>
     </w:lvl>
   </w:abstractNum>
-  <w:abstractNum w:abstractNumId="27" w15:restartNumberingAfterBreak="0">
+  <w:abstractNum w:abstractNumId="34" w15:restartNumberingAfterBreak="0">
     <w:nsid w:val="69B51D24"/>
     <w:multiLevelType w:val="multilevel"/>
     <w:tmpl w:val="6F544936"/>
@@ -7797,7 +8666,7 @@
       </w:pPr>
     </w:lvl>
   </w:abstractNum>
-  <w:abstractNum w:abstractNumId="28" w15:restartNumberingAfterBreak="0">
+  <w:abstractNum w:abstractNumId="35" w15:restartNumberingAfterBreak="0">
     <w:nsid w:val="71E94636"/>
     <w:multiLevelType w:val="multilevel"/>
     <w:tmpl w:val="810C1948"/>
@@ -7946,7 +8815,7 @@
       </w:rPr>
     </w:lvl>
   </w:abstractNum>
-  <w:abstractNum w:abstractNumId="29" w15:restartNumberingAfterBreak="0">
+  <w:abstractNum w:abstractNumId="36" w15:restartNumberingAfterBreak="0">
     <w:nsid w:val="721A177E"/>
     <w:multiLevelType w:val="hybridMultilevel"/>
     <w:tmpl w:val="9E3AB358"/>
@@ -8087,7 +8956,7 @@
       </w:rPr>
     </w:lvl>
   </w:abstractNum>
-  <w:abstractNum w:abstractNumId="30" w15:restartNumberingAfterBreak="0">
+  <w:abstractNum w:abstractNumId="37" w15:restartNumberingAfterBreak="0">
     <w:nsid w:val="73C65286"/>
     <w:multiLevelType w:val="multilevel"/>
     <w:tmpl w:val="640A4FF8"/>
@@ -8236,7 +9105,96 @@
       </w:rPr>
     </w:lvl>
   </w:abstractNum>
-  <w:abstractNum w:abstractNumId="31" w15:restartNumberingAfterBreak="0">
+  <w:abstractNum w:abstractNumId="38" w15:restartNumberingAfterBreak="0">
+    <w:nsid w:val="768F1AC9"/>
+    <w:multiLevelType w:val="hybridMultilevel"/>
+    <w:tmpl w:val="FD147074"/>
+    <w:lvl w:ilvl="0" w:tplc="8EF0F718">
+      <w:start w:val="1"/>
+      <w:numFmt w:val="decimal"/>
+      <w:lvlText w:val="%1."/>
+      <w:lvlJc w:val="left"/>
+      <w:pPr>
+        <w:ind w:left="1069" w:hanging="360"/>
+      </w:pPr>
+      <w:rPr>
+        <w:rFonts w:hint="default"/>
+      </w:rPr>
+    </w:lvl>
+    <w:lvl w:ilvl="1" w:tplc="04190019" w:tentative="1">
+      <w:start w:val="1"/>
+      <w:numFmt w:val="lowerLetter"/>
+      <w:lvlText w:val="%2."/>
+      <w:lvlJc w:val="left"/>
+      <w:pPr>
+        <w:ind w:left="1789" w:hanging="360"/>
+      </w:pPr>
+    </w:lvl>
+    <w:lvl w:ilvl="2" w:tplc="0419001B" w:tentative="1">
+      <w:start w:val="1"/>
+      <w:numFmt w:val="lowerRoman"/>
+      <w:lvlText w:val="%3."/>
+      <w:lvlJc w:val="right"/>
+      <w:pPr>
+        <w:ind w:left="2509" w:hanging="180"/>
+      </w:pPr>
+    </w:lvl>
+    <w:lvl w:ilvl="3" w:tplc="0419000F" w:tentative="1">
+      <w:start w:val="1"/>
+      <w:numFmt w:val="decimal"/>
+      <w:lvlText w:val="%4."/>
+      <w:lvlJc w:val="left"/>
+      <w:pPr>
+        <w:ind w:left="3229" w:hanging="360"/>
+      </w:pPr>
+    </w:lvl>
+    <w:lvl w:ilvl="4" w:tplc="04190019" w:tentative="1">
+      <w:start w:val="1"/>
+      <w:numFmt w:val="lowerLetter"/>
+      <w:lvlText w:val="%5."/>
+      <w:lvlJc w:val="left"/>
+      <w:pPr>
+        <w:ind w:left="3949" w:hanging="360"/>
+      </w:pPr>
+    </w:lvl>
+    <w:lvl w:ilvl="5" w:tplc="0419001B" w:tentative="1">
+      <w:start w:val="1"/>
+      <w:numFmt w:val="lowerRoman"/>
+      <w:lvlText w:val="%6."/>
+      <w:lvlJc w:val="right"/>
+      <w:pPr>
+        <w:ind w:left="4669" w:hanging="180"/>
+      </w:pPr>
+    </w:lvl>
+    <w:lvl w:ilvl="6" w:tplc="0419000F" w:tentative="1">
+      <w:start w:val="1"/>
+      <w:numFmt w:val="decimal"/>
+      <w:lvlText w:val="%7."/>
+      <w:lvlJc w:val="left"/>
+      <w:pPr>
+        <w:ind w:left="5389" w:hanging="360"/>
+      </w:pPr>
+    </w:lvl>
+    <w:lvl w:ilvl="7" w:tplc="04190019" w:tentative="1">
+      <w:start w:val="1"/>
+      <w:numFmt w:val="lowerLetter"/>
+      <w:lvlText w:val="%8."/>
+      <w:lvlJc w:val="left"/>
+      <w:pPr>
+        <w:ind w:left="6109" w:hanging="360"/>
+      </w:pPr>
+    </w:lvl>
+    <w:lvl w:ilvl="8" w:tplc="0419001B" w:tentative="1">
+      <w:start w:val="1"/>
+      <w:numFmt w:val="lowerRoman"/>
+      <w:lvlText w:val="%9."/>
+      <w:lvlJc w:val="right"/>
+      <w:pPr>
+        <w:ind w:left="6829" w:hanging="180"/>
+      </w:pPr>
+    </w:lvl>
+  </w:abstractNum>
+  <w:abstractNum w:abstractNumId="39" w15:restartNumberingAfterBreak="0">
     <w:nsid w:val="78AD6496"/>
     <w:multiLevelType w:val="multilevel"/>
     <w:tmpl w:val="34FAAE62"/>
@@ -8385,7 +9343,7 @@
       </w:rPr>
     </w:lvl>
   </w:abstractNum>
-  <w:abstractNum w:abstractNumId="32" w15:restartNumberingAfterBreak="0">
+  <w:abstractNum w:abstractNumId="40" w15:restartNumberingAfterBreak="0">
     <w:nsid w:val="79AE653D"/>
     <w:multiLevelType w:val="hybridMultilevel"/>
     <w:tmpl w:val="672C9A96"/>
@@ -8499,7 +9457,7 @@
     </w:lvl>
   </w:abstractNum>
   <w:num w:numId="1" w16cid:durableId="1009261138">
-    <w:abstractNumId w:val="3"/>
+    <w:abstractNumId w:val="5"/>
     <w:lvlOverride w:ilvl="0">
       <w:startOverride w:val="1"/>
     </w:lvlOverride>
@@ -8532,6 +9490,42 @@
     <w:abstractNumId w:val="0"/>
   </w:num>
   <w:num w:numId="3" w16cid:durableId="624773522">
+    <w:abstractNumId w:val="18"/>
+    <w:lvlOverride w:ilvl="0">
+      <w:startOverride w:val="1"/>
+    </w:lvlOverride>
+    <w:lvlOverride w:ilvl="1">
+      <w:startOverride w:val="1"/>
+    </w:lvlOverride>
+    <w:lvlOverride w:ilvl="2">
+      <w:startOverride w:val="1"/>
+    </w:lvlOverride>
+    <w:lvlOverride w:ilvl="3">
+      <w:startOverride w:val="1"/>
+    </w:lvlOverride>
+    <w:lvlOverride w:ilvl="4">
+      <w:startOverride w:val="1"/>
+    </w:lvlOverride>
+    <w:lvlOverride w:ilvl="5">
+      <w:startOverride w:val="1"/>
+    </w:lvlOverride>
+    <w:lvlOverride w:ilvl="6">
+      <w:startOverride w:val="1"/>
+    </w:lvlOverride>
+    <w:lvlOverride w:ilvl="7">
+      <w:startOverride w:val="1"/>
+    </w:lvlOverride>
+    <w:lvlOverride w:ilvl="8">
+      <w:startOverride w:val="1"/>
+    </w:lvlOverride>
+  </w:num>
+  <w:num w:numId="4" w16cid:durableId="2050447953">
+    <w:abstractNumId w:val="36"/>
+  </w:num>
+  <w:num w:numId="5" w16cid:durableId="2083093674">
+    <w:abstractNumId w:val="17"/>
+  </w:num>
+  <w:num w:numId="6" w16cid:durableId="1873572898">
     <w:abstractNumId w:val="16"/>
     <w:lvlOverride w:ilvl="0">
       <w:startOverride w:val="1"/>
@@ -8561,44 +9555,8 @@
       <w:startOverride w:val="1"/>
     </w:lvlOverride>
   </w:num>
-  <w:num w:numId="4" w16cid:durableId="2050447953">
-    <w:abstractNumId w:val="29"/>
-  </w:num>
-  <w:num w:numId="5" w16cid:durableId="2083093674">
-    <w:abstractNumId w:val="15"/>
-  </w:num>
-  <w:num w:numId="6" w16cid:durableId="1873572898">
-    <w:abstractNumId w:val="14"/>
-    <w:lvlOverride w:ilvl="0">
-      <w:startOverride w:val="1"/>
-    </w:lvlOverride>
-    <w:lvlOverride w:ilvl="1">
-      <w:startOverride w:val="1"/>
-    </w:lvlOverride>
-    <w:lvlOverride w:ilvl="2">
-      <w:startOverride w:val="1"/>
-    </w:lvlOverride>
-    <w:lvlOverride w:ilvl="3">
-      <w:startOverride w:val="1"/>
-    </w:lvlOverride>
-    <w:lvlOverride w:ilvl="4">
-      <w:startOverride w:val="1"/>
-    </w:lvlOverride>
-    <w:lvlOverride w:ilvl="5">
-      <w:startOverride w:val="1"/>
-    </w:lvlOverride>
-    <w:lvlOverride w:ilvl="6">
-      <w:startOverride w:val="1"/>
-    </w:lvlOverride>
-    <w:lvlOverride w:ilvl="7">
-      <w:startOverride w:val="1"/>
-    </w:lvlOverride>
-    <w:lvlOverride w:ilvl="8">
-      <w:startOverride w:val="1"/>
-    </w:lvlOverride>
-  </w:num>
   <w:num w:numId="7" w16cid:durableId="595943921">
-    <w:abstractNumId w:val="24"/>
+    <w:abstractNumId w:val="31"/>
     <w:lvlOverride w:ilvl="0">
       <w:startOverride w:val="1"/>
     </w:lvlOverride>
@@ -8628,7 +9586,7 @@
     </w:lvlOverride>
   </w:num>
   <w:num w:numId="8" w16cid:durableId="1890846103">
-    <w:abstractNumId w:val="2"/>
+    <w:abstractNumId w:val="3"/>
     <w:lvlOverride w:ilvl="0">
       <w:startOverride w:val="1"/>
     </w:lvlOverride>
@@ -8658,7 +9616,7 @@
     </w:lvlOverride>
   </w:num>
   <w:num w:numId="9" w16cid:durableId="1640912156">
-    <w:abstractNumId w:val="26"/>
+    <w:abstractNumId w:val="33"/>
     <w:lvlOverride w:ilvl="0">
       <w:startOverride w:val="1"/>
     </w:lvlOverride>
@@ -8718,10 +9676,10 @@
     </w:lvlOverride>
   </w:num>
   <w:num w:numId="11" w16cid:durableId="916523192">
-    <w:abstractNumId w:val="8"/>
+    <w:abstractNumId w:val="10"/>
   </w:num>
   <w:num w:numId="12" w16cid:durableId="1980381606">
-    <w:abstractNumId w:val="20"/>
+    <w:abstractNumId w:val="24"/>
     <w:lvlOverride w:ilvl="0">
       <w:startOverride w:val="1"/>
     </w:lvlOverride>
@@ -8751,76 +9709,100 @@
     </w:lvlOverride>
   </w:num>
   <w:num w:numId="13" w16cid:durableId="490676206">
+    <w:abstractNumId w:val="34"/>
+  </w:num>
+  <w:num w:numId="14" w16cid:durableId="676224944">
+    <w:abstractNumId w:val="10"/>
+  </w:num>
+  <w:num w:numId="15" w16cid:durableId="1326860490">
+    <w:abstractNumId w:val="3"/>
+  </w:num>
+  <w:num w:numId="16" w16cid:durableId="45616329">
+    <w:abstractNumId w:val="24"/>
+  </w:num>
+  <w:num w:numId="17" w16cid:durableId="1363631972">
+    <w:abstractNumId w:val="14"/>
+  </w:num>
+  <w:num w:numId="18" w16cid:durableId="308900987">
     <w:abstractNumId w:val="27"/>
   </w:num>
-  <w:num w:numId="14" w16cid:durableId="676224944">
+  <w:num w:numId="19" w16cid:durableId="384646811">
     <w:abstractNumId w:val="8"/>
   </w:num>
-  <w:num w:numId="15" w16cid:durableId="1326860490">
+  <w:num w:numId="20" w16cid:durableId="391580492">
+    <w:abstractNumId w:val="12"/>
+  </w:num>
+  <w:num w:numId="21" w16cid:durableId="1258562001">
+    <w:abstractNumId w:val="32"/>
+  </w:num>
+  <w:num w:numId="22" w16cid:durableId="795373007">
+    <w:abstractNumId w:val="7"/>
+  </w:num>
+  <w:num w:numId="23" w16cid:durableId="7100111">
+    <w:abstractNumId w:val="9"/>
+  </w:num>
+  <w:num w:numId="24" w16cid:durableId="1589579820">
+    <w:abstractNumId w:val="19"/>
+  </w:num>
+  <w:num w:numId="25" w16cid:durableId="859509679">
+    <w:abstractNumId w:val="21"/>
+  </w:num>
+  <w:num w:numId="26" w16cid:durableId="1039818122">
+    <w:abstractNumId w:val="39"/>
+  </w:num>
+  <w:num w:numId="27" w16cid:durableId="669255514">
+    <w:abstractNumId w:val="22"/>
+  </w:num>
+  <w:num w:numId="28" w16cid:durableId="2021346572">
+    <w:abstractNumId w:val="11"/>
+  </w:num>
+  <w:num w:numId="29" w16cid:durableId="740373813">
+    <w:abstractNumId w:val="37"/>
+  </w:num>
+  <w:num w:numId="30" w16cid:durableId="2117403416">
+    <w:abstractNumId w:val="15"/>
+  </w:num>
+  <w:num w:numId="31" w16cid:durableId="495538422">
+    <w:abstractNumId w:val="40"/>
+  </w:num>
+  <w:num w:numId="32" w16cid:durableId="213927176">
+    <w:abstractNumId w:val="13"/>
+  </w:num>
+  <w:num w:numId="33" w16cid:durableId="13071131">
+    <w:abstractNumId w:val="6"/>
+  </w:num>
+  <w:num w:numId="34" w16cid:durableId="1013652455">
+    <w:abstractNumId w:val="35"/>
+  </w:num>
+  <w:num w:numId="35" w16cid:durableId="1971671816">
+    <w:abstractNumId w:val="29"/>
+  </w:num>
+  <w:num w:numId="36" w16cid:durableId="1202866648">
+    <w:abstractNumId w:val="30"/>
+  </w:num>
+  <w:num w:numId="37" w16cid:durableId="1338269078">
+    <w:abstractNumId w:val="20"/>
+  </w:num>
+  <w:num w:numId="38" w16cid:durableId="870338016">
+    <w:abstractNumId w:val="4"/>
+  </w:num>
+  <w:num w:numId="39" w16cid:durableId="584727329">
+    <w:abstractNumId w:val="28"/>
+  </w:num>
+  <w:num w:numId="40" w16cid:durableId="207692673">
+    <w:abstractNumId w:val="38"/>
+  </w:num>
+  <w:num w:numId="41" w16cid:durableId="1740665705">
+    <w:abstractNumId w:val="25"/>
+  </w:num>
+  <w:num w:numId="42" w16cid:durableId="1884050770">
+    <w:abstractNumId w:val="23"/>
+  </w:num>
+  <w:num w:numId="43" w16cid:durableId="495387792">
     <w:abstractNumId w:val="2"/>
   </w:num>
-  <w:num w:numId="16" w16cid:durableId="45616329">
-    <w:abstractNumId w:val="20"/>
-  </w:num>
-  <w:num w:numId="17" w16cid:durableId="1363631972">
-    <w:abstractNumId w:val="12"/>
-  </w:num>
-  <w:num w:numId="18" w16cid:durableId="308900987">
-    <w:abstractNumId w:val="21"/>
-  </w:num>
-  <w:num w:numId="19" w16cid:durableId="384646811">
-    <w:abstractNumId w:val="6"/>
-  </w:num>
-  <w:num w:numId="20" w16cid:durableId="391580492">
-    <w:abstractNumId w:val="10"/>
-  </w:num>
-  <w:num w:numId="21" w16cid:durableId="1258562001">
-    <w:abstractNumId w:val="25"/>
-  </w:num>
-  <w:num w:numId="22" w16cid:durableId="795373007">
-    <w:abstractNumId w:val="5"/>
-  </w:num>
-  <w:num w:numId="23" w16cid:durableId="7100111">
-    <w:abstractNumId w:val="7"/>
-  </w:num>
-  <w:num w:numId="24" w16cid:durableId="1589579820">
-    <w:abstractNumId w:val="17"/>
-  </w:num>
-  <w:num w:numId="25" w16cid:durableId="859509679">
-    <w:abstractNumId w:val="18"/>
-  </w:num>
-  <w:num w:numId="26" w16cid:durableId="1039818122">
-    <w:abstractNumId w:val="31"/>
-  </w:num>
-  <w:num w:numId="27" w16cid:durableId="669255514">
-    <w:abstractNumId w:val="19"/>
-  </w:num>
-  <w:num w:numId="28" w16cid:durableId="2021346572">
-    <w:abstractNumId w:val="9"/>
-  </w:num>
-  <w:num w:numId="29" w16cid:durableId="740373813">
-    <w:abstractNumId w:val="30"/>
-  </w:num>
-  <w:num w:numId="30" w16cid:durableId="2117403416">
-    <w:abstractNumId w:val="13"/>
-  </w:num>
-  <w:num w:numId="31" w16cid:durableId="495538422">
-    <w:abstractNumId w:val="32"/>
-  </w:num>
-  <w:num w:numId="32" w16cid:durableId="213927176">
-    <w:abstractNumId w:val="11"/>
-  </w:num>
-  <w:num w:numId="33" w16cid:durableId="13071131">
-    <w:abstractNumId w:val="4"/>
-  </w:num>
-  <w:num w:numId="34" w16cid:durableId="1013652455">
-    <w:abstractNumId w:val="28"/>
-  </w:num>
-  <w:num w:numId="35" w16cid:durableId="1971671816">
-    <w:abstractNumId w:val="22"/>
-  </w:num>
-  <w:num w:numId="36" w16cid:durableId="1202866648">
-    <w:abstractNumId w:val="23"/>
+  <w:num w:numId="44" w16cid:durableId="1551727102">
+    <w:abstractNumId w:val="26"/>
   </w:num>
 </w:numbering>
 </file>
